--- a/src/templates/Angebot-BU-KK-2.docx
+++ b/src/templates/Angebot-BU-KK-2.docx
@@ -19,652 +19,1231 @@
         <w:br/>
       </w:r>
       <w:r>
-        <w:rPr>
-          <w:rFonts w:eastAsia="Open Sans" w:cs="Open Sans" w:ascii="Open Sans" w:hAnsi="Open Sans"/>
-          <w:color w:val="070707"/>
-          <w:sz w:val="17"/>
-          <w:szCs w:val="17"/>
-        </w:rPr>
-        <w:t>EmC2 Attila Landgrafe, Waldstraße 5, 95032 Hof</w:t>
-      </w:r>
-    </w:p>
-    <w:p>
-      <w:pPr>
-        <w:pStyle w:val="normal1"/>
-        <w:rPr>
-          <w:rFonts w:ascii="Open Sans" w:hAnsi="Open Sans" w:eastAsia="Open Sans" w:cs="Open Sans"/>
-          <w:color w:val="070707"/>
-          <w:sz w:val="17"/>
-          <w:szCs w:val="17"/>
-        </w:rPr>
-      </w:pPr>
-      <w:r>
-        <w:rPr>
-          <w:rFonts w:eastAsia="Open Sans" w:cs="Open Sans" w:ascii="Open Sans" w:hAnsi="Open Sans"/>
-          <w:color w:val="070707"/>
-          <w:sz w:val="17"/>
-          <w:szCs w:val="17"/>
-        </w:rPr>
-      </w:r>
-    </w:p>
-    <w:tbl>
-      <w:tblPr>
-        <w:tblStyle w:val="NormalTable0"/>
-        <w:tblW w:w="10035" w:type="dxa"/>
-        <w:jc w:val="left"/>
-        <w:tblInd w:w="0" w:type="dxa"/>
-        <w:tblLayout w:type="fixed"/>
-        <w:tblCellMar>
-          <w:top w:w="0" w:type="dxa"/>
-          <w:left w:w="10" w:type="dxa"/>
-          <w:bottom w:w="0" w:type="dxa"/>
-          <w:right w:w="10" w:type="dxa"/>
-        </w:tblCellMar>
-        <w:tblLook w:val="04a0" w:noVBand="1" w:noHBand="0" w:lastColumn="0" w:firstColumn="1" w:lastRow="0" w:firstRow="1"/>
-      </w:tblPr>
-      <w:tblGrid>
-        <w:gridCol w:w="4800"/>
-        <w:gridCol w:w="2268"/>
-        <w:gridCol w:w="2967"/>
-      </w:tblGrid>
-      <w:tr>
-        <w:trPr>
-          <w:trHeight w:val="1380" w:hRule="atLeast"/>
-        </w:trPr>
-        <w:tc>
-          <w:tcPr>
-            <w:tcW w:w="4800" w:type="dxa"/>
-            <w:tcBorders>
-              <w:top w:val="single" w:sz="8" w:space="0" w:color="FFFFFF"/>
-              <w:left w:val="single" w:sz="8" w:space="0" w:color="FFFFFF"/>
-              <w:bottom w:val="single" w:sz="8" w:space="0" w:color="FFFFFF"/>
-              <w:right w:val="single" w:sz="8" w:space="0" w:color="FFFFFF"/>
-            </w:tcBorders>
-          </w:tcPr>
-          <w:p>
-            <w:pPr>
-              <w:pStyle w:val="Normal"/>
-              <w:suppressAutoHyphens w:val="true"/>
-              <w:spacing w:lineRule="auto" w:line="278" w:before="0" w:after="0"/>
-              <w:ind w:right="314"/>
-              <w:jc w:val="left"/>
-              <w:rPr>
-                <w:rFonts w:ascii="Open Sans" w:hAnsi="Open Sans" w:eastAsia="Open Sans" w:cs="Open Sans"/>
-              </w:rPr>
-            </w:pPr>
-            <w:r>
-              <w:rPr>
-                <w:rFonts w:eastAsia="Open Sans" w:cs="Open Sans" w:ascii="Open Sans" w:hAnsi="Open Sans"/>
-                <w:kern w:val="0"/>
-                <w:sz w:val="22"/>
-                <w:szCs w:val="22"/>
-                <w:lang w:val="pl-PL" w:eastAsia="pl-PL" w:bidi="ar-SA"/>
-              </w:rPr>
-              <w:t>{Anrede}</w:t>
-            </w:r>
-          </w:p>
-          <w:p>
-            <w:pPr>
-              <w:pStyle w:val="Normal"/>
-              <w:suppressAutoHyphens w:val="true"/>
-              <w:spacing w:lineRule="auto" w:line="278" w:before="0" w:after="0"/>
-              <w:ind w:right="314"/>
-              <w:jc w:val="left"/>
-              <w:rPr>
-                <w:rFonts w:ascii="Open Sans" w:hAnsi="Open Sans" w:eastAsia="Open Sans" w:cs="Open Sans"/>
-                <w:color w:val="1F1F1F"/>
-              </w:rPr>
-            </w:pPr>
-            <w:r>
-              <w:rPr>
-                <w:rFonts w:eastAsia="Open Sans" w:cs="Open Sans" w:ascii="Open Sans" w:hAnsi="Open Sans"/>
-                <w:kern w:val="0"/>
-                <w:sz w:val="22"/>
-                <w:szCs w:val="22"/>
-                <w:lang w:val="pl-PL" w:eastAsia="pl-PL" w:bidi="ar-SA"/>
-              </w:rPr>
-              <w:t>{Vorname} {Nachname}</w:t>
-            </w:r>
-          </w:p>
-          <w:p>
-            <w:pPr>
-              <w:pStyle w:val="Normal"/>
-              <w:suppressAutoHyphens w:val="true"/>
-              <w:spacing w:lineRule="auto" w:line="278" w:before="0" w:after="0"/>
-              <w:ind w:right="314"/>
-              <w:jc w:val="left"/>
-              <w:rPr>
-                <w:rFonts w:ascii="Open Sans" w:hAnsi="Open Sans" w:eastAsia="Open Sans" w:cs="Open Sans"/>
-                <w:color w:val="1F1F1F"/>
-              </w:rPr>
-            </w:pPr>
-            <w:r>
-              <w:rPr>
-                <w:rFonts w:eastAsia="Open Sans" w:cs="Open Sans" w:ascii="Open Sans" w:hAnsi="Open Sans"/>
-                <w:kern w:val="0"/>
-                <w:sz w:val="22"/>
-                <w:szCs w:val="22"/>
-                <w:lang w:val="pl-PL" w:eastAsia="pl-PL" w:bidi="ar-SA"/>
-              </w:rPr>
-              <w:t>{Adresse}</w:t>
-            </w:r>
-          </w:p>
-          <w:p>
-            <w:pPr>
-              <w:pStyle w:val="normal1"/>
-              <w:suppressAutoHyphens w:val="true"/>
-              <w:spacing w:lineRule="auto" w:line="278" w:before="0" w:after="0"/>
-              <w:ind w:right="314"/>
-              <w:jc w:val="left"/>
-              <w:rPr>
-                <w:rFonts w:ascii="Open Sans" w:hAnsi="Open Sans" w:eastAsia="Open Sans" w:cs="Open Sans"/>
-                <w:color w:val="070707"/>
-                <w:sz w:val="17"/>
-                <w:szCs w:val="17"/>
-              </w:rPr>
-            </w:pPr>
-            <w:r>
-              <w:rPr>
-                <w:rFonts w:eastAsia="Open Sans" w:cs="Open Sans" w:ascii="Open Sans" w:hAnsi="Open Sans"/>
-                <w:kern w:val="0"/>
-                <w:sz w:val="22"/>
-                <w:szCs w:val="22"/>
-                <w:lang w:val="pl-PL" w:eastAsia="pl-PL" w:bidi="ar-SA"/>
-              </w:rPr>
-              <w:t>{PLZ} {Stadt}</w:t>
-            </w:r>
-          </w:p>
-        </w:tc>
-        <w:tc>
-          <w:tcPr>
-            <w:tcW w:w="2268" w:type="dxa"/>
-            <w:tcBorders>
-              <w:top w:val="single" w:sz="8" w:space="0" w:color="FFFFFF"/>
-              <w:left w:val="single" w:sz="8" w:space="0" w:color="FFFFFF"/>
-              <w:bottom w:val="single" w:sz="8" w:space="0" w:color="FFFFFF"/>
-              <w:right w:val="single" w:sz="8" w:space="0" w:color="FFFFFF"/>
-            </w:tcBorders>
-          </w:tcPr>
-          <w:p>
-            <w:pPr>
-              <w:pStyle w:val="Normal"/>
-              <w:suppressAutoHyphens w:val="true"/>
-              <w:spacing w:lineRule="auto" w:line="276" w:before="0" w:after="0"/>
-              <w:ind w:right="127"/>
-              <w:jc w:val="left"/>
-              <w:rPr>
-                <w:rFonts w:ascii="Open Sans" w:hAnsi="Open Sans" w:eastAsia="Open Sans" w:cs="Open Sans"/>
-                <w:sz w:val="21"/>
-                <w:szCs w:val="21"/>
-                <w:lang w:val="de-DE"/>
-              </w:rPr>
-            </w:pPr>
-            <w:r>
-              <w:rPr>
-                <w:rFonts w:eastAsia="Open Sans" w:cs="Open Sans" w:ascii="Open Sans" w:hAnsi="Open Sans"/>
-                <w:color w:val="1F1F1F"/>
-                <w:kern w:val="0"/>
-                <w:sz w:val="21"/>
-                <w:szCs w:val="21"/>
-                <w:lang w:val="de-DE" w:eastAsia="pl-PL" w:bidi="ar-SA"/>
-              </w:rPr>
-              <w:t>Angebotsnummer</w:t>
-            </w:r>
-            <w:r>
-              <w:rPr>
-                <w:rFonts w:eastAsia="Open Sans" w:cs="Open Sans" w:ascii="Open Sans" w:hAnsi="Open Sans"/>
-                <w:kern w:val="0"/>
-                <w:sz w:val="21"/>
-                <w:szCs w:val="21"/>
-                <w:lang w:val="de-DE" w:eastAsia="pl-PL" w:bidi="ar-SA"/>
-              </w:rPr>
-              <w:t xml:space="preserve">        </w:t>
-            </w:r>
-            <w:r>
-              <w:rPr>
-                <w:rFonts w:eastAsia="Open Sans" w:cs="Open Sans" w:ascii="Open Sans" w:hAnsi="Open Sans"/>
-                <w:color w:val="1F1F1F"/>
-                <w:kern w:val="0"/>
-                <w:sz w:val="21"/>
-                <w:szCs w:val="21"/>
-                <w:lang w:val="de-DE" w:eastAsia="pl-PL" w:bidi="ar-SA"/>
-              </w:rPr>
-              <w:t>Datum</w:t>
-            </w:r>
-          </w:p>
-          <w:p>
-            <w:pPr>
-              <w:pStyle w:val="Normal"/>
-              <w:suppressAutoHyphens w:val="true"/>
-              <w:spacing w:lineRule="auto" w:line="276" w:before="0" w:after="0"/>
-              <w:ind w:right="127"/>
-              <w:jc w:val="left"/>
-              <w:rPr>
-                <w:rFonts w:ascii="Open Sans" w:hAnsi="Open Sans" w:eastAsia="Open Sans" w:cs="Open Sans"/>
-                <w:color w:val="1F1F1F"/>
-                <w:sz w:val="21"/>
-                <w:szCs w:val="21"/>
-                <w:lang w:val="de-DE"/>
-              </w:rPr>
-            </w:pPr>
-            <w:r>
-              <w:rPr>
-                <w:rFonts w:eastAsia="Open Sans" w:cs="Open Sans" w:ascii="Open Sans" w:hAnsi="Open Sans"/>
-                <w:color w:val="1F1F1F"/>
-                <w:kern w:val="0"/>
-                <w:sz w:val="21"/>
-                <w:szCs w:val="21"/>
-                <w:lang w:val="de-DE" w:eastAsia="pl-PL" w:bidi="ar-SA"/>
-              </w:rPr>
-              <w:t>Ansprechpartner</w:t>
-            </w:r>
-          </w:p>
-          <w:p>
-            <w:pPr>
-              <w:pStyle w:val="normal1"/>
-              <w:suppressAutoHyphens w:val="true"/>
-              <w:spacing w:lineRule="auto" w:line="276" w:before="0" w:after="0"/>
-              <w:ind w:right="127"/>
-              <w:jc w:val="left"/>
-              <w:rPr>
-                <w:rFonts w:ascii="Open Sans" w:hAnsi="Open Sans" w:eastAsia="Open Sans" w:cs="Open Sans"/>
-                <w:color w:val="070707"/>
-                <w:sz w:val="17"/>
-                <w:szCs w:val="17"/>
-                <w:lang w:val="de-DE"/>
-              </w:rPr>
-            </w:pPr>
-            <w:r>
-              <w:rPr>
-                <w:rFonts w:eastAsia="Open Sans" w:cs="Open Sans" w:ascii="Open Sans" w:hAnsi="Open Sans"/>
-                <w:color w:val="1F1F1F"/>
-                <w:kern w:val="0"/>
-                <w:sz w:val="21"/>
-                <w:szCs w:val="21"/>
-                <w:lang w:val="de-DE" w:eastAsia="pl-PL" w:bidi="ar-SA"/>
-              </w:rPr>
-              <w:t>Telefon</w:t>
-              <w:br/>
-              <w:t>E-Mail</w:t>
-            </w:r>
-          </w:p>
-          <w:p>
-            <w:pPr>
-              <w:pStyle w:val="Normal"/>
-              <w:suppressAutoHyphens w:val="true"/>
-              <w:spacing w:before="0" w:after="0"/>
-              <w:ind w:right="127"/>
-              <w:jc w:val="left"/>
-              <w:rPr>
-                <w:rFonts w:ascii="Open Sans" w:hAnsi="Open Sans"/>
-                <w:b w:val="false"/>
-                <w:bCs w:val="false"/>
-                <w:sz w:val="21"/>
-                <w:szCs w:val="21"/>
-              </w:rPr>
-            </w:pPr>
-            <w:r>
-              <w:rPr>
-                <w:rFonts w:ascii="Open Sans" w:hAnsi="Open Sans"/>
-                <w:b w:val="false"/>
-                <w:bCs w:val="false"/>
-                <w:sz w:val="21"/>
-                <w:szCs w:val="21"/>
-                <w:lang w:val="pl-PL"/>
-              </w:rPr>
-              <w:t>Referenz</w:t>
-            </w:r>
-          </w:p>
-          <w:p>
-            <w:pPr>
-              <w:pStyle w:val="normal1"/>
-              <w:suppressAutoHyphens w:val="true"/>
-              <w:spacing w:lineRule="auto" w:line="276" w:before="0" w:after="0"/>
-              <w:ind w:right="127"/>
-              <w:jc w:val="left"/>
-              <w:rPr>
-                <w:rFonts w:ascii="Open Sans" w:hAnsi="Open Sans" w:eastAsia="Open Sans" w:cs="Open Sans"/>
-                <w:color w:val="070707"/>
-                <w:sz w:val="17"/>
-                <w:szCs w:val="17"/>
-                <w:lang w:val="de-DE"/>
-              </w:rPr>
-            </w:pPr>
-            <w:r>
-              <w:rPr>
-                <w:rFonts w:eastAsia="Open Sans" w:cs="Open Sans" w:ascii="Open Sans" w:hAnsi="Open Sans"/>
-                <w:color w:val="070707"/>
-                <w:sz w:val="17"/>
-                <w:szCs w:val="17"/>
-                <w:lang w:val="de-DE"/>
-              </w:rPr>
-            </w:r>
-          </w:p>
-        </w:tc>
-        <w:tc>
-          <w:tcPr>
-            <w:tcW w:w="2967" w:type="dxa"/>
-            <w:tcBorders>
-              <w:top w:val="single" w:sz="8" w:space="0" w:color="FFFFFF"/>
-              <w:left w:val="single" w:sz="8" w:space="0" w:color="FFFFFF"/>
-              <w:bottom w:val="single" w:sz="8" w:space="0" w:color="FFFFFF"/>
-              <w:right w:val="single" w:sz="8" w:space="0" w:color="FFFFFF"/>
-            </w:tcBorders>
-          </w:tcPr>
-          <w:p>
-            <w:pPr>
-              <w:pStyle w:val="Normal"/>
-              <w:suppressAutoHyphens w:val="true"/>
-              <w:spacing w:lineRule="auto" w:line="276" w:before="0" w:after="0"/>
-              <w:jc w:val="right"/>
-              <w:rPr>
-                <w:rFonts w:ascii="Open Sans" w:hAnsi="Open Sans" w:eastAsia="Open Sans" w:cs="Open Sans"/>
-                <w:lang w:val="de-DE"/>
-              </w:rPr>
-            </w:pPr>
-            <w:r>
-              <w:rPr>
-                <w:rFonts w:eastAsia="Open Sans" w:cs="Open Sans" w:ascii="Open Sans" w:hAnsi="Open Sans"/>
-                <w:kern w:val="0"/>
-                <w:sz w:val="22"/>
-                <w:szCs w:val="22"/>
-                <w:lang w:val="de-DE" w:eastAsia="pl-PL" w:bidi="ar-SA"/>
-              </w:rPr>
-              <w:t>{</w:t>
-            </w:r>
-            <w:r>
-              <w:rPr>
-                <w:rFonts w:eastAsia="Open Sans" w:cs="Open Sans" w:ascii="Open Sans" w:hAnsi="Open Sans"/>
-                <w:color w:val="1F1F1F"/>
-                <w:kern w:val="0"/>
-                <w:sz w:val="21"/>
-                <w:szCs w:val="21"/>
-                <w:lang w:val="de-DE" w:eastAsia="pl-PL" w:bidi="ar-SA"/>
-              </w:rPr>
-              <w:t>Angebotsnummer</w:t>
-            </w:r>
-            <w:r>
-              <w:rPr>
-                <w:rFonts w:eastAsia="Open Sans" w:cs="Open Sans" w:ascii="Open Sans" w:hAnsi="Open Sans"/>
-                <w:kern w:val="0"/>
-                <w:sz w:val="22"/>
-                <w:szCs w:val="22"/>
-                <w:lang w:val="de-DE" w:eastAsia="pl-PL" w:bidi="ar-SA"/>
-              </w:rPr>
-              <w:t>}</w:t>
-            </w:r>
-          </w:p>
-          <w:p>
-            <w:pPr>
-              <w:pStyle w:val="Normal"/>
-              <w:suppressAutoHyphens w:val="true"/>
-              <w:spacing w:lineRule="auto" w:line="276" w:before="0" w:after="0"/>
-              <w:jc w:val="right"/>
-              <w:rPr>
-                <w:rFonts w:ascii="Open Sans" w:hAnsi="Open Sans" w:eastAsia="Open Sans" w:cs="Open Sans"/>
-                <w:color w:val="1F1F1F"/>
-                <w:sz w:val="21"/>
-                <w:szCs w:val="21"/>
-                <w:lang w:val="de-DE"/>
-              </w:rPr>
-            </w:pPr>
-            <w:r>
-              <w:rPr>
-                <w:rFonts w:eastAsia="Open Sans" w:cs="Open Sans" w:ascii="Open Sans" w:hAnsi="Open Sans"/>
-                <w:kern w:val="0"/>
-                <w:sz w:val="22"/>
-                <w:szCs w:val="22"/>
-                <w:lang w:val="de-DE" w:eastAsia="pl-PL" w:bidi="ar-SA"/>
-              </w:rPr>
-              <w:t>{</w:t>
-            </w:r>
-            <w:r>
-              <w:rPr>
-                <w:rFonts w:eastAsia="Open Sans" w:cs="Open Sans" w:ascii="Open Sans" w:hAnsi="Open Sans"/>
-                <w:color w:val="1F1F1F"/>
-                <w:kern w:val="0"/>
-                <w:sz w:val="21"/>
-                <w:szCs w:val="21"/>
-                <w:lang w:val="de-DE" w:eastAsia="pl-PL" w:bidi="ar-SA"/>
-              </w:rPr>
-              <w:t>Datum</w:t>
-            </w:r>
-            <w:r>
-              <w:rPr>
-                <w:rFonts w:eastAsia="Open Sans" w:cs="Open Sans" w:ascii="Open Sans" w:hAnsi="Open Sans"/>
-                <w:kern w:val="0"/>
-                <w:sz w:val="22"/>
-                <w:szCs w:val="22"/>
-                <w:lang w:val="de-DE" w:eastAsia="pl-PL" w:bidi="ar-SA"/>
-              </w:rPr>
-              <w:t>}</w:t>
-            </w:r>
-            <w:r>
-              <w:rPr>
-                <w:rFonts w:eastAsia="Calibri" w:cs="Calibri"/>
-                <w:kern w:val="0"/>
-                <w:sz w:val="22"/>
-                <w:szCs w:val="22"/>
-                <w:lang w:val="de-DE" w:eastAsia="pl-PL" w:bidi="ar-SA"/>
-              </w:rPr>
-              <w:br/>
-            </w:r>
-            <w:r>
-              <w:rPr>
-                <w:rFonts w:eastAsia="Open Sans" w:cs="Open Sans" w:ascii="Open Sans" w:hAnsi="Open Sans"/>
-                <w:kern w:val="0"/>
-                <w:sz w:val="22"/>
-                <w:szCs w:val="22"/>
-                <w:lang w:val="de-DE" w:eastAsia="pl-PL" w:bidi="ar-SA"/>
-              </w:rPr>
-              <w:t>{</w:t>
-            </w:r>
-            <w:r>
-              <w:rPr>
-                <w:rFonts w:eastAsia="Open Sans" w:cs="Open Sans" w:ascii="Open Sans" w:hAnsi="Open Sans"/>
-                <w:color w:val="1F1F1F"/>
-                <w:kern w:val="0"/>
-                <w:sz w:val="21"/>
-                <w:szCs w:val="21"/>
-                <w:lang w:val="de-DE" w:eastAsia="pl-PL" w:bidi="ar-SA"/>
-              </w:rPr>
-              <w:t>Ansprechpartner</w:t>
-            </w:r>
-            <w:r>
-              <w:rPr>
-                <w:rFonts w:eastAsia="Open Sans" w:cs="Open Sans" w:ascii="Open Sans" w:hAnsi="Open Sans"/>
-                <w:kern w:val="0"/>
-                <w:sz w:val="22"/>
-                <w:szCs w:val="22"/>
-                <w:lang w:val="de-DE" w:eastAsia="pl-PL" w:bidi="ar-SA"/>
-              </w:rPr>
-              <w:t>}</w:t>
-            </w:r>
-            <w:r>
-              <w:rPr>
-                <w:rFonts w:eastAsia="Calibri" w:cs="Calibri"/>
-                <w:kern w:val="0"/>
-                <w:sz w:val="22"/>
-                <w:szCs w:val="22"/>
-                <w:lang w:val="de-DE" w:eastAsia="pl-PL" w:bidi="ar-SA"/>
-              </w:rPr>
-              <w:br/>
-            </w:r>
-            <w:r>
-              <w:rPr>
-                <w:rFonts w:eastAsia="Open Sans" w:cs="Open Sans" w:ascii="Open Sans" w:hAnsi="Open Sans"/>
-                <w:color w:val="1F1F1F"/>
-                <w:kern w:val="0"/>
-                <w:sz w:val="21"/>
-                <w:szCs w:val="21"/>
-                <w:lang w:val="de-DE" w:eastAsia="pl-PL" w:bidi="ar-SA"/>
-              </w:rPr>
-              <w:t xml:space="preserve">          09281 5915900</w:t>
-            </w:r>
-          </w:p>
-          <w:p>
-            <w:pPr>
-              <w:pStyle w:val="normal1"/>
-              <w:suppressAutoHyphens w:val="true"/>
-              <w:spacing w:lineRule="auto" w:line="276" w:before="0" w:after="0"/>
-              <w:jc w:val="right"/>
-              <w:rPr>
-                <w:rFonts w:ascii="Open Sans" w:hAnsi="Open Sans" w:eastAsia="Open Sans" w:cs="Open Sans"/>
-                <w:color w:val="1F1F1F"/>
-                <w:kern w:val="0"/>
-                <w:sz w:val="21"/>
-                <w:szCs w:val="21"/>
-                <w:lang w:val="de-DE" w:eastAsia="pl-PL" w:bidi="ar-SA"/>
-              </w:rPr>
-            </w:pPr>
-            <w:hyperlink r:id="rId2">
-              <w:r>
-                <w:rPr>
-                  <w:rStyle w:val="Hyperlink"/>
-                  <w:rFonts w:eastAsia="Open Sans" w:cs="Open Sans" w:ascii="Open Sans" w:hAnsi="Open Sans"/>
-                  <w:color w:val="1F1F1F"/>
-                  <w:kern w:val="0"/>
-                  <w:sz w:val="21"/>
-                  <w:szCs w:val="21"/>
-                  <w:lang w:val="de-DE" w:eastAsia="pl-PL" w:bidi="ar-SA"/>
-                </w:rPr>
-                <w:t>service@e-m-c-2.de</w:t>
-              </w:r>
-            </w:hyperlink>
-          </w:p>
-          <w:p>
-            <w:pPr>
-              <w:pStyle w:val="normal1"/>
-              <w:suppressAutoHyphens w:val="true"/>
-              <w:spacing w:lineRule="auto" w:line="276" w:before="0" w:after="0"/>
-              <w:jc w:val="right"/>
-              <w:rPr>
-                <w:rFonts w:ascii="Open Sans" w:hAnsi="Open Sans" w:eastAsia="Open Sans" w:cs="Open Sans"/>
-                <w:color w:val="070707"/>
-                <w:kern w:val="0"/>
-                <w:sz w:val="21"/>
-                <w:szCs w:val="21"/>
-                <w:lang w:val="de-DE" w:eastAsia="pl-PL" w:bidi="ar-SA"/>
-              </w:rPr>
-            </w:pPr>
-            <w:r>
-              <w:rPr>
-                <w:rFonts w:eastAsia="Open Sans" w:cs="Open Sans" w:ascii="Open Sans" w:hAnsi="Open Sans"/>
-                <w:color w:val="070707"/>
-                <w:kern w:val="0"/>
-                <w:sz w:val="21"/>
-                <w:szCs w:val="21"/>
-                <w:lang w:val="de-DE" w:eastAsia="pl-PL" w:bidi="ar-SA"/>
-              </w:rPr>
-              <w:t>{Kundennummer}</w:t>
-            </w:r>
-          </w:p>
-        </w:tc>
-      </w:tr>
-      <w:tr>
-        <w:trPr>
-          <w:trHeight w:val="370" w:hRule="atLeast"/>
-        </w:trPr>
-        <w:tc>
-          <w:tcPr>
-            <w:tcW w:w="4800" w:type="dxa"/>
-            <w:tcBorders>
-              <w:top w:val="single" w:sz="8" w:space="0" w:color="FFFFFF"/>
-              <w:left w:val="single" w:sz="8" w:space="0" w:color="FFFFFF"/>
-              <w:bottom w:val="single" w:sz="8" w:space="0" w:color="FFFFFF"/>
-              <w:right w:val="single" w:sz="8" w:space="0" w:color="FFFFFF"/>
-            </w:tcBorders>
-          </w:tcPr>
-          <w:p>
-            <w:pPr>
-              <w:pStyle w:val="normal1"/>
-              <w:suppressAutoHyphens w:val="true"/>
-              <w:spacing w:before="0" w:after="0"/>
-              <w:jc w:val="left"/>
-              <w:rPr>
-                <w:rFonts w:ascii="Open Sans" w:hAnsi="Open Sans" w:eastAsia="Open Sans" w:cs="Open Sans"/>
-                <w:color w:val="070707"/>
-                <w:sz w:val="17"/>
-                <w:szCs w:val="17"/>
-                <w:lang w:val="de-DE"/>
-              </w:rPr>
-            </w:pPr>
-            <w:r>
-              <w:rPr>
-                <w:rFonts w:eastAsia="Open Sans" w:cs="Open Sans" w:ascii="Open Sans" w:hAnsi="Open Sans"/>
-                <w:color w:val="070707"/>
-                <w:sz w:val="17"/>
-                <w:szCs w:val="17"/>
-                <w:lang w:val="de-DE"/>
-              </w:rPr>
-            </w:r>
-          </w:p>
-        </w:tc>
-        <w:tc>
-          <w:tcPr>
-            <w:tcW w:w="5235" w:type="dxa"/>
-            <w:gridSpan w:val="2"/>
-            <w:tcBorders>
-              <w:top w:val="single" w:sz="8" w:space="0" w:color="FFFFFF"/>
-              <w:left w:val="single" w:sz="8" w:space="0" w:color="FFFFFF"/>
-              <w:bottom w:val="single" w:sz="8" w:space="0" w:color="FFFFFF"/>
-              <w:right w:val="single" w:sz="8" w:space="0" w:color="FFFFFF"/>
-            </w:tcBorders>
-          </w:tcPr>
-          <w:p>
-            <w:pPr>
-              <w:pStyle w:val="Normal"/>
-              <w:suppressAutoHyphens w:val="true"/>
-              <w:spacing w:before="0" w:after="0"/>
-              <w:ind w:right="127"/>
-              <w:jc w:val="left"/>
-              <w:rPr>
-                <w:rFonts w:ascii="Open Sans" w:hAnsi="Open Sans" w:eastAsia="Open Sans" w:cs="Open Sans"/>
-                <w:color w:val="070707"/>
-                <w:sz w:val="17"/>
-                <w:szCs w:val="17"/>
-              </w:rPr>
-            </w:pPr>
-            <w:r>
-              <w:rPr>
-                <w:rFonts w:eastAsia="Calibri" w:cs="Calibri"/>
-                <w:kern w:val="0"/>
-                <w:sz w:val="22"/>
-                <w:szCs w:val="22"/>
-                <w:lang w:val="pl-PL" w:eastAsia="pl-PL" w:bidi="ar-SA"/>
-              </w:rPr>
-              <w:br/>
-            </w:r>
-          </w:p>
-        </w:tc>
-      </w:tr>
-    </w:tbl>
-    <w:p>
-      <w:pPr>
-        <w:pStyle w:val="normal1"/>
-        <w:rPr>
-          <w:rFonts w:ascii="Open Sans" w:hAnsi="Open Sans" w:eastAsia="Open Sans" w:cs="Open Sans"/>
-          <w:color w:val="000000"/>
-        </w:rPr>
-      </w:pPr>
-      <w:r>
-        <w:rPr>
-          <w:rFonts w:eastAsia="Open Sans" w:cs="Open Sans" w:ascii="Open Sans" w:hAnsi="Open Sans"/>
-          <w:color w:val="000000"/>
-        </w:rPr>
+        <mc:AlternateContent>
+          <mc:Choice Requires="wps">
+            <w:drawing>
+              <wp:anchor behindDoc="0" distT="72390" distB="72390" distL="72390" distR="72390" simplePos="0" locked="0" layoutInCell="0" allowOverlap="1" relativeHeight="5">
+                <wp:simplePos x="0" y="0"/>
+                <wp:positionH relativeFrom="page">
+                  <wp:posOffset>720090</wp:posOffset>
+                </wp:positionH>
+                <wp:positionV relativeFrom="page">
+                  <wp:posOffset>1475740</wp:posOffset>
+                </wp:positionV>
+                <wp:extent cx="6332855" cy="2288540"/>
+                <wp:effectExtent l="0" t="0" r="0" b="0"/>
+                <wp:wrapSquare wrapText="bothSides"/>
+                <wp:docPr id="1" name="Frame1"/>
+                <a:graphic xmlns:a="http://schemas.openxmlformats.org/drawingml/2006/main">
+                  <a:graphicData uri="http://schemas.microsoft.com/office/word/2010/wordprocessingShape">
+                    <wps:wsp>
+                      <wps:cNvSpPr txBox="1"/>
+                      <wps:spPr>
+                        <a:xfrm>
+                          <a:off x="0" y="0"/>
+                          <a:ext cx="6332855" cy="2288540"/>
+                        </a:xfrm>
+                        <a:prstGeom prst="rect"/>
+                        <a:solidFill>
+                          <a:srgbClr val="FFFFFF"/>
+                        </a:solidFill>
+                      </wps:spPr>
+                      <wps:txbx>
+                        <w:txbxContent>
+                          <w:p>
+                            <w:pPr>
+                              <w:pStyle w:val="Normal"/>
+                              <w:widowControl w:val="false"/>
+                              <w:suppressAutoHyphens w:val="true"/>
+                              <w:bidi w:val="0"/>
+                              <w:spacing w:before="170" w:after="170"/>
+                              <w:ind w:hanging="0" w:left="0" w:right="5216"/>
+                              <w:jc w:val="left"/>
+                              <w:rPr>
+                                <w:rFonts w:ascii="Open Sans" w:hAnsi="Open Sans" w:eastAsia="Open Sans" w:cs="Open Sans"/>
+                                <w:color w:val="070707"/>
+                                <w:sz w:val="17"/>
+                                <w:szCs w:val="17"/>
+                              </w:rPr>
+                            </w:pPr>
+                            <w:r>
+                              <w:rPr>
+                                <w:rFonts w:eastAsia="Open Sans" w:cs="Open Sans" w:ascii="Open Sans" w:hAnsi="Open Sans"/>
+                                <w:color w:val="070707"/>
+                                <w:sz w:val="17"/>
+                                <w:szCs w:val="17"/>
+                              </w:rPr>
+                              <w:t>EmC2 Attila Landgrafe, Waldstraße 5, 95032 Hof</w:t>
+                            </w:r>
+                          </w:p>
+                          <w:p>
+                            <w:pPr>
+                              <w:pStyle w:val="Normal"/>
+                              <w:widowControl w:val="false"/>
+                              <w:suppressAutoHyphens w:val="true"/>
+                              <w:bidi w:val="0"/>
+                              <w:spacing w:before="170" w:after="170"/>
+                              <w:ind w:hanging="0" w:left="0" w:right="5216"/>
+                              <w:jc w:val="left"/>
+                              <w:rPr>
+                                <w:rFonts w:ascii="Open Sans" w:hAnsi="Open Sans" w:eastAsia="Open Sans" w:cs="Open Sans"/>
+                                <w:color w:val="070707"/>
+                                <w:sz w:val="17"/>
+                                <w:szCs w:val="17"/>
+                              </w:rPr>
+                            </w:pPr>
+                            <w:r>
+                              <w:rPr>
+                                <w:rFonts w:eastAsia="Open Sans" w:cs="Open Sans" w:ascii="Open Sans" w:hAnsi="Open Sans"/>
+                                <w:color w:val="070707"/>
+                                <w:sz w:val="17"/>
+                                <w:szCs w:val="17"/>
+                              </w:rPr>
+                            </w:r>
+                          </w:p>
+                          <w:tbl>
+                            <w:tblPr>
+                              <w:tblStyle w:val="NormalTable0"/>
+                              <w:tblW w:w="10035" w:type="dxa"/>
+                              <w:jc w:val="left"/>
+                              <w:tblInd w:w="0" w:type="dxa"/>
+                              <w:tblLayout w:type="fixed"/>
+                              <w:tblCellMar>
+                                <w:top w:w="0" w:type="dxa"/>
+                                <w:left w:w="10" w:type="dxa"/>
+                                <w:bottom w:w="0" w:type="dxa"/>
+                                <w:right w:w="10" w:type="dxa"/>
+                              </w:tblCellMar>
+                              <w:tblLook w:val="04a0" w:noVBand="1" w:noHBand="0" w:lastColumn="0" w:firstColumn="1" w:lastRow="0" w:firstRow="1"/>
+                            </w:tblPr>
+                            <w:tblGrid>
+                              <w:gridCol w:w="4799"/>
+                              <w:gridCol w:w="2401"/>
+                              <w:gridCol w:w="2835"/>
+                            </w:tblGrid>
+                            <w:tr>
+                              <w:trPr>
+                                <w:trHeight w:val="1380" w:hRule="atLeast"/>
+                              </w:trPr>
+                              <w:tc>
+                                <w:tcPr>
+                                  <w:tcW w:w="4799" w:type="dxa"/>
+                                  <w:tcBorders>
+                                    <w:top w:val="single" w:sz="8" w:space="0" w:color="FFFFFF"/>
+                                    <w:left w:val="single" w:sz="8" w:space="0" w:color="FFFFFF"/>
+                                    <w:bottom w:val="single" w:sz="8" w:space="0" w:color="FFFFFF"/>
+                                    <w:right w:val="single" w:sz="8" w:space="0" w:color="FFFFFF"/>
+                                  </w:tcBorders>
+                                </w:tcPr>
+                                <w:p>
+                                  <w:pPr>
+                                    <w:pStyle w:val="Normal"/>
+                                    <w:suppressAutoHyphens w:val="true"/>
+                                    <w:spacing w:lineRule="auto" w:line="278" w:before="0" w:after="0"/>
+                                    <w:ind w:right="314"/>
+                                    <w:jc w:val="left"/>
+                                    <w:rPr>
+                                      <w:rFonts w:ascii="Open Sans" w:hAnsi="Open Sans" w:eastAsia="Open Sans" w:cs="Open Sans"/>
+                                    </w:rPr>
+                                  </w:pPr>
+                                  <w:r>
+                                    <w:rPr>
+                                      <w:rFonts w:eastAsia="Open Sans" w:cs="Open Sans" w:ascii="Open Sans" w:hAnsi="Open Sans"/>
+                                      <w:kern w:val="0"/>
+                                      <w:sz w:val="22"/>
+                                      <w:szCs w:val="22"/>
+                                      <w:lang w:val="pl-PL" w:eastAsia="pl-PL" w:bidi="ar-SA"/>
+                                    </w:rPr>
+                                    <w:t>{Anrede}</w:t>
+                                  </w:r>
+                                </w:p>
+                                <w:p>
+                                  <w:pPr>
+                                    <w:pStyle w:val="Normal"/>
+                                    <w:suppressAutoHyphens w:val="true"/>
+                                    <w:spacing w:lineRule="auto" w:line="278" w:before="0" w:after="0"/>
+                                    <w:ind w:right="314"/>
+                                    <w:jc w:val="left"/>
+                                    <w:rPr>
+                                      <w:rFonts w:ascii="Open Sans" w:hAnsi="Open Sans" w:eastAsia="Open Sans" w:cs="Open Sans"/>
+                                      <w:color w:val="1F1F1F"/>
+                                    </w:rPr>
+                                  </w:pPr>
+                                  <w:r>
+                                    <w:rPr>
+                                      <w:rFonts w:eastAsia="Open Sans" w:cs="Open Sans" w:ascii="Open Sans" w:hAnsi="Open Sans"/>
+                                      <w:kern w:val="0"/>
+                                      <w:sz w:val="22"/>
+                                      <w:szCs w:val="22"/>
+                                      <w:lang w:val="pl-PL" w:eastAsia="pl-PL" w:bidi="ar-SA"/>
+                                    </w:rPr>
+                                    <w:t>{Vorname} {Nachname}</w:t>
+                                  </w:r>
+                                </w:p>
+                                <w:p>
+                                  <w:pPr>
+                                    <w:pStyle w:val="Normal"/>
+                                    <w:suppressAutoHyphens w:val="true"/>
+                                    <w:spacing w:lineRule="auto" w:line="278" w:before="0" w:after="0"/>
+                                    <w:ind w:right="314"/>
+                                    <w:jc w:val="left"/>
+                                    <w:rPr>
+                                      <w:rFonts w:ascii="Open Sans" w:hAnsi="Open Sans" w:eastAsia="Open Sans" w:cs="Open Sans"/>
+                                      <w:color w:val="1F1F1F"/>
+                                    </w:rPr>
+                                  </w:pPr>
+                                  <w:r>
+                                    <w:rPr>
+                                      <w:rFonts w:eastAsia="Open Sans" w:cs="Open Sans" w:ascii="Open Sans" w:hAnsi="Open Sans"/>
+                                      <w:kern w:val="0"/>
+                                      <w:sz w:val="22"/>
+                                      <w:szCs w:val="22"/>
+                                      <w:lang w:val="pl-PL" w:eastAsia="pl-PL" w:bidi="ar-SA"/>
+                                    </w:rPr>
+                                    <w:t>{Adresse}</w:t>
+                                  </w:r>
+                                </w:p>
+                                <w:p>
+                                  <w:pPr>
+                                    <w:pStyle w:val="normal1"/>
+                                    <w:suppressAutoHyphens w:val="true"/>
+                                    <w:spacing w:lineRule="auto" w:line="278" w:before="0" w:after="0"/>
+                                    <w:ind w:right="314"/>
+                                    <w:jc w:val="left"/>
+                                    <w:rPr>
+                                      <w:rFonts w:ascii="Open Sans" w:hAnsi="Open Sans" w:eastAsia="Open Sans" w:cs="Open Sans"/>
+                                      <w:color w:val="070707"/>
+                                      <w:sz w:val="17"/>
+                                      <w:szCs w:val="17"/>
+                                    </w:rPr>
+                                  </w:pPr>
+                                  <w:r>
+                                    <w:rPr>
+                                      <w:rFonts w:eastAsia="Open Sans" w:cs="Open Sans" w:ascii="Open Sans" w:hAnsi="Open Sans"/>
+                                      <w:kern w:val="0"/>
+                                      <w:sz w:val="22"/>
+                                      <w:szCs w:val="22"/>
+                                      <w:lang w:val="pl-PL" w:eastAsia="pl-PL" w:bidi="ar-SA"/>
+                                    </w:rPr>
+                                    <w:t>{PLZ} {Stadt}</w:t>
+                                  </w:r>
+                                </w:p>
+                              </w:tc>
+                              <w:tc>
+                                <w:tcPr>
+                                  <w:tcW w:w="2401" w:type="dxa"/>
+                                  <w:tcBorders>
+                                    <w:top w:val="single" w:sz="8" w:space="0" w:color="FFFFFF"/>
+                                    <w:left w:val="single" w:sz="8" w:space="0" w:color="FFFFFF"/>
+                                    <w:bottom w:val="single" w:sz="8" w:space="0" w:color="FFFFFF"/>
+                                    <w:right w:val="single" w:sz="8" w:space="0" w:color="FFFFFF"/>
+                                  </w:tcBorders>
+                                </w:tcPr>
+                                <w:p>
+                                  <w:pPr>
+                                    <w:pStyle w:val="Normal"/>
+                                    <w:suppressAutoHyphens w:val="true"/>
+                                    <w:spacing w:lineRule="auto" w:line="276" w:before="0" w:after="0"/>
+                                    <w:ind w:right="127"/>
+                                    <w:jc w:val="left"/>
+                                    <w:rPr>
+                                      <w:rFonts w:ascii="Open Sans" w:hAnsi="Open Sans" w:eastAsia="Open Sans" w:cs="Open Sans"/>
+                                      <w:sz w:val="21"/>
+                                      <w:szCs w:val="21"/>
+                                      <w:lang w:val="de-DE"/>
+                                    </w:rPr>
+                                  </w:pPr>
+                                  <w:r>
+                                    <w:rPr>
+                                      <w:rFonts w:eastAsia="Open Sans" w:cs="Open Sans" w:ascii="Open Sans" w:hAnsi="Open Sans"/>
+                                      <w:color w:val="1F1F1F"/>
+                                      <w:kern w:val="0"/>
+                                      <w:sz w:val="21"/>
+                                      <w:szCs w:val="21"/>
+                                      <w:lang w:val="de-DE" w:eastAsia="pl-PL" w:bidi="ar-SA"/>
+                                    </w:rPr>
+                                    <w:t>Angebotsnummer</w:t>
+                                  </w:r>
+                                  <w:r>
+                                    <w:rPr>
+                                      <w:rFonts w:eastAsia="Open Sans" w:cs="Open Sans" w:ascii="Open Sans" w:hAnsi="Open Sans"/>
+                                      <w:kern w:val="0"/>
+                                      <w:sz w:val="21"/>
+                                      <w:szCs w:val="21"/>
+                                      <w:lang w:val="de-DE" w:eastAsia="pl-PL" w:bidi="ar-SA"/>
+                                    </w:rPr>
+                                    <w:t xml:space="preserve">        </w:t>
+                                  </w:r>
+                                  <w:r>
+                                    <w:rPr>
+                                      <w:rFonts w:eastAsia="Open Sans" w:cs="Open Sans" w:ascii="Open Sans" w:hAnsi="Open Sans"/>
+                                      <w:color w:val="1F1F1F"/>
+                                      <w:kern w:val="0"/>
+                                      <w:sz w:val="21"/>
+                                      <w:szCs w:val="21"/>
+                                      <w:lang w:val="de-DE" w:eastAsia="pl-PL" w:bidi="ar-SA"/>
+                                    </w:rPr>
+                                    <w:t>Datum</w:t>
+                                  </w:r>
+                                </w:p>
+                                <w:p>
+                                  <w:pPr>
+                                    <w:pStyle w:val="Normal"/>
+                                    <w:suppressAutoHyphens w:val="true"/>
+                                    <w:spacing w:lineRule="auto" w:line="276" w:before="0" w:after="0"/>
+                                    <w:ind w:right="127"/>
+                                    <w:jc w:val="left"/>
+                                    <w:rPr>
+                                      <w:rFonts w:ascii="Open Sans" w:hAnsi="Open Sans" w:eastAsia="Open Sans" w:cs="Open Sans"/>
+                                      <w:color w:val="1F1F1F"/>
+                                      <w:sz w:val="21"/>
+                                      <w:szCs w:val="21"/>
+                                      <w:lang w:val="de-DE"/>
+                                    </w:rPr>
+                                  </w:pPr>
+                                  <w:r>
+                                    <w:rPr>
+                                      <w:rFonts w:eastAsia="Open Sans" w:cs="Open Sans" w:ascii="Open Sans" w:hAnsi="Open Sans"/>
+                                      <w:color w:val="1F1F1F"/>
+                                      <w:kern w:val="0"/>
+                                      <w:sz w:val="21"/>
+                                      <w:szCs w:val="21"/>
+                                      <w:lang w:val="de-DE" w:eastAsia="pl-PL" w:bidi="ar-SA"/>
+                                    </w:rPr>
+                                    <w:t>Ansprechpartner</w:t>
+                                  </w:r>
+                                </w:p>
+                                <w:p>
+                                  <w:pPr>
+                                    <w:pStyle w:val="normal1"/>
+                                    <w:suppressAutoHyphens w:val="true"/>
+                                    <w:spacing w:lineRule="auto" w:line="276" w:before="0" w:after="0"/>
+                                    <w:ind w:right="127"/>
+                                    <w:jc w:val="left"/>
+                                    <w:rPr>
+                                      <w:rFonts w:ascii="Open Sans" w:hAnsi="Open Sans" w:eastAsia="Open Sans" w:cs="Open Sans"/>
+                                      <w:color w:val="070707"/>
+                                      <w:sz w:val="17"/>
+                                      <w:szCs w:val="17"/>
+                                      <w:lang w:val="de-DE"/>
+                                    </w:rPr>
+                                  </w:pPr>
+                                  <w:r>
+                                    <w:rPr>
+                                      <w:rFonts w:eastAsia="Open Sans" w:cs="Open Sans" w:ascii="Open Sans" w:hAnsi="Open Sans"/>
+                                      <w:color w:val="1F1F1F"/>
+                                      <w:kern w:val="0"/>
+                                      <w:sz w:val="21"/>
+                                      <w:szCs w:val="21"/>
+                                      <w:lang w:val="de-DE" w:eastAsia="pl-PL" w:bidi="ar-SA"/>
+                                    </w:rPr>
+                                    <w:t>Telefon</w:t>
+                                    <w:br/>
+                                    <w:t>E-Mail</w:t>
+                                  </w:r>
+                                </w:p>
+                                <w:p>
+                                  <w:pPr>
+                                    <w:pStyle w:val="Normal"/>
+                                    <w:suppressAutoHyphens w:val="true"/>
+                                    <w:spacing w:before="0" w:after="0"/>
+                                    <w:ind w:right="127"/>
+                                    <w:jc w:val="left"/>
+                                    <w:rPr>
+                                      <w:rFonts w:ascii="Open Sans" w:hAnsi="Open Sans"/>
+                                      <w:b w:val="false"/>
+                                      <w:bCs w:val="false"/>
+                                      <w:sz w:val="21"/>
+                                      <w:szCs w:val="21"/>
+                                    </w:rPr>
+                                  </w:pPr>
+                                  <w:r>
+                                    <w:rPr>
+                                      <w:rFonts w:ascii="Open Sans" w:hAnsi="Open Sans"/>
+                                      <w:b w:val="false"/>
+                                      <w:bCs w:val="false"/>
+                                      <w:sz w:val="21"/>
+                                      <w:szCs w:val="21"/>
+                                      <w:lang w:val="pl-PL"/>
+                                    </w:rPr>
+                                    <w:t>Referenz</w:t>
+                                  </w:r>
+                                </w:p>
+                                <w:p>
+                                  <w:pPr>
+                                    <w:pStyle w:val="normal1"/>
+                                    <w:suppressAutoHyphens w:val="true"/>
+                                    <w:spacing w:lineRule="auto" w:line="276" w:before="0" w:after="0"/>
+                                    <w:ind w:right="127"/>
+                                    <w:jc w:val="left"/>
+                                    <w:rPr>
+                                      <w:rFonts w:ascii="Open Sans" w:hAnsi="Open Sans" w:eastAsia="Open Sans" w:cs="Open Sans"/>
+                                      <w:color w:val="070707"/>
+                                      <w:sz w:val="17"/>
+                                      <w:szCs w:val="17"/>
+                                      <w:lang w:val="de-DE"/>
+                                    </w:rPr>
+                                  </w:pPr>
+                                  <w:r>
+                                    <w:rPr>
+                                      <w:rFonts w:eastAsia="Open Sans" w:cs="Open Sans" w:ascii="Open Sans" w:hAnsi="Open Sans"/>
+                                      <w:color w:val="070707"/>
+                                      <w:sz w:val="17"/>
+                                      <w:szCs w:val="17"/>
+                                      <w:lang w:val="de-DE"/>
+                                    </w:rPr>
+                                  </w:r>
+                                </w:p>
+                              </w:tc>
+                              <w:tc>
+                                <w:tcPr>
+                                  <w:tcW w:w="2835" w:type="dxa"/>
+                                  <w:tcBorders>
+                                    <w:top w:val="single" w:sz="8" w:space="0" w:color="FFFFFF"/>
+                                    <w:left w:val="single" w:sz="8" w:space="0" w:color="FFFFFF"/>
+                                    <w:bottom w:val="single" w:sz="8" w:space="0" w:color="FFFFFF"/>
+                                    <w:right w:val="single" w:sz="8" w:space="0" w:color="FFFFFF"/>
+                                  </w:tcBorders>
+                                </w:tcPr>
+                                <w:p>
+                                  <w:pPr>
+                                    <w:pStyle w:val="Normal"/>
+                                    <w:widowControl w:val="false"/>
+                                    <w:suppressAutoHyphens w:val="true"/>
+                                    <w:bidi w:val="0"/>
+                                    <w:spacing w:lineRule="auto" w:line="276" w:before="0" w:after="0"/>
+                                    <w:ind w:hanging="0" w:left="0" w:right="227"/>
+                                    <w:jc w:val="right"/>
+                                    <w:rPr/>
+                                  </w:pPr>
+                                  <w:r>
+                                    <w:rPr>
+                                      <w:rFonts w:eastAsia="Open Sans" w:cs="Open Sans" w:ascii="Open Sans" w:hAnsi="Open Sans"/>
+                                      <w:kern w:val="0"/>
+                                      <w:sz w:val="22"/>
+                                      <w:szCs w:val="22"/>
+                                      <w:lang w:val="de-DE" w:eastAsia="pl-PL" w:bidi="ar-SA"/>
+                                    </w:rPr>
+                                    <w:t>{</w:t>
+                                  </w:r>
+                                  <w:r>
+                                    <w:rPr>
+                                      <w:rFonts w:eastAsia="Open Sans" w:cs="Open Sans" w:ascii="Open Sans" w:hAnsi="Open Sans"/>
+                                      <w:color w:val="1F1F1F"/>
+                                      <w:kern w:val="0"/>
+                                      <w:sz w:val="21"/>
+                                      <w:szCs w:val="21"/>
+                                      <w:lang w:val="de-DE" w:eastAsia="pl-PL" w:bidi="ar-SA"/>
+                                    </w:rPr>
+                                    <w:t>Angebotsnummer</w:t>
+                                  </w:r>
+                                  <w:r>
+                                    <w:rPr>
+                                      <w:rFonts w:eastAsia="Open Sans" w:cs="Open Sans" w:ascii="Open Sans" w:hAnsi="Open Sans"/>
+                                      <w:kern w:val="0"/>
+                                      <w:sz w:val="22"/>
+                                      <w:szCs w:val="22"/>
+                                      <w:lang w:val="de-DE" w:eastAsia="pl-PL" w:bidi="ar-SA"/>
+                                    </w:rPr>
+                                    <w:t>}</w:t>
+                                  </w:r>
+                                </w:p>
+                                <w:p>
+                                  <w:pPr>
+                                    <w:pStyle w:val="Normal"/>
+                                    <w:widowControl w:val="false"/>
+                                    <w:suppressAutoHyphens w:val="true"/>
+                                    <w:bidi w:val="0"/>
+                                    <w:spacing w:lineRule="auto" w:line="276" w:before="0" w:after="0"/>
+                                    <w:ind w:hanging="0" w:left="0" w:right="227"/>
+                                    <w:jc w:val="right"/>
+                                    <w:rPr/>
+                                  </w:pPr>
+                                  <w:r>
+                                    <w:rPr>
+                                      <w:rFonts w:eastAsia="Open Sans" w:cs="Open Sans" w:ascii="Open Sans" w:hAnsi="Open Sans"/>
+                                      <w:kern w:val="0"/>
+                                      <w:sz w:val="22"/>
+                                      <w:szCs w:val="22"/>
+                                      <w:lang w:val="de-DE" w:eastAsia="pl-PL" w:bidi="ar-SA"/>
+                                    </w:rPr>
+                                    <w:t>{</w:t>
+                                  </w:r>
+                                  <w:r>
+                                    <w:rPr>
+                                      <w:rFonts w:eastAsia="Open Sans" w:cs="Open Sans" w:ascii="Open Sans" w:hAnsi="Open Sans"/>
+                                      <w:color w:val="1F1F1F"/>
+                                      <w:kern w:val="0"/>
+                                      <w:sz w:val="21"/>
+                                      <w:szCs w:val="21"/>
+                                      <w:lang w:val="de-DE" w:eastAsia="pl-PL" w:bidi="ar-SA"/>
+                                    </w:rPr>
+                                    <w:t>Datum</w:t>
+                                  </w:r>
+                                  <w:r>
+                                    <w:rPr>
+                                      <w:rFonts w:eastAsia="Open Sans" w:cs="Open Sans" w:ascii="Open Sans" w:hAnsi="Open Sans"/>
+                                      <w:kern w:val="0"/>
+                                      <w:sz w:val="22"/>
+                                      <w:szCs w:val="22"/>
+                                      <w:lang w:val="de-DE" w:eastAsia="pl-PL" w:bidi="ar-SA"/>
+                                    </w:rPr>
+                                    <w:t>}</w:t>
+                                  </w:r>
+                                  <w:r>
+                                    <w:rPr>
+                                      <w:rFonts w:eastAsia="Calibri" w:cs="Calibri"/>
+                                      <w:kern w:val="0"/>
+                                      <w:sz w:val="22"/>
+                                      <w:szCs w:val="22"/>
+                                      <w:lang w:val="de-DE" w:eastAsia="pl-PL" w:bidi="ar-SA"/>
+                                    </w:rPr>
+                                    <w:br/>
+                                  </w:r>
+                                  <w:r>
+                                    <w:rPr>
+                                      <w:rFonts w:eastAsia="Open Sans" w:cs="Open Sans" w:ascii="Open Sans" w:hAnsi="Open Sans"/>
+                                      <w:kern w:val="0"/>
+                                      <w:sz w:val="22"/>
+                                      <w:szCs w:val="22"/>
+                                      <w:lang w:val="de-DE" w:eastAsia="pl-PL" w:bidi="ar-SA"/>
+                                    </w:rPr>
+                                    <w:t>{</w:t>
+                                  </w:r>
+                                  <w:r>
+                                    <w:rPr>
+                                      <w:rFonts w:eastAsia="Open Sans" w:cs="Open Sans" w:ascii="Open Sans" w:hAnsi="Open Sans"/>
+                                      <w:color w:val="1F1F1F"/>
+                                      <w:kern w:val="0"/>
+                                      <w:sz w:val="21"/>
+                                      <w:szCs w:val="21"/>
+                                      <w:lang w:val="de-DE" w:eastAsia="pl-PL" w:bidi="ar-SA"/>
+                                    </w:rPr>
+                                    <w:t>Ansprechpartner</w:t>
+                                  </w:r>
+                                  <w:r>
+                                    <w:rPr>
+                                      <w:rFonts w:eastAsia="Open Sans" w:cs="Open Sans" w:ascii="Open Sans" w:hAnsi="Open Sans"/>
+                                      <w:kern w:val="0"/>
+                                      <w:sz w:val="22"/>
+                                      <w:szCs w:val="22"/>
+                                      <w:lang w:val="de-DE" w:eastAsia="pl-PL" w:bidi="ar-SA"/>
+                                    </w:rPr>
+                                    <w:t>}</w:t>
+                                  </w:r>
+                                  <w:r>
+                                    <w:rPr>
+                                      <w:rFonts w:eastAsia="Calibri" w:cs="Calibri"/>
+                                      <w:kern w:val="0"/>
+                                      <w:sz w:val="22"/>
+                                      <w:szCs w:val="22"/>
+                                      <w:lang w:val="de-DE" w:eastAsia="pl-PL" w:bidi="ar-SA"/>
+                                    </w:rPr>
+                                    <w:br/>
+                                  </w:r>
+                                  <w:r>
+                                    <w:rPr>
+                                      <w:rFonts w:eastAsia="Open Sans" w:cs="Open Sans" w:ascii="Open Sans" w:hAnsi="Open Sans"/>
+                                      <w:color w:val="1F1F1F"/>
+                                      <w:kern w:val="0"/>
+                                      <w:sz w:val="21"/>
+                                      <w:szCs w:val="21"/>
+                                      <w:lang w:val="de-DE" w:eastAsia="pl-PL" w:bidi="ar-SA"/>
+                                    </w:rPr>
+                                    <w:t xml:space="preserve">          09281 5915900</w:t>
+                                  </w:r>
+                                </w:p>
+                                <w:p>
+                                  <w:pPr>
+                                    <w:pStyle w:val="normal1"/>
+                                    <w:widowControl w:val="false"/>
+                                    <w:suppressAutoHyphens w:val="true"/>
+                                    <w:bidi w:val="0"/>
+                                    <w:spacing w:lineRule="auto" w:line="276" w:before="0" w:after="0"/>
+                                    <w:ind w:hanging="0" w:left="0" w:right="227"/>
+                                    <w:jc w:val="right"/>
+                                    <w:rPr/>
+                                  </w:pPr>
+                                  <w:hyperlink r:id="rId2">
+                                    <w:r>
+                                      <w:rPr>
+                                        <w:rStyle w:val="Hyperlink"/>
+                                        <w:rFonts w:eastAsia="Open Sans" w:cs="Open Sans" w:ascii="Open Sans" w:hAnsi="Open Sans"/>
+                                        <w:color w:val="1F1F1F"/>
+                                        <w:kern w:val="0"/>
+                                        <w:sz w:val="21"/>
+                                        <w:szCs w:val="21"/>
+                                        <w:lang w:val="de-DE" w:eastAsia="pl-PL" w:bidi="ar-SA"/>
+                                      </w:rPr>
+                                      <w:t>service@e-m-c-2.de</w:t>
+                                    </w:r>
+                                  </w:hyperlink>
+                                </w:p>
+                                <w:p>
+                                  <w:pPr>
+                                    <w:pStyle w:val="normal1"/>
+                                    <w:widowControl w:val="false"/>
+                                    <w:suppressAutoHyphens w:val="true"/>
+                                    <w:bidi w:val="0"/>
+                                    <w:spacing w:lineRule="auto" w:line="276" w:before="0" w:after="0"/>
+                                    <w:ind w:hanging="0" w:left="0" w:right="227"/>
+                                    <w:jc w:val="right"/>
+                                    <w:rPr/>
+                                  </w:pPr>
+                                  <w:r>
+                                    <w:rPr>
+                                      <w:rFonts w:eastAsia="Open Sans" w:cs="Open Sans" w:ascii="Open Sans" w:hAnsi="Open Sans"/>
+                                      <w:color w:val="070707"/>
+                                      <w:kern w:val="0"/>
+                                      <w:sz w:val="21"/>
+                                      <w:szCs w:val="21"/>
+                                      <w:lang w:val="de-DE" w:eastAsia="pl-PL" w:bidi="ar-SA"/>
+                                    </w:rPr>
+                                    <w:t>{Kundennummer}</w:t>
+                                  </w:r>
+                                </w:p>
+                              </w:tc>
+                            </w:tr>
+                          </w:tbl>
+                          <w:p>
+                            <w:pPr>
+                              <w:pStyle w:val="Normal"/>
+                              <w:widowControl w:val="false"/>
+                              <w:suppressAutoHyphens w:val="true"/>
+                              <w:bidi w:val="0"/>
+                              <w:spacing w:before="171" w:after="0"/>
+                              <w:ind w:hanging="0" w:left="0" w:right="5216"/>
+                              <w:jc w:val="left"/>
+                              <w:rPr>
+                                <w:rFonts w:ascii="Open Sans" w:hAnsi="Open Sans" w:eastAsia="Open Sans" w:cs="Open Sans"/>
+                                <w:color w:val="070707"/>
+                                <w:sz w:val="17"/>
+                                <w:szCs w:val="17"/>
+                              </w:rPr>
+                            </w:pPr>
+                            <w:r>
+                              <w:rPr>
+                                <w:rFonts w:eastAsia="Open Sans" w:cs="Open Sans" w:ascii="Open Sans" w:hAnsi="Open Sans"/>
+                                <w:color w:val="070707"/>
+                                <w:sz w:val="17"/>
+                                <w:szCs w:val="17"/>
+                              </w:rPr>
+                            </w:r>
+                          </w:p>
+                        </w:txbxContent>
+                      </wps:txbx>
+                      <wps:bodyPr anchor="t" lIns="0" tIns="0" rIns="0" bIns="0">
+                        <a:noAutofit/>
+                      </wps:bodyPr>
+                    </wps:wsp>
+                  </a:graphicData>
+                </a:graphic>
+              </wp:anchor>
+            </w:drawing>
+          </mc:Choice>
+          <mc:Fallback>
+            <w:pict>
+              <v:rect style="position:absolute;rotation:-0;width:498.65pt;height:180.2pt;mso-wrap-distance-left:5.7pt;mso-wrap-distance-right:5.7pt;mso-wrap-distance-top:5.7pt;mso-wrap-distance-bottom:5.7pt;margin-top:116.2pt;mso-position-vertical-relative:page;margin-left:56.7pt;mso-position-horizontal-relative:page">
+                <v:textbox inset="0in,0in,0in,0in">
+                  <w:txbxContent>
+                    <w:p>
+                      <w:pPr>
+                        <w:pStyle w:val="Normal"/>
+                        <w:widowControl w:val="false"/>
+                        <w:suppressAutoHyphens w:val="true"/>
+                        <w:bidi w:val="0"/>
+                        <w:spacing w:before="170" w:after="170"/>
+                        <w:ind w:hanging="0" w:left="0" w:right="5216"/>
+                        <w:jc w:val="left"/>
+                        <w:rPr>
+                          <w:rFonts w:ascii="Open Sans" w:hAnsi="Open Sans" w:eastAsia="Open Sans" w:cs="Open Sans"/>
+                          <w:color w:val="070707"/>
+                          <w:sz w:val="17"/>
+                          <w:szCs w:val="17"/>
+                        </w:rPr>
+                      </w:pPr>
+                      <w:r>
+                        <w:rPr>
+                          <w:rFonts w:eastAsia="Open Sans" w:cs="Open Sans" w:ascii="Open Sans" w:hAnsi="Open Sans"/>
+                          <w:color w:val="070707"/>
+                          <w:sz w:val="17"/>
+                          <w:szCs w:val="17"/>
+                        </w:rPr>
+                        <w:t>EmC2 Attila Landgrafe, Waldstraße 5, 95032 Hof</w:t>
+                      </w:r>
+                    </w:p>
+                    <w:p>
+                      <w:pPr>
+                        <w:pStyle w:val="Normal"/>
+                        <w:widowControl w:val="false"/>
+                        <w:suppressAutoHyphens w:val="true"/>
+                        <w:bidi w:val="0"/>
+                        <w:spacing w:before="170" w:after="170"/>
+                        <w:ind w:hanging="0" w:left="0" w:right="5216"/>
+                        <w:jc w:val="left"/>
+                        <w:rPr>
+                          <w:rFonts w:ascii="Open Sans" w:hAnsi="Open Sans" w:eastAsia="Open Sans" w:cs="Open Sans"/>
+                          <w:color w:val="070707"/>
+                          <w:sz w:val="17"/>
+                          <w:szCs w:val="17"/>
+                        </w:rPr>
+                      </w:pPr>
+                      <w:r>
+                        <w:rPr>
+                          <w:rFonts w:eastAsia="Open Sans" w:cs="Open Sans" w:ascii="Open Sans" w:hAnsi="Open Sans"/>
+                          <w:color w:val="070707"/>
+                          <w:sz w:val="17"/>
+                          <w:szCs w:val="17"/>
+                        </w:rPr>
+                      </w:r>
+                    </w:p>
+                    <w:tbl>
+                      <w:tblPr>
+                        <w:tblStyle w:val="NormalTable0"/>
+                        <w:tblW w:w="10035" w:type="dxa"/>
+                        <w:jc w:val="left"/>
+                        <w:tblInd w:w="0" w:type="dxa"/>
+                        <w:tblLayout w:type="fixed"/>
+                        <w:tblCellMar>
+                          <w:top w:w="0" w:type="dxa"/>
+                          <w:left w:w="10" w:type="dxa"/>
+                          <w:bottom w:w="0" w:type="dxa"/>
+                          <w:right w:w="10" w:type="dxa"/>
+                        </w:tblCellMar>
+                        <w:tblLook w:val="04a0" w:noVBand="1" w:noHBand="0" w:lastColumn="0" w:firstColumn="1" w:lastRow="0" w:firstRow="1"/>
+                      </w:tblPr>
+                      <w:tblGrid>
+                        <w:gridCol w:w="4799"/>
+                        <w:gridCol w:w="2401"/>
+                        <w:gridCol w:w="2835"/>
+                      </w:tblGrid>
+                      <w:tr>
+                        <w:trPr>
+                          <w:trHeight w:val="1380" w:hRule="atLeast"/>
+                        </w:trPr>
+                        <w:tc>
+                          <w:tcPr>
+                            <w:tcW w:w="4799" w:type="dxa"/>
+                            <w:tcBorders>
+                              <w:top w:val="single" w:sz="8" w:space="0" w:color="FFFFFF"/>
+                              <w:left w:val="single" w:sz="8" w:space="0" w:color="FFFFFF"/>
+                              <w:bottom w:val="single" w:sz="8" w:space="0" w:color="FFFFFF"/>
+                              <w:right w:val="single" w:sz="8" w:space="0" w:color="FFFFFF"/>
+                            </w:tcBorders>
+                          </w:tcPr>
+                          <w:p>
+                            <w:pPr>
+                              <w:pStyle w:val="Normal"/>
+                              <w:suppressAutoHyphens w:val="true"/>
+                              <w:spacing w:lineRule="auto" w:line="278" w:before="0" w:after="0"/>
+                              <w:ind w:right="314"/>
+                              <w:jc w:val="left"/>
+                              <w:rPr>
+                                <w:rFonts w:ascii="Open Sans" w:hAnsi="Open Sans" w:eastAsia="Open Sans" w:cs="Open Sans"/>
+                              </w:rPr>
+                            </w:pPr>
+                            <w:r>
+                              <w:rPr>
+                                <w:rFonts w:eastAsia="Open Sans" w:cs="Open Sans" w:ascii="Open Sans" w:hAnsi="Open Sans"/>
+                                <w:kern w:val="0"/>
+                                <w:sz w:val="22"/>
+                                <w:szCs w:val="22"/>
+                                <w:lang w:val="pl-PL" w:eastAsia="pl-PL" w:bidi="ar-SA"/>
+                              </w:rPr>
+                              <w:t>{Anrede}</w:t>
+                            </w:r>
+                          </w:p>
+                          <w:p>
+                            <w:pPr>
+                              <w:pStyle w:val="Normal"/>
+                              <w:suppressAutoHyphens w:val="true"/>
+                              <w:spacing w:lineRule="auto" w:line="278" w:before="0" w:after="0"/>
+                              <w:ind w:right="314"/>
+                              <w:jc w:val="left"/>
+                              <w:rPr>
+                                <w:rFonts w:ascii="Open Sans" w:hAnsi="Open Sans" w:eastAsia="Open Sans" w:cs="Open Sans"/>
+                                <w:color w:val="1F1F1F"/>
+                              </w:rPr>
+                            </w:pPr>
+                            <w:r>
+                              <w:rPr>
+                                <w:rFonts w:eastAsia="Open Sans" w:cs="Open Sans" w:ascii="Open Sans" w:hAnsi="Open Sans"/>
+                                <w:kern w:val="0"/>
+                                <w:sz w:val="22"/>
+                                <w:szCs w:val="22"/>
+                                <w:lang w:val="pl-PL" w:eastAsia="pl-PL" w:bidi="ar-SA"/>
+                              </w:rPr>
+                              <w:t>{Vorname} {Nachname}</w:t>
+                            </w:r>
+                          </w:p>
+                          <w:p>
+                            <w:pPr>
+                              <w:pStyle w:val="Normal"/>
+                              <w:suppressAutoHyphens w:val="true"/>
+                              <w:spacing w:lineRule="auto" w:line="278" w:before="0" w:after="0"/>
+                              <w:ind w:right="314"/>
+                              <w:jc w:val="left"/>
+                              <w:rPr>
+                                <w:rFonts w:ascii="Open Sans" w:hAnsi="Open Sans" w:eastAsia="Open Sans" w:cs="Open Sans"/>
+                                <w:color w:val="1F1F1F"/>
+                              </w:rPr>
+                            </w:pPr>
+                            <w:r>
+                              <w:rPr>
+                                <w:rFonts w:eastAsia="Open Sans" w:cs="Open Sans" w:ascii="Open Sans" w:hAnsi="Open Sans"/>
+                                <w:kern w:val="0"/>
+                                <w:sz w:val="22"/>
+                                <w:szCs w:val="22"/>
+                                <w:lang w:val="pl-PL" w:eastAsia="pl-PL" w:bidi="ar-SA"/>
+                              </w:rPr>
+                              <w:t>{Adresse}</w:t>
+                            </w:r>
+                          </w:p>
+                          <w:p>
+                            <w:pPr>
+                              <w:pStyle w:val="normal1"/>
+                              <w:suppressAutoHyphens w:val="true"/>
+                              <w:spacing w:lineRule="auto" w:line="278" w:before="0" w:after="0"/>
+                              <w:ind w:right="314"/>
+                              <w:jc w:val="left"/>
+                              <w:rPr>
+                                <w:rFonts w:ascii="Open Sans" w:hAnsi="Open Sans" w:eastAsia="Open Sans" w:cs="Open Sans"/>
+                                <w:color w:val="070707"/>
+                                <w:sz w:val="17"/>
+                                <w:szCs w:val="17"/>
+                              </w:rPr>
+                            </w:pPr>
+                            <w:r>
+                              <w:rPr>
+                                <w:rFonts w:eastAsia="Open Sans" w:cs="Open Sans" w:ascii="Open Sans" w:hAnsi="Open Sans"/>
+                                <w:kern w:val="0"/>
+                                <w:sz w:val="22"/>
+                                <w:szCs w:val="22"/>
+                                <w:lang w:val="pl-PL" w:eastAsia="pl-PL" w:bidi="ar-SA"/>
+                              </w:rPr>
+                              <w:t>{PLZ} {Stadt}</w:t>
+                            </w:r>
+                          </w:p>
+                        </w:tc>
+                        <w:tc>
+                          <w:tcPr>
+                            <w:tcW w:w="2401" w:type="dxa"/>
+                            <w:tcBorders>
+                              <w:top w:val="single" w:sz="8" w:space="0" w:color="FFFFFF"/>
+                              <w:left w:val="single" w:sz="8" w:space="0" w:color="FFFFFF"/>
+                              <w:bottom w:val="single" w:sz="8" w:space="0" w:color="FFFFFF"/>
+                              <w:right w:val="single" w:sz="8" w:space="0" w:color="FFFFFF"/>
+                            </w:tcBorders>
+                          </w:tcPr>
+                          <w:p>
+                            <w:pPr>
+                              <w:pStyle w:val="Normal"/>
+                              <w:suppressAutoHyphens w:val="true"/>
+                              <w:spacing w:lineRule="auto" w:line="276" w:before="0" w:after="0"/>
+                              <w:ind w:right="127"/>
+                              <w:jc w:val="left"/>
+                              <w:rPr>
+                                <w:rFonts w:ascii="Open Sans" w:hAnsi="Open Sans" w:eastAsia="Open Sans" w:cs="Open Sans"/>
+                                <w:sz w:val="21"/>
+                                <w:szCs w:val="21"/>
+                                <w:lang w:val="de-DE"/>
+                              </w:rPr>
+                            </w:pPr>
+                            <w:r>
+                              <w:rPr>
+                                <w:rFonts w:eastAsia="Open Sans" w:cs="Open Sans" w:ascii="Open Sans" w:hAnsi="Open Sans"/>
+                                <w:color w:val="1F1F1F"/>
+                                <w:kern w:val="0"/>
+                                <w:sz w:val="21"/>
+                                <w:szCs w:val="21"/>
+                                <w:lang w:val="de-DE" w:eastAsia="pl-PL" w:bidi="ar-SA"/>
+                              </w:rPr>
+                              <w:t>Angebotsnummer</w:t>
+                            </w:r>
+                            <w:r>
+                              <w:rPr>
+                                <w:rFonts w:eastAsia="Open Sans" w:cs="Open Sans" w:ascii="Open Sans" w:hAnsi="Open Sans"/>
+                                <w:kern w:val="0"/>
+                                <w:sz w:val="21"/>
+                                <w:szCs w:val="21"/>
+                                <w:lang w:val="de-DE" w:eastAsia="pl-PL" w:bidi="ar-SA"/>
+                              </w:rPr>
+                              <w:t xml:space="preserve">        </w:t>
+                            </w:r>
+                            <w:r>
+                              <w:rPr>
+                                <w:rFonts w:eastAsia="Open Sans" w:cs="Open Sans" w:ascii="Open Sans" w:hAnsi="Open Sans"/>
+                                <w:color w:val="1F1F1F"/>
+                                <w:kern w:val="0"/>
+                                <w:sz w:val="21"/>
+                                <w:szCs w:val="21"/>
+                                <w:lang w:val="de-DE" w:eastAsia="pl-PL" w:bidi="ar-SA"/>
+                              </w:rPr>
+                              <w:t>Datum</w:t>
+                            </w:r>
+                          </w:p>
+                          <w:p>
+                            <w:pPr>
+                              <w:pStyle w:val="Normal"/>
+                              <w:suppressAutoHyphens w:val="true"/>
+                              <w:spacing w:lineRule="auto" w:line="276" w:before="0" w:after="0"/>
+                              <w:ind w:right="127"/>
+                              <w:jc w:val="left"/>
+                              <w:rPr>
+                                <w:rFonts w:ascii="Open Sans" w:hAnsi="Open Sans" w:eastAsia="Open Sans" w:cs="Open Sans"/>
+                                <w:color w:val="1F1F1F"/>
+                                <w:sz w:val="21"/>
+                                <w:szCs w:val="21"/>
+                                <w:lang w:val="de-DE"/>
+                              </w:rPr>
+                            </w:pPr>
+                            <w:r>
+                              <w:rPr>
+                                <w:rFonts w:eastAsia="Open Sans" w:cs="Open Sans" w:ascii="Open Sans" w:hAnsi="Open Sans"/>
+                                <w:color w:val="1F1F1F"/>
+                                <w:kern w:val="0"/>
+                                <w:sz w:val="21"/>
+                                <w:szCs w:val="21"/>
+                                <w:lang w:val="de-DE" w:eastAsia="pl-PL" w:bidi="ar-SA"/>
+                              </w:rPr>
+                              <w:t>Ansprechpartner</w:t>
+                            </w:r>
+                          </w:p>
+                          <w:p>
+                            <w:pPr>
+                              <w:pStyle w:val="normal1"/>
+                              <w:suppressAutoHyphens w:val="true"/>
+                              <w:spacing w:lineRule="auto" w:line="276" w:before="0" w:after="0"/>
+                              <w:ind w:right="127"/>
+                              <w:jc w:val="left"/>
+                              <w:rPr>
+                                <w:rFonts w:ascii="Open Sans" w:hAnsi="Open Sans" w:eastAsia="Open Sans" w:cs="Open Sans"/>
+                                <w:color w:val="070707"/>
+                                <w:sz w:val="17"/>
+                                <w:szCs w:val="17"/>
+                                <w:lang w:val="de-DE"/>
+                              </w:rPr>
+                            </w:pPr>
+                            <w:r>
+                              <w:rPr>
+                                <w:rFonts w:eastAsia="Open Sans" w:cs="Open Sans" w:ascii="Open Sans" w:hAnsi="Open Sans"/>
+                                <w:color w:val="1F1F1F"/>
+                                <w:kern w:val="0"/>
+                                <w:sz w:val="21"/>
+                                <w:szCs w:val="21"/>
+                                <w:lang w:val="de-DE" w:eastAsia="pl-PL" w:bidi="ar-SA"/>
+                              </w:rPr>
+                              <w:t>Telefon</w:t>
+                              <w:br/>
+                              <w:t>E-Mail</w:t>
+                            </w:r>
+                          </w:p>
+                          <w:p>
+                            <w:pPr>
+                              <w:pStyle w:val="Normal"/>
+                              <w:suppressAutoHyphens w:val="true"/>
+                              <w:spacing w:before="0" w:after="0"/>
+                              <w:ind w:right="127"/>
+                              <w:jc w:val="left"/>
+                              <w:rPr>
+                                <w:rFonts w:ascii="Open Sans" w:hAnsi="Open Sans"/>
+                                <w:b w:val="false"/>
+                                <w:bCs w:val="false"/>
+                                <w:sz w:val="21"/>
+                                <w:szCs w:val="21"/>
+                              </w:rPr>
+                            </w:pPr>
+                            <w:r>
+                              <w:rPr>
+                                <w:rFonts w:ascii="Open Sans" w:hAnsi="Open Sans"/>
+                                <w:b w:val="false"/>
+                                <w:bCs w:val="false"/>
+                                <w:sz w:val="21"/>
+                                <w:szCs w:val="21"/>
+                                <w:lang w:val="pl-PL"/>
+                              </w:rPr>
+                              <w:t>Referenz</w:t>
+                            </w:r>
+                          </w:p>
+                          <w:p>
+                            <w:pPr>
+                              <w:pStyle w:val="normal1"/>
+                              <w:suppressAutoHyphens w:val="true"/>
+                              <w:spacing w:lineRule="auto" w:line="276" w:before="0" w:after="0"/>
+                              <w:ind w:right="127"/>
+                              <w:jc w:val="left"/>
+                              <w:rPr>
+                                <w:rFonts w:ascii="Open Sans" w:hAnsi="Open Sans" w:eastAsia="Open Sans" w:cs="Open Sans"/>
+                                <w:color w:val="070707"/>
+                                <w:sz w:val="17"/>
+                                <w:szCs w:val="17"/>
+                                <w:lang w:val="de-DE"/>
+                              </w:rPr>
+                            </w:pPr>
+                            <w:r>
+                              <w:rPr>
+                                <w:rFonts w:eastAsia="Open Sans" w:cs="Open Sans" w:ascii="Open Sans" w:hAnsi="Open Sans"/>
+                                <w:color w:val="070707"/>
+                                <w:sz w:val="17"/>
+                                <w:szCs w:val="17"/>
+                                <w:lang w:val="de-DE"/>
+                              </w:rPr>
+                            </w:r>
+                          </w:p>
+                        </w:tc>
+                        <w:tc>
+                          <w:tcPr>
+                            <w:tcW w:w="2835" w:type="dxa"/>
+                            <w:tcBorders>
+                              <w:top w:val="single" w:sz="8" w:space="0" w:color="FFFFFF"/>
+                              <w:left w:val="single" w:sz="8" w:space="0" w:color="FFFFFF"/>
+                              <w:bottom w:val="single" w:sz="8" w:space="0" w:color="FFFFFF"/>
+                              <w:right w:val="single" w:sz="8" w:space="0" w:color="FFFFFF"/>
+                            </w:tcBorders>
+                          </w:tcPr>
+                          <w:p>
+                            <w:pPr>
+                              <w:pStyle w:val="Normal"/>
+                              <w:widowControl w:val="false"/>
+                              <w:suppressAutoHyphens w:val="true"/>
+                              <w:bidi w:val="0"/>
+                              <w:spacing w:lineRule="auto" w:line="276" w:before="0" w:after="0"/>
+                              <w:ind w:hanging="0" w:left="0" w:right="227"/>
+                              <w:jc w:val="right"/>
+                              <w:rPr/>
+                            </w:pPr>
+                            <w:r>
+                              <w:rPr>
+                                <w:rFonts w:eastAsia="Open Sans" w:cs="Open Sans" w:ascii="Open Sans" w:hAnsi="Open Sans"/>
+                                <w:kern w:val="0"/>
+                                <w:sz w:val="22"/>
+                                <w:szCs w:val="22"/>
+                                <w:lang w:val="de-DE" w:eastAsia="pl-PL" w:bidi="ar-SA"/>
+                              </w:rPr>
+                              <w:t>{</w:t>
+                            </w:r>
+                            <w:r>
+                              <w:rPr>
+                                <w:rFonts w:eastAsia="Open Sans" w:cs="Open Sans" w:ascii="Open Sans" w:hAnsi="Open Sans"/>
+                                <w:color w:val="1F1F1F"/>
+                                <w:kern w:val="0"/>
+                                <w:sz w:val="21"/>
+                                <w:szCs w:val="21"/>
+                                <w:lang w:val="de-DE" w:eastAsia="pl-PL" w:bidi="ar-SA"/>
+                              </w:rPr>
+                              <w:t>Angebotsnummer</w:t>
+                            </w:r>
+                            <w:r>
+                              <w:rPr>
+                                <w:rFonts w:eastAsia="Open Sans" w:cs="Open Sans" w:ascii="Open Sans" w:hAnsi="Open Sans"/>
+                                <w:kern w:val="0"/>
+                                <w:sz w:val="22"/>
+                                <w:szCs w:val="22"/>
+                                <w:lang w:val="de-DE" w:eastAsia="pl-PL" w:bidi="ar-SA"/>
+                              </w:rPr>
+                              <w:t>}</w:t>
+                            </w:r>
+                          </w:p>
+                          <w:p>
+                            <w:pPr>
+                              <w:pStyle w:val="Normal"/>
+                              <w:widowControl w:val="false"/>
+                              <w:suppressAutoHyphens w:val="true"/>
+                              <w:bidi w:val="0"/>
+                              <w:spacing w:lineRule="auto" w:line="276" w:before="0" w:after="0"/>
+                              <w:ind w:hanging="0" w:left="0" w:right="227"/>
+                              <w:jc w:val="right"/>
+                              <w:rPr/>
+                            </w:pPr>
+                            <w:r>
+                              <w:rPr>
+                                <w:rFonts w:eastAsia="Open Sans" w:cs="Open Sans" w:ascii="Open Sans" w:hAnsi="Open Sans"/>
+                                <w:kern w:val="0"/>
+                                <w:sz w:val="22"/>
+                                <w:szCs w:val="22"/>
+                                <w:lang w:val="de-DE" w:eastAsia="pl-PL" w:bidi="ar-SA"/>
+                              </w:rPr>
+                              <w:t>{</w:t>
+                            </w:r>
+                            <w:r>
+                              <w:rPr>
+                                <w:rFonts w:eastAsia="Open Sans" w:cs="Open Sans" w:ascii="Open Sans" w:hAnsi="Open Sans"/>
+                                <w:color w:val="1F1F1F"/>
+                                <w:kern w:val="0"/>
+                                <w:sz w:val="21"/>
+                                <w:szCs w:val="21"/>
+                                <w:lang w:val="de-DE" w:eastAsia="pl-PL" w:bidi="ar-SA"/>
+                              </w:rPr>
+                              <w:t>Datum</w:t>
+                            </w:r>
+                            <w:r>
+                              <w:rPr>
+                                <w:rFonts w:eastAsia="Open Sans" w:cs="Open Sans" w:ascii="Open Sans" w:hAnsi="Open Sans"/>
+                                <w:kern w:val="0"/>
+                                <w:sz w:val="22"/>
+                                <w:szCs w:val="22"/>
+                                <w:lang w:val="de-DE" w:eastAsia="pl-PL" w:bidi="ar-SA"/>
+                              </w:rPr>
+                              <w:t>}</w:t>
+                            </w:r>
+                            <w:r>
+                              <w:rPr>
+                                <w:rFonts w:eastAsia="Calibri" w:cs="Calibri"/>
+                                <w:kern w:val="0"/>
+                                <w:sz w:val="22"/>
+                                <w:szCs w:val="22"/>
+                                <w:lang w:val="de-DE" w:eastAsia="pl-PL" w:bidi="ar-SA"/>
+                              </w:rPr>
+                              <w:br/>
+                            </w:r>
+                            <w:r>
+                              <w:rPr>
+                                <w:rFonts w:eastAsia="Open Sans" w:cs="Open Sans" w:ascii="Open Sans" w:hAnsi="Open Sans"/>
+                                <w:kern w:val="0"/>
+                                <w:sz w:val="22"/>
+                                <w:szCs w:val="22"/>
+                                <w:lang w:val="de-DE" w:eastAsia="pl-PL" w:bidi="ar-SA"/>
+                              </w:rPr>
+                              <w:t>{</w:t>
+                            </w:r>
+                            <w:r>
+                              <w:rPr>
+                                <w:rFonts w:eastAsia="Open Sans" w:cs="Open Sans" w:ascii="Open Sans" w:hAnsi="Open Sans"/>
+                                <w:color w:val="1F1F1F"/>
+                                <w:kern w:val="0"/>
+                                <w:sz w:val="21"/>
+                                <w:szCs w:val="21"/>
+                                <w:lang w:val="de-DE" w:eastAsia="pl-PL" w:bidi="ar-SA"/>
+                              </w:rPr>
+                              <w:t>Ansprechpartner</w:t>
+                            </w:r>
+                            <w:r>
+                              <w:rPr>
+                                <w:rFonts w:eastAsia="Open Sans" w:cs="Open Sans" w:ascii="Open Sans" w:hAnsi="Open Sans"/>
+                                <w:kern w:val="0"/>
+                                <w:sz w:val="22"/>
+                                <w:szCs w:val="22"/>
+                                <w:lang w:val="de-DE" w:eastAsia="pl-PL" w:bidi="ar-SA"/>
+                              </w:rPr>
+                              <w:t>}</w:t>
+                            </w:r>
+                            <w:r>
+                              <w:rPr>
+                                <w:rFonts w:eastAsia="Calibri" w:cs="Calibri"/>
+                                <w:kern w:val="0"/>
+                                <w:sz w:val="22"/>
+                                <w:szCs w:val="22"/>
+                                <w:lang w:val="de-DE" w:eastAsia="pl-PL" w:bidi="ar-SA"/>
+                              </w:rPr>
+                              <w:br/>
+                            </w:r>
+                            <w:r>
+                              <w:rPr>
+                                <w:rFonts w:eastAsia="Open Sans" w:cs="Open Sans" w:ascii="Open Sans" w:hAnsi="Open Sans"/>
+                                <w:color w:val="1F1F1F"/>
+                                <w:kern w:val="0"/>
+                                <w:sz w:val="21"/>
+                                <w:szCs w:val="21"/>
+                                <w:lang w:val="de-DE" w:eastAsia="pl-PL" w:bidi="ar-SA"/>
+                              </w:rPr>
+                              <w:t xml:space="preserve">          09281 5915900</w:t>
+                            </w:r>
+                          </w:p>
+                          <w:p>
+                            <w:pPr>
+                              <w:pStyle w:val="normal1"/>
+                              <w:widowControl w:val="false"/>
+                              <w:suppressAutoHyphens w:val="true"/>
+                              <w:bidi w:val="0"/>
+                              <w:spacing w:lineRule="auto" w:line="276" w:before="0" w:after="0"/>
+                              <w:ind w:hanging="0" w:left="0" w:right="227"/>
+                              <w:jc w:val="right"/>
+                              <w:rPr/>
+                            </w:pPr>
+                            <w:hyperlink r:id="rId3">
+                              <w:r>
+                                <w:rPr>
+                                  <w:rStyle w:val="Hyperlink"/>
+                                  <w:rFonts w:eastAsia="Open Sans" w:cs="Open Sans" w:ascii="Open Sans" w:hAnsi="Open Sans"/>
+                                  <w:color w:val="1F1F1F"/>
+                                  <w:kern w:val="0"/>
+                                  <w:sz w:val="21"/>
+                                  <w:szCs w:val="21"/>
+                                  <w:lang w:val="de-DE" w:eastAsia="pl-PL" w:bidi="ar-SA"/>
+                                </w:rPr>
+                                <w:t>service@e-m-c-2.de</w:t>
+                              </w:r>
+                            </w:hyperlink>
+                          </w:p>
+                          <w:p>
+                            <w:pPr>
+                              <w:pStyle w:val="normal1"/>
+                              <w:widowControl w:val="false"/>
+                              <w:suppressAutoHyphens w:val="true"/>
+                              <w:bidi w:val="0"/>
+                              <w:spacing w:lineRule="auto" w:line="276" w:before="0" w:after="0"/>
+                              <w:ind w:hanging="0" w:left="0" w:right="227"/>
+                              <w:jc w:val="right"/>
+                              <w:rPr/>
+                            </w:pPr>
+                            <w:r>
+                              <w:rPr>
+                                <w:rFonts w:eastAsia="Open Sans" w:cs="Open Sans" w:ascii="Open Sans" w:hAnsi="Open Sans"/>
+                                <w:color w:val="070707"/>
+                                <w:kern w:val="0"/>
+                                <w:sz w:val="21"/>
+                                <w:szCs w:val="21"/>
+                                <w:lang w:val="de-DE" w:eastAsia="pl-PL" w:bidi="ar-SA"/>
+                              </w:rPr>
+                              <w:t>{Kundennummer}</w:t>
+                            </w:r>
+                          </w:p>
+                        </w:tc>
+                      </w:tr>
+                    </w:tbl>
+                    <w:p>
+                      <w:pPr>
+                        <w:pStyle w:val="Normal"/>
+                        <w:widowControl w:val="false"/>
+                        <w:suppressAutoHyphens w:val="true"/>
+                        <w:bidi w:val="0"/>
+                        <w:spacing w:before="171" w:after="0"/>
+                        <w:ind w:hanging="0" w:left="0" w:right="5216"/>
+                        <w:jc w:val="left"/>
+                        <w:rPr>
+                          <w:rFonts w:ascii="Open Sans" w:hAnsi="Open Sans" w:eastAsia="Open Sans" w:cs="Open Sans"/>
+                          <w:color w:val="070707"/>
+                          <w:sz w:val="17"/>
+                          <w:szCs w:val="17"/>
+                        </w:rPr>
+                      </w:pPr>
+                      <w:r>
+                        <w:rPr>
+                          <w:rFonts w:eastAsia="Open Sans" w:cs="Open Sans" w:ascii="Open Sans" w:hAnsi="Open Sans"/>
+                          <w:color w:val="070707"/>
+                          <w:sz w:val="17"/>
+                          <w:szCs w:val="17"/>
+                        </w:rPr>
+                      </w:r>
+                    </w:p>
+                  </w:txbxContent>
+                </v:textbox>
+                <w10:wrap type="square"/>
+              </v:rect>
+            </w:pict>
+          </mc:Fallback>
+        </mc:AlternateContent>
       </w:r>
     </w:p>
     <w:p>
       <w:pPr>
         <w:pStyle w:val="Normal"/>
-        <w:spacing w:before="156" w:after="0"/>
-        <w:rPr>
-          <w:rFonts w:ascii="Arial" w:hAnsi="Arial" w:eastAsia="Arial" w:cs="Arial"/>
-          <w:b/>
-          <w:bCs/>
-          <w:color w:val="000000"/>
-          <w:sz w:val="24"/>
-          <w:szCs w:val="24"/>
+        <w:spacing w:before="171" w:after="0"/>
+        <w:rPr>
+          <w:rFonts w:ascii="Open Sans" w:hAnsi="Open Sans" w:eastAsia="Open Sans" w:cs="Open Sans"/>
+          <w:color w:val="070707"/>
+          <w:sz w:val="17"/>
+          <w:szCs w:val="17"/>
         </w:rPr>
       </w:pPr>
       <w:r>
@@ -676,36 +1255,15 @@
           <w:sz w:val="24"/>
           <w:szCs w:val="24"/>
         </w:rPr>
-        <w:t xml:space="preserve">  </w:t>
-      </w:r>
-      <w:r>
-        <w:rPr>
-          <w:rFonts w:eastAsia="Arial" w:cs="Arial" w:ascii="Arial" w:hAnsi="Arial"/>
-          <w:b/>
-          <w:bCs/>
-          <w:color w:val="000000"/>
-          <w:sz w:val="24"/>
-          <w:szCs w:val="24"/>
-        </w:rPr>
         <w:t>Ihr Angebot {Angebotsnummer}</w:t>
       </w:r>
     </w:p>
     <w:p>
       <w:pPr>
         <w:pStyle w:val="Normal"/>
-        <w:spacing w:before="156" w:after="0"/>
-        <w:rPr>
-          <w:rFonts w:ascii="Open Sans" w:hAnsi="Open Sans" w:eastAsia="Open Sans" w:cs="Open Sans"/>
-          <w:color w:val="000000"/>
-        </w:rPr>
+        <w:spacing w:lineRule="auto" w:line="276" w:before="170" w:after="0"/>
+        <w:rPr/>
       </w:pPr>
-      <w:r>
-        <w:rPr>
-          <w:rFonts w:eastAsia="Open Sans" w:cs="Open Sans" w:ascii="Open Sans" w:hAnsi="Open Sans"/>
-          <w:color w:val="000000"/>
-        </w:rPr>
-        <w:t xml:space="preserve">  </w:t>
-      </w:r>
       <w:r>
         <w:rPr>
           <w:rFonts w:eastAsia="Open Sans" w:cs="Open Sans" w:ascii="Open Sans" w:hAnsi="Open Sans"/>
@@ -717,17 +1275,6 @@
         <w:rPr/>
         <w:br/>
       </w:r>
-    </w:p>
-    <w:p>
-      <w:pPr>
-        <w:pStyle w:val="Normal"/>
-        <w:spacing w:before="1" w:after="0"/>
-        <w:ind w:hanging="5" w:left="125" w:right="-89"/>
-        <w:rPr>
-          <w:rFonts w:ascii="Open Sans" w:hAnsi="Open Sans" w:eastAsia="Open Sans" w:cs="Open Sans"/>
-          <w:color w:val="000000"/>
-        </w:rPr>
-      </w:pPr>
       <w:r>
         <w:rPr>
           <w:rFonts w:eastAsia="Open Sans" w:cs="Open Sans" w:ascii="Open Sans" w:hAnsi="Open Sans"/>
@@ -778,9 +1325,9 @@
     <w:tbl>
       <w:tblPr>
         <w:tblStyle w:val="NormalTable0"/>
-        <w:tblW w:w="9945" w:type="dxa"/>
+        <w:tblW w:w="9343" w:type="dxa"/>
         <w:jc w:val="left"/>
-        <w:tblInd w:w="1" w:type="dxa"/>
+        <w:tblInd w:w="-28" w:type="dxa"/>
         <w:tblLayout w:type="fixed"/>
         <w:tblCellMar>
           <w:top w:w="0" w:type="dxa"/>
@@ -791,11 +1338,11 @@
         <w:tblLook w:val="04a0" w:noVBand="1" w:noHBand="0" w:lastColumn="0" w:firstColumn="1" w:lastRow="0" w:firstRow="1"/>
       </w:tblPr>
       <w:tblGrid>
-        <w:gridCol w:w="510"/>
-        <w:gridCol w:w="885"/>
-        <w:gridCol w:w="5856"/>
-        <w:gridCol w:w="1440"/>
-        <w:gridCol w:w="1254"/>
+        <w:gridCol w:w="499"/>
+        <w:gridCol w:w="840"/>
+        <w:gridCol w:w="5495"/>
+        <w:gridCol w:w="1353"/>
+        <w:gridCol w:w="1156"/>
       </w:tblGrid>
       <w:tr>
         <w:trPr>
@@ -803,7 +1350,7 @@
         </w:trPr>
         <w:tc>
           <w:tcPr>
-            <w:tcW w:w="510" w:type="dxa"/>
+            <w:tcW w:w="499" w:type="dxa"/>
             <w:tcBorders/>
             <w:shd w:color="auto" w:fill="CCCCCC" w:val="clear"/>
           </w:tcPr>
@@ -813,13 +1360,7 @@
               <w:suppressAutoHyphens w:val="true"/>
               <w:spacing w:before="24" w:after="24"/>
               <w:jc w:val="center"/>
-              <w:rPr>
-                <w:rFonts w:ascii="Calibri" w:hAnsi="Calibri" w:eastAsia="Calibri" w:cs="Calibri"/>
-                <w:kern w:val="0"/>
-                <w:sz w:val="22"/>
-                <w:szCs w:val="22"/>
-                <w:lang w:val="pl-PL" w:eastAsia="pl-PL" w:bidi="ar-SA"/>
-              </w:rPr>
+              <w:rPr/>
             </w:pPr>
             <w:r>
               <w:rPr>
@@ -836,7 +1377,7 @@
         </w:tc>
         <w:tc>
           <w:tcPr>
-            <w:tcW w:w="885" w:type="dxa"/>
+            <w:tcW w:w="840" w:type="dxa"/>
             <w:tcBorders/>
             <w:shd w:color="auto" w:fill="CCCCCC" w:val="clear"/>
           </w:tcPr>
@@ -846,13 +1387,7 @@
               <w:suppressAutoHyphens w:val="true"/>
               <w:spacing w:before="24" w:after="24"/>
               <w:jc w:val="center"/>
-              <w:rPr>
-                <w:rFonts w:ascii="Calibri" w:hAnsi="Calibri" w:eastAsia="Calibri" w:cs="Calibri"/>
-                <w:kern w:val="0"/>
-                <w:sz w:val="22"/>
-                <w:szCs w:val="22"/>
-                <w:lang w:val="pl-PL" w:eastAsia="pl-PL" w:bidi="ar-SA"/>
-              </w:rPr>
+              <w:rPr/>
             </w:pPr>
             <w:r>
               <w:rPr>
@@ -869,7 +1404,7 @@
         </w:tc>
         <w:tc>
           <w:tcPr>
-            <w:tcW w:w="5856" w:type="dxa"/>
+            <w:tcW w:w="5495" w:type="dxa"/>
             <w:tcBorders/>
             <w:shd w:color="auto" w:fill="CCCCCC" w:val="clear"/>
           </w:tcPr>
@@ -880,9 +1415,7 @@
               <w:spacing w:before="24" w:after="24"/>
               <w:ind w:right="314"/>
               <w:jc w:val="both"/>
-              <w:rPr>
-                <w:color w:val="000000"/>
-              </w:rPr>
+              <w:rPr/>
             </w:pPr>
             <w:r>
               <w:rPr>
@@ -899,7 +1432,7 @@
         </w:tc>
         <w:tc>
           <w:tcPr>
-            <w:tcW w:w="1440" w:type="dxa"/>
+            <w:tcW w:w="1353" w:type="dxa"/>
             <w:tcBorders/>
             <w:shd w:color="auto" w:fill="CCCCCC" w:val="clear"/>
           </w:tcPr>
@@ -909,9 +1442,7 @@
               <w:suppressAutoHyphens w:val="true"/>
               <w:spacing w:before="24" w:after="24"/>
               <w:jc w:val="center"/>
-              <w:rPr>
-                <w:color w:val="000000"/>
-              </w:rPr>
+              <w:rPr/>
             </w:pPr>
             <w:r>
               <w:rPr>
@@ -928,7 +1459,7 @@
         </w:tc>
         <w:tc>
           <w:tcPr>
-            <w:tcW w:w="1254" w:type="dxa"/>
+            <w:tcW w:w="1156" w:type="dxa"/>
             <w:tcBorders/>
             <w:shd w:color="auto" w:fill="CCCCCC" w:val="clear"/>
           </w:tcPr>
@@ -938,9 +1469,7 @@
               <w:suppressAutoHyphens w:val="true"/>
               <w:spacing w:before="24" w:after="24"/>
               <w:jc w:val="center"/>
-              <w:rPr>
-                <w:color w:val="000000"/>
-              </w:rPr>
+              <w:rPr/>
             </w:pPr>
             <w:r>
               <w:rPr>
@@ -962,7 +1491,7 @@
         </w:trPr>
         <w:tc>
           <w:tcPr>
-            <w:tcW w:w="510" w:type="dxa"/>
+            <w:tcW w:w="499" w:type="dxa"/>
             <w:tcBorders/>
             <w:shd w:color="auto" w:fill="FFFFFF" w:val="clear"/>
           </w:tcPr>
@@ -972,12 +1501,7 @@
               <w:suppressAutoHyphens w:val="true"/>
               <w:spacing w:before="40" w:after="0"/>
               <w:jc w:val="center"/>
-              <w:rPr>
-                <w:b/>
-                <w:bCs/>
-                <w:sz w:val="20"/>
-                <w:szCs w:val="20"/>
-              </w:rPr>
+              <w:rPr/>
             </w:pPr>
             <w:r>
               <w:rPr>
@@ -996,7 +1520,7 @@
         </w:tc>
         <w:tc>
           <w:tcPr>
-            <w:tcW w:w="885" w:type="dxa"/>
+            <w:tcW w:w="840" w:type="dxa"/>
             <w:tcBorders/>
             <w:shd w:color="auto" w:fill="FFFFFF" w:val="clear"/>
           </w:tcPr>
@@ -1006,12 +1530,7 @@
               <w:suppressAutoHyphens w:val="true"/>
               <w:spacing w:before="40" w:after="0"/>
               <w:jc w:val="center"/>
-              <w:rPr>
-                <w:b/>
-                <w:bCs/>
-                <w:sz w:val="20"/>
-                <w:szCs w:val="20"/>
-              </w:rPr>
+              <w:rPr/>
             </w:pPr>
             <w:r>
               <w:rPr>
@@ -1030,7 +1549,7 @@
         </w:tc>
         <w:tc>
           <w:tcPr>
-            <w:tcW w:w="5856" w:type="dxa"/>
+            <w:tcW w:w="5495" w:type="dxa"/>
             <w:tcBorders/>
             <w:shd w:color="auto" w:fill="FFFFFF" w:val="clear"/>
           </w:tcPr>
@@ -1040,12 +1559,7 @@
               <w:suppressAutoHyphens w:val="true"/>
               <w:spacing w:before="40" w:after="0"/>
               <w:jc w:val="both"/>
-              <w:rPr>
-                <w:rFonts w:ascii="Arial" w:hAnsi="Arial" w:eastAsia="Arial" w:cs="Arial"/>
-                <w:color w:val="000000"/>
-                <w:sz w:val="20"/>
-                <w:szCs w:val="18"/>
-              </w:rPr>
+              <w:rPr/>
             </w:pPr>
             <w:r>
               <w:rPr>
@@ -1064,7 +1578,7 @@
         </w:tc>
         <w:tc>
           <w:tcPr>
-            <w:tcW w:w="1440" w:type="dxa"/>
+            <w:tcW w:w="1353" w:type="dxa"/>
             <w:tcBorders/>
             <w:shd w:color="auto" w:fill="FFFFFF" w:val="clear"/>
           </w:tcPr>
@@ -1074,10 +1588,7 @@
               <w:suppressAutoHyphens w:val="true"/>
               <w:spacing w:before="40" w:after="0"/>
               <w:jc w:val="center"/>
-              <w:rPr>
-                <w:rFonts w:ascii="Arial" w:hAnsi="Arial" w:eastAsia="Arial" w:cs="Arial"/>
-                <w:color w:val="000000"/>
-              </w:rPr>
+              <w:rPr/>
             </w:pPr>
             <w:r>
               <w:rPr>
@@ -1094,7 +1605,7 @@
         </w:tc>
         <w:tc>
           <w:tcPr>
-            <w:tcW w:w="1254" w:type="dxa"/>
+            <w:tcW w:w="1156" w:type="dxa"/>
             <w:tcBorders/>
             <w:shd w:color="auto" w:fill="FFFFFF" w:val="clear"/>
           </w:tcPr>
@@ -1104,10 +1615,7 @@
               <w:suppressAutoHyphens w:val="true"/>
               <w:spacing w:before="40" w:after="0"/>
               <w:jc w:val="center"/>
-              <w:rPr>
-                <w:rFonts w:ascii="Arial" w:hAnsi="Arial" w:eastAsia="Arial" w:cs="Arial"/>
-                <w:color w:val="000000"/>
-              </w:rPr>
+              <w:rPr/>
             </w:pPr>
             <w:r>
               <w:rPr>
@@ -1129,7 +1637,7 @@
         </w:trPr>
         <w:tc>
           <w:tcPr>
-            <w:tcW w:w="510" w:type="dxa"/>
+            <w:tcW w:w="499" w:type="dxa"/>
             <w:tcBorders/>
             <w:shd w:color="auto" w:fill="FFFFFF" w:val="clear"/>
             <w:tcMar>
@@ -1187,7 +1695,7 @@
         </w:tc>
         <w:tc>
           <w:tcPr>
-            <w:tcW w:w="885" w:type="dxa"/>
+            <w:tcW w:w="840" w:type="dxa"/>
             <w:tcBorders/>
             <w:shd w:color="auto" w:fill="FFFFFF" w:val="clear"/>
             <w:tcMar>
@@ -1220,7 +1728,7 @@
         </w:tc>
         <w:tc>
           <w:tcPr>
-            <w:tcW w:w="5856" w:type="dxa"/>
+            <w:tcW w:w="5495" w:type="dxa"/>
             <w:tcBorders/>
             <w:shd w:color="auto" w:fill="FFFFFF" w:val="clear"/>
             <w:tcMar>
@@ -1234,12 +1742,7 @@
               <w:suppressAutoHyphens w:val="true"/>
               <w:spacing w:lineRule="auto" w:line="278" w:before="0" w:after="0"/>
               <w:jc w:val="left"/>
-              <w:rPr>
-                <w:rFonts w:ascii="Arial" w:hAnsi="Arial" w:eastAsia="Arial" w:cs="Arial"/>
-                <w:color w:val="000000"/>
-                <w:sz w:val="20"/>
-                <w:szCs w:val="20"/>
-              </w:rPr>
+              <w:rPr/>
             </w:pPr>
             <w:r>
               <w:rPr>
@@ -1259,12 +1762,7 @@
               <w:suppressAutoHyphens w:val="true"/>
               <w:spacing w:lineRule="auto" w:line="278" w:before="0" w:after="0"/>
               <w:jc w:val="left"/>
-              <w:rPr>
-                <w:rFonts w:ascii="Arial" w:hAnsi="Arial" w:eastAsia="Arial" w:cs="Arial"/>
-                <w:color w:val="000000"/>
-                <w:sz w:val="20"/>
-                <w:szCs w:val="20"/>
-              </w:rPr>
+              <w:rPr/>
             </w:pPr>
             <w:r>
               <w:rPr>
@@ -1284,12 +1782,7 @@
               <w:suppressAutoHyphens w:val="true"/>
               <w:spacing w:lineRule="auto" w:line="278" w:before="0" w:after="0"/>
               <w:jc w:val="left"/>
-              <w:rPr>
-                <w:rFonts w:ascii="Arial" w:hAnsi="Arial" w:eastAsia="Arial" w:cs="Arial"/>
-                <w:color w:val="000000"/>
-                <w:sz w:val="20"/>
-                <w:szCs w:val="20"/>
-              </w:rPr>
+              <w:rPr/>
             </w:pPr>
             <w:r>
               <w:rPr>
@@ -1331,12 +1824,7 @@
               <w:suppressAutoHyphens w:val="true"/>
               <w:spacing w:lineRule="auto" w:line="278" w:before="0" w:after="0"/>
               <w:jc w:val="left"/>
-              <w:rPr>
-                <w:rFonts w:ascii="Arial" w:hAnsi="Arial" w:eastAsia="Arial" w:cs="Arial"/>
-                <w:color w:val="000000"/>
-                <w:sz w:val="20"/>
-                <w:szCs w:val="20"/>
-              </w:rPr>
+              <w:rPr/>
             </w:pPr>
             <w:r>
               <w:rPr>
@@ -1356,12 +1844,7 @@
               <w:suppressAutoHyphens w:val="true"/>
               <w:spacing w:lineRule="auto" w:line="278" w:before="0" w:after="0"/>
               <w:jc w:val="left"/>
-              <w:rPr>
-                <w:rFonts w:ascii="Arial" w:hAnsi="Arial" w:eastAsia="Arial" w:cs="Arial"/>
-                <w:color w:val="000000"/>
-                <w:sz w:val="20"/>
-                <w:szCs w:val="20"/>
-              </w:rPr>
+              <w:rPr/>
             </w:pPr>
             <w:r>
               <w:rPr>
@@ -1381,12 +1864,7 @@
               <w:suppressAutoHyphens w:val="true"/>
               <w:spacing w:lineRule="auto" w:line="278" w:before="0" w:after="0"/>
               <w:jc w:val="left"/>
-              <w:rPr>
-                <w:rFonts w:ascii="Arial" w:hAnsi="Arial" w:eastAsia="Arial" w:cs="Arial"/>
-                <w:color w:val="000000"/>
-                <w:sz w:val="20"/>
-                <w:szCs w:val="20"/>
-              </w:rPr>
+              <w:rPr/>
             </w:pPr>
             <w:r>
               <w:rPr>
@@ -1406,12 +1884,7 @@
               <w:suppressAutoHyphens w:val="true"/>
               <w:spacing w:lineRule="auto" w:line="278" w:before="0" w:after="0"/>
               <w:jc w:val="left"/>
-              <w:rPr>
-                <w:rFonts w:ascii="Arial" w:hAnsi="Arial" w:eastAsia="Arial" w:cs="Arial"/>
-                <w:color w:val="000000"/>
-                <w:sz w:val="20"/>
-                <w:szCs w:val="20"/>
-              </w:rPr>
+              <w:rPr/>
             </w:pPr>
             <w:r>
               <w:rPr>
@@ -1431,12 +1904,7 @@
               <w:suppressAutoHyphens w:val="true"/>
               <w:spacing w:lineRule="auto" w:line="278" w:before="0" w:after="0"/>
               <w:jc w:val="left"/>
-              <w:rPr>
-                <w:rFonts w:ascii="Arial" w:hAnsi="Arial" w:eastAsia="Arial" w:cs="Arial"/>
-                <w:color w:val="000000"/>
-                <w:sz w:val="20"/>
-                <w:szCs w:val="20"/>
-              </w:rPr>
+              <w:rPr/>
             </w:pPr>
             <w:r>
               <w:rPr>
@@ -1456,12 +1924,7 @@
               <w:suppressAutoHyphens w:val="true"/>
               <w:spacing w:lineRule="auto" w:line="278" w:before="0" w:after="0"/>
               <w:jc w:val="left"/>
-              <w:rPr>
-                <w:rFonts w:ascii="Arial" w:hAnsi="Arial" w:eastAsia="Arial" w:cs="Arial"/>
-                <w:color w:val="000000"/>
-                <w:sz w:val="20"/>
-                <w:szCs w:val="18"/>
-              </w:rPr>
+              <w:rPr/>
             </w:pPr>
             <w:r>
               <w:rPr>
@@ -1478,7 +1941,7 @@
         </w:tc>
         <w:tc>
           <w:tcPr>
-            <w:tcW w:w="1440" w:type="dxa"/>
+            <w:tcW w:w="1353" w:type="dxa"/>
             <w:tcBorders/>
             <w:shd w:color="auto" w:fill="FFFFFF" w:val="clear"/>
             <w:tcMar>
@@ -1508,7 +1971,7 @@
         </w:tc>
         <w:tc>
           <w:tcPr>
-            <w:tcW w:w="1254" w:type="dxa"/>
+            <w:tcW w:w="1156" w:type="dxa"/>
             <w:tcBorders/>
             <w:shd w:color="auto" w:fill="FFFFFF" w:val="clear"/>
             <w:tcMar>
@@ -1567,9 +2030,9 @@
     <w:tbl>
       <w:tblPr>
         <w:tblStyle w:val="NormalTable0"/>
-        <w:tblW w:w="9945" w:type="dxa"/>
+        <w:tblW w:w="9343" w:type="dxa"/>
         <w:jc w:val="left"/>
-        <w:tblInd w:w="1" w:type="dxa"/>
+        <w:tblInd w:w="56" w:type="dxa"/>
         <w:tblLayout w:type="fixed"/>
         <w:tblCellMar>
           <w:top w:w="0" w:type="dxa"/>
@@ -1580,11 +2043,11 @@
         <w:tblLook w:val="04a0" w:noVBand="1" w:noHBand="0" w:lastColumn="0" w:firstColumn="1" w:lastRow="0" w:firstRow="1"/>
       </w:tblPr>
       <w:tblGrid>
-        <w:gridCol w:w="510"/>
-        <w:gridCol w:w="885"/>
-        <w:gridCol w:w="5856"/>
-        <w:gridCol w:w="1440"/>
-        <w:gridCol w:w="1254"/>
+        <w:gridCol w:w="479"/>
+        <w:gridCol w:w="831"/>
+        <w:gridCol w:w="5501"/>
+        <w:gridCol w:w="1352"/>
+        <w:gridCol w:w="1180"/>
       </w:tblGrid>
       <w:tr>
         <w:trPr>
@@ -1592,7 +2055,7 @@
         </w:trPr>
         <w:tc>
           <w:tcPr>
-            <w:tcW w:w="510" w:type="dxa"/>
+            <w:tcW w:w="479" w:type="dxa"/>
             <w:tcBorders/>
             <w:shd w:color="auto" w:fill="FFFFFF" w:val="clear"/>
           </w:tcPr>
@@ -1626,7 +2089,7 @@
         </w:tc>
         <w:tc>
           <w:tcPr>
-            <w:tcW w:w="885" w:type="dxa"/>
+            <w:tcW w:w="831" w:type="dxa"/>
             <w:tcBorders/>
             <w:shd w:color="auto" w:fill="FFFFFF" w:val="clear"/>
           </w:tcPr>
@@ -1660,7 +2123,7 @@
         </w:tc>
         <w:tc>
           <w:tcPr>
-            <w:tcW w:w="5856" w:type="dxa"/>
+            <w:tcW w:w="5501" w:type="dxa"/>
             <w:tcBorders/>
             <w:shd w:color="auto" w:fill="FFFFFF" w:val="clear"/>
           </w:tcPr>
@@ -1698,7 +2161,7 @@
         </w:tc>
         <w:tc>
           <w:tcPr>
-            <w:tcW w:w="1440" w:type="dxa"/>
+            <w:tcW w:w="1352" w:type="dxa"/>
             <w:tcBorders/>
             <w:shd w:color="auto" w:fill="FFFFFF" w:val="clear"/>
           </w:tcPr>
@@ -1730,7 +2193,7 @@
         </w:tc>
         <w:tc>
           <w:tcPr>
-            <w:tcW w:w="1254" w:type="dxa"/>
+            <w:tcW w:w="1180" w:type="dxa"/>
             <w:tcBorders/>
             <w:shd w:color="auto" w:fill="FFFFFF" w:val="clear"/>
             <w:tcMar>
@@ -1769,7 +2232,7 @@
         </w:trPr>
         <w:tc>
           <w:tcPr>
-            <w:tcW w:w="510" w:type="dxa"/>
+            <w:tcW w:w="479" w:type="dxa"/>
             <w:tcBorders/>
             <w:shd w:color="auto" w:fill="FFFFFF" w:val="clear"/>
           </w:tcPr>
@@ -1794,7 +2257,7 @@
         </w:tc>
         <w:tc>
           <w:tcPr>
-            <w:tcW w:w="885" w:type="dxa"/>
+            <w:tcW w:w="831" w:type="dxa"/>
             <w:tcBorders/>
             <w:shd w:color="auto" w:fill="FFFFFF" w:val="clear"/>
           </w:tcPr>
@@ -1819,7 +2282,7 @@
         </w:tc>
         <w:tc>
           <w:tcPr>
-            <w:tcW w:w="5856" w:type="dxa"/>
+            <w:tcW w:w="5501" w:type="dxa"/>
             <w:tcBorders/>
             <w:shd w:color="auto" w:fill="FFFFFF" w:val="clear"/>
           </w:tcPr>
@@ -1996,7 +2459,7 @@
         </w:tc>
         <w:tc>
           <w:tcPr>
-            <w:tcW w:w="1440" w:type="dxa"/>
+            <w:tcW w:w="1352" w:type="dxa"/>
             <w:tcBorders/>
             <w:shd w:color="auto" w:fill="FFFFFF" w:val="clear"/>
           </w:tcPr>
@@ -2022,7 +2485,7 @@
         </w:tc>
         <w:tc>
           <w:tcPr>
-            <w:tcW w:w="1254" w:type="dxa"/>
+            <w:tcW w:w="1180" w:type="dxa"/>
             <w:tcBorders/>
             <w:shd w:color="auto" w:fill="FFFFFF" w:val="clear"/>
             <w:vAlign w:val="center"/>
@@ -2054,7 +2517,7 @@
         </w:trPr>
         <w:tc>
           <w:tcPr>
-            <w:tcW w:w="510" w:type="dxa"/>
+            <w:tcW w:w="479" w:type="dxa"/>
             <w:tcBorders/>
             <w:shd w:color="auto" w:fill="FFFFFF" w:val="clear"/>
           </w:tcPr>
@@ -2089,7 +2552,7 @@
         </w:tc>
         <w:tc>
           <w:tcPr>
-            <w:tcW w:w="885" w:type="dxa"/>
+            <w:tcW w:w="831" w:type="dxa"/>
             <w:tcBorders/>
             <w:shd w:color="auto" w:fill="FFFFFF" w:val="clear"/>
           </w:tcPr>
@@ -2123,7 +2586,7 @@
         </w:tc>
         <w:tc>
           <w:tcPr>
-            <w:tcW w:w="5856" w:type="dxa"/>
+            <w:tcW w:w="5501" w:type="dxa"/>
             <w:tcBorders/>
             <w:shd w:color="auto" w:fill="FFFFFF" w:val="clear"/>
           </w:tcPr>
@@ -2184,7 +2647,7 @@
         </w:tc>
         <w:tc>
           <w:tcPr>
-            <w:tcW w:w="1440" w:type="dxa"/>
+            <w:tcW w:w="1352" w:type="dxa"/>
             <w:tcBorders/>
             <w:shd w:color="auto" w:fill="FFFFFF" w:val="clear"/>
           </w:tcPr>
@@ -2214,7 +2677,7 @@
         </w:tc>
         <w:tc>
           <w:tcPr>
-            <w:tcW w:w="1254" w:type="dxa"/>
+            <w:tcW w:w="1180" w:type="dxa"/>
             <w:tcBorders/>
             <w:shd w:color="auto" w:fill="FFFFFF" w:val="clear"/>
           </w:tcPr>
@@ -2270,9 +2733,9 @@
     <w:tbl>
       <w:tblPr>
         <w:tblStyle w:val="NormalTable0"/>
-        <w:tblW w:w="9962" w:type="dxa"/>
+        <w:tblW w:w="9343" w:type="dxa"/>
         <w:jc w:val="left"/>
-        <w:tblInd w:w="-63" w:type="dxa"/>
+        <w:tblInd w:w="0" w:type="dxa"/>
         <w:tblLayout w:type="fixed"/>
         <w:tblCellMar>
           <w:top w:w="0" w:type="dxa"/>
@@ -2283,8 +2746,8 @@
         <w:tblLook w:val="04a0" w:noVBand="1" w:noHBand="0" w:lastColumn="0" w:firstColumn="1" w:lastRow="0" w:firstRow="1"/>
       </w:tblPr>
       <w:tblGrid>
-        <w:gridCol w:w="7295"/>
-        <w:gridCol w:w="2666"/>
+        <w:gridCol w:w="6842"/>
+        <w:gridCol w:w="2500"/>
       </w:tblGrid>
       <w:tr>
         <w:trPr>
@@ -2292,7 +2755,7 @@
         </w:trPr>
         <w:tc>
           <w:tcPr>
-            <w:tcW w:w="7295" w:type="dxa"/>
+            <w:tcW w:w="6842" w:type="dxa"/>
             <w:tcBorders/>
             <w:shd w:fill="CCCCCC" w:val="clear"/>
             <w:vAlign w:val="center"/>
@@ -2326,7 +2789,7 @@
         </w:tc>
         <w:tc>
           <w:tcPr>
-            <w:tcW w:w="2666" w:type="dxa"/>
+            <w:tcW w:w="2500" w:type="dxa"/>
             <w:tcBorders/>
             <w:shd w:fill="CCCCCC" w:val="clear"/>
             <w:vAlign w:val="center"/>
@@ -2365,7 +2828,7 @@
         </w:trPr>
         <w:tc>
           <w:tcPr>
-            <w:tcW w:w="7295" w:type="dxa"/>
+            <w:tcW w:w="6842" w:type="dxa"/>
             <w:tcBorders/>
             <w:shd w:color="auto" w:fill="FFFFFF" w:val="clear"/>
             <w:vAlign w:val="center"/>
@@ -2399,7 +2862,7 @@
         </w:tc>
         <w:tc>
           <w:tcPr>
-            <w:tcW w:w="2666" w:type="dxa"/>
+            <w:tcW w:w="2500" w:type="dxa"/>
             <w:tcBorders/>
             <w:shd w:color="auto" w:fill="FFFFFF" w:val="clear"/>
             <w:vAlign w:val="center"/>
@@ -2438,7 +2901,7 @@
         </w:trPr>
         <w:tc>
           <w:tcPr>
-            <w:tcW w:w="7295" w:type="dxa"/>
+            <w:tcW w:w="6842" w:type="dxa"/>
             <w:tcBorders/>
             <w:shd w:fill="CCCCCC" w:val="clear"/>
             <w:vAlign w:val="center"/>
@@ -2476,7 +2939,7 @@
         </w:tc>
         <w:tc>
           <w:tcPr>
-            <w:tcW w:w="2666" w:type="dxa"/>
+            <w:tcW w:w="2500" w:type="dxa"/>
             <w:tcBorders/>
             <w:shd w:fill="CCCCCC" w:val="clear"/>
             <w:vAlign w:val="center"/>
@@ -2591,15 +3054,7 @@
           <w:color w:val="030303"/>
           <w:lang w:val="de-DE"/>
         </w:rPr>
-        <w:t>HINWEIS</w:t>
-      </w:r>
-      <w:r>
-        <w:rPr>
-          <w:rFonts w:eastAsia="Open Sans Semibold" w:cs="Open Sans Semibold" w:ascii="Open Sans Semibold" w:hAnsi="Open Sans Semibold"/>
-          <w:color w:val="030303"/>
-          <w:lang w:val="de-DE"/>
-        </w:rPr>
-        <w:t>:</w:t>
+        <w:t>HINWEIS:</w:t>
       </w:r>
       <w:r>
         <w:rPr>
@@ -2744,7 +3199,7 @@
         </w:rPr>
         <w:t xml:space="preserve">Bitte unterschreiben Sie bei Annahme an entsprechender Stelle und senden uns das Angebot wieder zurück - gerne auch per E-Mail an </w:t>
       </w:r>
-      <w:hyperlink r:id="rId3">
+      <w:hyperlink r:id="rId4">
         <w:r>
           <w:rPr>
             <w:rStyle w:val="Style"/>
@@ -3016,15 +3471,15 @@
       </w:r>
     </w:p>
     <w:sectPr>
-      <w:headerReference w:type="even" r:id="rId4"/>
-      <w:headerReference w:type="default" r:id="rId5"/>
-      <w:headerReference w:type="first" r:id="rId6"/>
-      <w:footerReference w:type="even" r:id="rId7"/>
-      <w:footerReference w:type="default" r:id="rId8"/>
-      <w:footerReference w:type="first" r:id="rId9"/>
+      <w:headerReference w:type="even" r:id="rId5"/>
+      <w:headerReference w:type="default" r:id="rId6"/>
+      <w:headerReference w:type="first" r:id="rId7"/>
+      <w:footerReference w:type="even" r:id="rId8"/>
+      <w:footerReference w:type="default" r:id="rId9"/>
+      <w:footerReference w:type="first" r:id="rId10"/>
       <w:type w:val="nextPage"/>
-      <w:pgSz w:w="12240" w:h="15840"/>
-      <w:pgMar w:left="1440" w:right="1440" w:gutter="0" w:header="0" w:top="1440" w:footer="0" w:bottom="1440"/>
+      <w:pgSz w:w="11906" w:h="16838"/>
+      <w:pgMar w:left="1282" w:right="1282" w:gutter="0" w:header="0" w:top="1440" w:footer="0" w:bottom="1440"/>
       <w:pgNumType w:start="1" w:fmt="decimal"/>
       <w:formProt w:val="false"/>
       <w:textDirection w:val="lrTb"/>
@@ -3076,8 +3531,8 @@
       <w:tblLook w:val="04a0" w:noVBand="1" w:noHBand="0" w:lastColumn="0" w:firstColumn="1" w:lastRow="0" w:firstRow="1"/>
     </w:tblPr>
     <w:tblGrid>
-      <w:gridCol w:w="8063"/>
-      <w:gridCol w:w="1821"/>
+      <w:gridCol w:w="8064"/>
+      <w:gridCol w:w="1820"/>
     </w:tblGrid>
     <w:tr>
       <w:trPr>
@@ -3085,7 +3540,7 @@
       </w:trPr>
       <w:tc>
         <w:tcPr>
-          <w:tcW w:w="8063" w:type="dxa"/>
+          <w:tcW w:w="8064" w:type="dxa"/>
           <w:tcBorders>
             <w:top w:val="single" w:sz="8" w:space="0" w:color="FFFFFF"/>
             <w:left w:val="single" w:sz="8" w:space="0" w:color="FFFFFF"/>
@@ -3172,7 +3627,7 @@
       </w:tc>
       <w:tc>
         <w:tcPr>
-          <w:tcW w:w="1821" w:type="dxa"/>
+          <w:tcW w:w="1820" w:type="dxa"/>
           <w:tcBorders>
             <w:top w:val="single" w:sz="8" w:space="0" w:color="FFFFFF"/>
             <w:left w:val="single" w:sz="8" w:space="0" w:color="FFFFFF"/>
@@ -3367,8 +3822,8 @@
       <w:tblLook w:val="04a0" w:noVBand="1" w:noHBand="0" w:lastColumn="0" w:firstColumn="1" w:lastRow="0" w:firstRow="1"/>
     </w:tblPr>
     <w:tblGrid>
-      <w:gridCol w:w="8063"/>
-      <w:gridCol w:w="1821"/>
+      <w:gridCol w:w="8064"/>
+      <w:gridCol w:w="1820"/>
     </w:tblGrid>
     <w:tr>
       <w:trPr>
@@ -3376,7 +3831,7 @@
       </w:trPr>
       <w:tc>
         <w:tcPr>
-          <w:tcW w:w="8063" w:type="dxa"/>
+          <w:tcW w:w="8064" w:type="dxa"/>
           <w:tcBorders>
             <w:top w:val="single" w:sz="8" w:space="0" w:color="FFFFFF"/>
             <w:left w:val="single" w:sz="8" w:space="0" w:color="FFFFFF"/>
@@ -3463,7 +3918,7 @@
       </w:tc>
       <w:tc>
         <w:tcPr>
-          <w:tcW w:w="1821" w:type="dxa"/>
+          <w:tcW w:w="1820" w:type="dxa"/>
           <w:tcBorders>
             <w:top w:val="single" w:sz="8" w:space="0" w:color="FFFFFF"/>
             <w:left w:val="single" w:sz="8" w:space="0" w:color="FFFFFF"/>
@@ -3668,7 +4123,7 @@
         <wp:inline distT="0" distB="0" distL="0" distR="0">
           <wp:extent cx="1585595" cy="920750"/>
           <wp:effectExtent l="0" t="0" r="0" b="0"/>
-          <wp:docPr id="1" name="image1.jpg" descr=""/>
+          <wp:docPr id="2" name="image1.jpg" descr=""/>
           <wp:cNvGraphicFramePr>
             <a:graphicFrameLocks xmlns:a="http://schemas.openxmlformats.org/drawingml/2006/main" noChangeAspect="1"/>
           </wp:cNvGraphicFramePr>
@@ -3676,7 +4131,7 @@
             <a:graphicData uri="http://schemas.openxmlformats.org/drawingml/2006/picture">
               <pic:pic xmlns:pic="http://schemas.openxmlformats.org/drawingml/2006/picture">
                 <pic:nvPicPr>
-                  <pic:cNvPr id="1" name="image1.jpg" descr=""/>
+                  <pic:cNvPr id="2" name="image1.jpg" descr=""/>
                   <pic:cNvPicPr>
                     <a:picLocks noChangeAspect="1" noChangeArrowheads="1"/>
                   </pic:cNvPicPr>
@@ -3731,7 +4186,7 @@
         <wp:inline distT="0" distB="0" distL="0" distR="0">
           <wp:extent cx="1585595" cy="920750"/>
           <wp:effectExtent l="0" t="0" r="0" b="0"/>
-          <wp:docPr id="2" name="image1.jpg" descr=""/>
+          <wp:docPr id="3" name="image1.jpg" descr=""/>
           <wp:cNvGraphicFramePr>
             <a:graphicFrameLocks xmlns:a="http://schemas.openxmlformats.org/drawingml/2006/main" noChangeAspect="1"/>
           </wp:cNvGraphicFramePr>
@@ -3739,7 +4194,7 @@
             <a:graphicData uri="http://schemas.openxmlformats.org/drawingml/2006/picture">
               <pic:pic xmlns:pic="http://schemas.openxmlformats.org/drawingml/2006/picture">
                 <pic:nvPicPr>
-                  <pic:cNvPr id="2" name="image1.jpg" descr=""/>
+                  <pic:cNvPr id="3" name="image1.jpg" descr=""/>
                   <pic:cNvPicPr>
                     <a:picLocks noChangeAspect="1" noChangeArrowheads="1"/>
                   </pic:cNvPicPr>
@@ -4558,6 +5013,13 @@
       <w:bCs/>
     </w:rPr>
   </w:style>
+  <w:style w:type="paragraph" w:styleId="FrameContents">
+    <w:name w:val="Frame Contents"/>
+    <w:basedOn w:val="Normal"/>
+    <w:qFormat/>
+    <w:pPr/>
+    <w:rPr/>
+  </w:style>
   <w:style w:type="numbering" w:styleId="NoList" w:default="1">
     <w:name w:val="No List"/>
     <w:uiPriority w:val="99"/>

--- a/src/templates/Angebot-BU-KK-2.docx
+++ b/src/templates/Angebot-BU-KK-2.docx
@@ -3168,13 +3168,17 @@
       </w:r>
       <w:r>
         <w:rPr>
+          <w:rFonts w:ascii="Open Sans" w:hAnsi="Open Sans" w:eastAsia="Open Sans" w:cs="Open Sans"/>
           <w:b/>
+          <w:color w:val="030303"/>
           <w:lang w:val="de-DE"/>
         </w:rPr>
         <w:t>{Text}</w:t>
       </w:r>
       <w:r>
         <w:rPr>
+          <w:rFonts w:ascii="Open Sans" w:hAnsi="Open Sans" w:eastAsia="Open Sans" w:cs="Open Sans"/>
+          <w:color w:val="030303"/>
           <w:lang w:val="de-DE"/>
         </w:rPr>
         <w:t>{/IsTitle}{^IsTitle}{Text}{/IsTitle}{/SelfPayLines}</w:t>

--- a/src/templates/Angebot-BU-KK-2.docx
+++ b/src/templates/Angebot-BU-KK-2.docx
@@ -16,13 +16,10 @@
       </w:pPr>
       <w:r>
         <w:rPr/>
-        <w:br/>
-      </w:r>
-      <w:r>
         <mc:AlternateContent>
           <mc:Choice Requires="wps">
             <w:drawing>
-              <wp:anchor behindDoc="0" distT="72390" distB="72390" distL="72390" distR="72390" simplePos="0" locked="0" layoutInCell="0" allowOverlap="1" relativeHeight="5">
+              <wp:anchor behindDoc="0" distT="72390" distB="72390" distL="71755" distR="72390" simplePos="0" locked="0" layoutInCell="0" allowOverlap="1" relativeHeight="5">
                 <wp:simplePos x="0" y="0"/>
                 <wp:positionH relativeFrom="page">
                   <wp:posOffset>720090</wp:posOffset>
@@ -37,17 +34,28 @@
                 <a:graphic xmlns:a="http://schemas.openxmlformats.org/drawingml/2006/main">
                   <a:graphicData uri="http://schemas.microsoft.com/office/word/2010/wordprocessingShape">
                     <wps:wsp>
-                      <wps:cNvSpPr txBox="1"/>
+                      <wps:cNvSpPr/>
                       <wps:spPr>
                         <a:xfrm>
                           <a:off x="0" y="0"/>
-                          <a:ext cx="6332855" cy="2288540"/>
+                          <a:ext cx="6332760" cy="2288520"/>
                         </a:xfrm>
-                        <a:prstGeom prst="rect"/>
+                        <a:prstGeom prst="rect">
+                          <a:avLst/>
+                        </a:prstGeom>
                         <a:solidFill>
-                          <a:srgbClr val="FFFFFF"/>
+                          <a:srgbClr val="ffffff"/>
                         </a:solidFill>
+                        <a:ln w="0">
+                          <a:noFill/>
+                        </a:ln>
                       </wps:spPr>
+                      <wps:style>
+                        <a:lnRef idx="0"/>
+                        <a:fillRef idx="0"/>
+                        <a:effectRef idx="0"/>
+                        <a:fontRef idx="minor"/>
+                      </wps:style>
                       <wps:txbx>
                         <w:txbxContent>
                           <w:p>
@@ -117,8 +125,8 @@
                               <w:tblLook w:val="04a0" w:noVBand="1" w:noHBand="0" w:lastColumn="0" w:firstColumn="1" w:lastRow="0" w:firstRow="1"/>
                             </w:tblPr>
                             <w:tblGrid>
-                              <w:gridCol w:w="4799"/>
-                              <w:gridCol w:w="2401"/>
+                              <w:gridCol w:w="4798"/>
+                              <w:gridCol w:w="2402"/>
                               <w:gridCol w:w="2835"/>
                             </w:tblGrid>
                             <w:tr>
@@ -127,7 +135,7 @@
                               </w:trPr>
                               <w:tc>
                                 <w:tcPr>
-                                  <w:tcW w:w="4799" w:type="dxa"/>
+                                  <w:tcW w:w="4798" w:type="dxa"/>
                                   <w:tcBorders>
                                     <w:top w:val="single" w:sz="8" w:space="0" w:color="FFFFFF"/>
                                     <w:left w:val="single" w:sz="8" w:space="0" w:color="FFFFFF"/>
@@ -231,7 +239,7 @@
                               </w:tc>
                               <w:tc>
                                 <w:tcPr>
-                                  <w:tcW w:w="2401" w:type="dxa"/>
+                                  <w:tcW w:w="2402" w:type="dxa"/>
                                   <w:tcBorders>
                                     <w:top w:val="single" w:sz="8" w:space="0" w:color="FFFFFF"/>
                                     <w:left w:val="single" w:sz="8" w:space="0" w:color="FFFFFF"/>
@@ -622,17 +630,12 @@
                               </w:rPr>
                             </w:pPr>
                             <w:r>
-                              <w:rPr>
-                                <w:rFonts w:eastAsia="Open Sans" w:cs="Open Sans" w:ascii="Open Sans" w:hAnsi="Open Sans"/>
-                                <w:color w:val="070707"/>
-                                <w:sz w:val="17"/>
-                                <w:szCs w:val="17"/>
-                              </w:rPr>
+                              <w:rPr/>
                             </w:r>
                           </w:p>
                         </w:txbxContent>
                       </wps:txbx>
-                      <wps:bodyPr anchor="t" lIns="0" tIns="0" rIns="0" bIns="0">
+                      <wps:bodyPr lIns="0" rIns="0" tIns="0" bIns="0" anchor="t">
                         <a:noAutofit/>
                       </wps:bodyPr>
                     </wps:wsp>
@@ -643,8 +646,10 @@
           </mc:Choice>
           <mc:Fallback>
             <w:pict>
-              <v:rect style="position:absolute;rotation:-0;width:498.65pt;height:180.2pt;mso-wrap-distance-left:5.7pt;mso-wrap-distance-right:5.7pt;mso-wrap-distance-top:5.7pt;mso-wrap-distance-bottom:5.7pt;margin-top:116.2pt;mso-position-vertical-relative:page;margin-left:56.7pt;mso-position-horizontal-relative:page">
-                <v:textbox inset="0in,0in,0in,0in">
+              <v:rect id="shape_0" ID="Frame1" path="m0,0l-2147483645,0l-2147483645,-2147483646l0,-2147483646xe" fillcolor="white" stroked="f" o:allowincell="f" style="position:absolute;margin-left:56.7pt;margin-top:116.2pt;width:498.6pt;height:180.15pt;mso-wrap-style:square;v-text-anchor:top;mso-position-horizontal-relative:page;mso-position-vertical-relative:page">
+                <v:fill o:detectmouseclick="t" type="solid" color2="black"/>
+                <v:stroke color="#3465a4" joinstyle="round" endcap="flat"/>
+                <v:textbox>
                   <w:txbxContent>
                     <w:p>
                       <w:pPr>
@@ -713,8 +718,8 @@
                         <w:tblLook w:val="04a0" w:noVBand="1" w:noHBand="0" w:lastColumn="0" w:firstColumn="1" w:lastRow="0" w:firstRow="1"/>
                       </w:tblPr>
                       <w:tblGrid>
-                        <w:gridCol w:w="4799"/>
-                        <w:gridCol w:w="2401"/>
+                        <w:gridCol w:w="4798"/>
+                        <w:gridCol w:w="2402"/>
                         <w:gridCol w:w="2835"/>
                       </w:tblGrid>
                       <w:tr>
@@ -723,7 +728,7 @@
                         </w:trPr>
                         <w:tc>
                           <w:tcPr>
-                            <w:tcW w:w="4799" w:type="dxa"/>
+                            <w:tcW w:w="4798" w:type="dxa"/>
                             <w:tcBorders>
                               <w:top w:val="single" w:sz="8" w:space="0" w:color="FFFFFF"/>
                               <w:left w:val="single" w:sz="8" w:space="0" w:color="FFFFFF"/>
@@ -827,7 +832,7 @@
                         </w:tc>
                         <w:tc>
                           <w:tcPr>
-                            <w:tcW w:w="2401" w:type="dxa"/>
+                            <w:tcW w:w="2402" w:type="dxa"/>
                             <w:tcBorders>
                               <w:top w:val="single" w:sz="8" w:space="0" w:color="FFFFFF"/>
                               <w:left w:val="single" w:sz="8" w:space="0" w:color="FFFFFF"/>
@@ -1218,12 +1223,7 @@
                         </w:rPr>
                       </w:pPr>
                       <w:r>
-                        <w:rPr>
-                          <w:rFonts w:eastAsia="Open Sans" w:cs="Open Sans" w:ascii="Open Sans" w:hAnsi="Open Sans"/>
-                          <w:color w:val="070707"/>
-                          <w:sz w:val="17"/>
-                          <w:szCs w:val="17"/>
-                        </w:rPr>
+                        <w:rPr/>
                       </w:r>
                     </w:p>
                   </w:txbxContent>
@@ -1233,6 +1233,10 @@
             </w:pict>
           </mc:Fallback>
         </mc:AlternateContent>
+      </w:r>
+      <w:r>
+        <w:rPr/>
+        <w:br/>
       </w:r>
     </w:p>
     <w:p>
@@ -1338,9 +1342,9 @@
         <w:tblLook w:val="04a0" w:noVBand="1" w:noHBand="0" w:lastColumn="0" w:firstColumn="1" w:lastRow="0" w:firstRow="1"/>
       </w:tblPr>
       <w:tblGrid>
-        <w:gridCol w:w="499"/>
+        <w:gridCol w:w="498"/>
         <w:gridCol w:w="840"/>
-        <w:gridCol w:w="5495"/>
+        <w:gridCol w:w="5496"/>
         <w:gridCol w:w="1353"/>
         <w:gridCol w:w="1156"/>
       </w:tblGrid>
@@ -1350,7 +1354,7 @@
         </w:trPr>
         <w:tc>
           <w:tcPr>
-            <w:tcW w:w="499" w:type="dxa"/>
+            <w:tcW w:w="498" w:type="dxa"/>
             <w:tcBorders/>
             <w:shd w:color="auto" w:fill="CCCCCC" w:val="clear"/>
           </w:tcPr>
@@ -1404,7 +1408,7 @@
         </w:tc>
         <w:tc>
           <w:tcPr>
-            <w:tcW w:w="5495" w:type="dxa"/>
+            <w:tcW w:w="5496" w:type="dxa"/>
             <w:tcBorders/>
             <w:shd w:color="auto" w:fill="CCCCCC" w:val="clear"/>
           </w:tcPr>
@@ -1491,7 +1495,7 @@
         </w:trPr>
         <w:tc>
           <w:tcPr>
-            <w:tcW w:w="499" w:type="dxa"/>
+            <w:tcW w:w="498" w:type="dxa"/>
             <w:tcBorders/>
             <w:shd w:color="auto" w:fill="FFFFFF" w:val="clear"/>
           </w:tcPr>
@@ -1549,7 +1553,7 @@
         </w:tc>
         <w:tc>
           <w:tcPr>
-            <w:tcW w:w="5495" w:type="dxa"/>
+            <w:tcW w:w="5496" w:type="dxa"/>
             <w:tcBorders/>
             <w:shd w:color="auto" w:fill="FFFFFF" w:val="clear"/>
           </w:tcPr>
@@ -1637,7 +1641,7 @@
         </w:trPr>
         <w:tc>
           <w:tcPr>
-            <w:tcW w:w="499" w:type="dxa"/>
+            <w:tcW w:w="498" w:type="dxa"/>
             <w:tcBorders/>
             <w:shd w:color="auto" w:fill="FFFFFF" w:val="clear"/>
             <w:tcMar>
@@ -1728,7 +1732,7 @@
         </w:tc>
         <w:tc>
           <w:tcPr>
-            <w:tcW w:w="5495" w:type="dxa"/>
+            <w:tcW w:w="5496" w:type="dxa"/>
             <w:tcBorders/>
             <w:shd w:color="auto" w:fill="FFFFFF" w:val="clear"/>
             <w:tcMar>
@@ -2044,10 +2048,10 @@
       </w:tblPr>
       <w:tblGrid>
         <w:gridCol w:w="479"/>
-        <w:gridCol w:w="831"/>
-        <w:gridCol w:w="5501"/>
-        <w:gridCol w:w="1352"/>
-        <w:gridCol w:w="1180"/>
+        <w:gridCol w:w="830"/>
+        <w:gridCol w:w="5502"/>
+        <w:gridCol w:w="1351"/>
+        <w:gridCol w:w="1181"/>
       </w:tblGrid>
       <w:tr>
         <w:trPr>
@@ -2089,7 +2093,7 @@
         </w:tc>
         <w:tc>
           <w:tcPr>
-            <w:tcW w:w="831" w:type="dxa"/>
+            <w:tcW w:w="830" w:type="dxa"/>
             <w:tcBorders/>
             <w:shd w:color="auto" w:fill="FFFFFF" w:val="clear"/>
           </w:tcPr>
@@ -2123,7 +2127,7 @@
         </w:tc>
         <w:tc>
           <w:tcPr>
-            <w:tcW w:w="5501" w:type="dxa"/>
+            <w:tcW w:w="5502" w:type="dxa"/>
             <w:tcBorders/>
             <w:shd w:color="auto" w:fill="FFFFFF" w:val="clear"/>
           </w:tcPr>
@@ -2161,7 +2165,7 @@
         </w:tc>
         <w:tc>
           <w:tcPr>
-            <w:tcW w:w="1352" w:type="dxa"/>
+            <w:tcW w:w="1351" w:type="dxa"/>
             <w:tcBorders/>
             <w:shd w:color="auto" w:fill="FFFFFF" w:val="clear"/>
           </w:tcPr>
@@ -2193,7 +2197,7 @@
         </w:tc>
         <w:tc>
           <w:tcPr>
-            <w:tcW w:w="1180" w:type="dxa"/>
+            <w:tcW w:w="1181" w:type="dxa"/>
             <w:tcBorders/>
             <w:shd w:color="auto" w:fill="FFFFFF" w:val="clear"/>
             <w:tcMar>
@@ -2257,7 +2261,7 @@
         </w:tc>
         <w:tc>
           <w:tcPr>
-            <w:tcW w:w="831" w:type="dxa"/>
+            <w:tcW w:w="830" w:type="dxa"/>
             <w:tcBorders/>
             <w:shd w:color="auto" w:fill="FFFFFF" w:val="clear"/>
           </w:tcPr>
@@ -2282,7 +2286,7 @@
         </w:tc>
         <w:tc>
           <w:tcPr>
-            <w:tcW w:w="5501" w:type="dxa"/>
+            <w:tcW w:w="5502" w:type="dxa"/>
             <w:tcBorders/>
             <w:shd w:color="auto" w:fill="FFFFFF" w:val="clear"/>
           </w:tcPr>
@@ -2459,7 +2463,7 @@
         </w:tc>
         <w:tc>
           <w:tcPr>
-            <w:tcW w:w="1352" w:type="dxa"/>
+            <w:tcW w:w="1351" w:type="dxa"/>
             <w:tcBorders/>
             <w:shd w:color="auto" w:fill="FFFFFF" w:val="clear"/>
           </w:tcPr>
@@ -2485,7 +2489,7 @@
         </w:tc>
         <w:tc>
           <w:tcPr>
-            <w:tcW w:w="1180" w:type="dxa"/>
+            <w:tcW w:w="1181" w:type="dxa"/>
             <w:tcBorders/>
             <w:shd w:color="auto" w:fill="FFFFFF" w:val="clear"/>
             <w:vAlign w:val="center"/>
@@ -2552,7 +2556,7 @@
         </w:tc>
         <w:tc>
           <w:tcPr>
-            <w:tcW w:w="831" w:type="dxa"/>
+            <w:tcW w:w="830" w:type="dxa"/>
             <w:tcBorders/>
             <w:shd w:color="auto" w:fill="FFFFFF" w:val="clear"/>
           </w:tcPr>
@@ -2586,7 +2590,7 @@
         </w:tc>
         <w:tc>
           <w:tcPr>
-            <w:tcW w:w="5501" w:type="dxa"/>
+            <w:tcW w:w="5502" w:type="dxa"/>
             <w:tcBorders/>
             <w:shd w:color="auto" w:fill="FFFFFF" w:val="clear"/>
           </w:tcPr>
@@ -2647,7 +2651,7 @@
         </w:tc>
         <w:tc>
           <w:tcPr>
-            <w:tcW w:w="1352" w:type="dxa"/>
+            <w:tcW w:w="1351" w:type="dxa"/>
             <w:tcBorders/>
             <w:shd w:color="auto" w:fill="FFFFFF" w:val="clear"/>
           </w:tcPr>
@@ -2677,7 +2681,7 @@
         </w:tc>
         <w:tc>
           <w:tcPr>
-            <w:tcW w:w="1180" w:type="dxa"/>
+            <w:tcW w:w="1181" w:type="dxa"/>
             <w:tcBorders/>
             <w:shd w:color="auto" w:fill="FFFFFF" w:val="clear"/>
           </w:tcPr>
@@ -3051,10 +3055,20 @@
       <w:r>
         <w:rPr>
           <w:rFonts w:eastAsia="Open Sans Semibold" w:cs="Open Sans Semibold" w:ascii="Open Sans Semibold" w:hAnsi="Open Sans Semibold"/>
+          <w:b/>
+          <w:bCs/>
           <w:color w:val="030303"/>
           <w:lang w:val="de-DE"/>
         </w:rPr>
-        <w:t>HINWEIS:</w:t>
+        <w:t>HINWEIS</w:t>
+      </w:r>
+      <w:r>
+        <w:rPr>
+          <w:rFonts w:eastAsia="Open Sans Semibold" w:cs="Open Sans Semibold" w:ascii="Open Sans Semibold" w:hAnsi="Open Sans Semibold"/>
+          <w:color w:val="030303"/>
+          <w:lang w:val="de-DE"/>
+        </w:rPr>
+        <w:t>:</w:t>
       </w:r>
       <w:r>
         <w:rPr>
@@ -3063,12 +3077,6 @@
           <w:lang w:val="de-DE"/>
         </w:rPr>
         <w:t xml:space="preserve"> Ob eine ebenerdige Montage der Duschwanne möglich ist, kann erst nach dem Ausbau der bestehenden Wanne beurteilen werden. Sollten dabei zusätzliche oder weitere Leistungen erforderlich oder von Ihnen gewünscht sein, können zusätzliche Kosten entstehen.{/EbenerdigHinweis}</w:t>
-      </w:r>
-      <w:r>
-        <w:rPr>
-          <w:lang w:val="de-DE"/>
-        </w:rPr>
-        <w:br/>
       </w:r>
     </w:p>
     <w:p>
@@ -3148,18 +3156,12 @@
         <w:spacing w:lineRule="auto" w:line="283"/>
         <w:ind w:left="125" w:right="1024"/>
         <w:rPr>
-          <w:rFonts w:ascii="Open Sans" w:hAnsi="Open Sans" w:eastAsia="Open Sans" w:cs="Open Sans"/>
-          <w:b/>
-          <w:bCs/>
-          <w:i/>
-          <w:i/>
-          <w:iCs/>
-          <w:color w:val="030303"/>
-          <w:lang w:val="de-DE"/>
+          <w:rFonts w:ascii="Open Sans" w:hAnsi="Open Sans"/>
         </w:rPr>
       </w:pPr>
       <w:r>
         <w:rPr>
+          <w:rFonts w:ascii="Open Sans" w:hAnsi="Open Sans"/>
           <w:lang w:val="de-DE"/>
         </w:rPr>
         <w:t>{#SelfPayLines}</w:t>
@@ -3168,6 +3170,7 @@
       </w:r>
       <w:r>
         <w:rPr>
+          <w:rFonts w:ascii="Open Sans" w:hAnsi="Open Sans"/>
           <w:b/>
           <w:lang w:val="de-DE"/>
         </w:rPr>
@@ -3175,6 +3178,7 @@
       </w:r>
       <w:r>
         <w:rPr>
+          <w:rFonts w:ascii="Open Sans" w:hAnsi="Open Sans"/>
           <w:lang w:val="de-DE"/>
         </w:rPr>
         <w:t>{/IsTitle}{^IsTitle}{Text}{/IsTitle}{/SelfPayLines}</w:t>
@@ -3185,11 +3189,7 @@
         <w:pStyle w:val="Normal"/>
         <w:spacing w:lineRule="auto" w:line="286" w:before="215" w:after="0"/>
         <w:ind w:left="123" w:right="222"/>
-        <w:rPr>
-          <w:rFonts w:ascii="Open Sans" w:hAnsi="Open Sans" w:eastAsia="Open Sans" w:cs="Open Sans"/>
-          <w:color w:val="000000"/>
-          <w:lang w:val="de-DE"/>
-        </w:rPr>
+        <w:rPr/>
       </w:pPr>
       <w:r>
         <w:rPr>
@@ -3531,8 +3531,8 @@
       <w:tblLook w:val="04a0" w:noVBand="1" w:noHBand="0" w:lastColumn="0" w:firstColumn="1" w:lastRow="0" w:firstRow="1"/>
     </w:tblPr>
     <w:tblGrid>
-      <w:gridCol w:w="8064"/>
-      <w:gridCol w:w="1820"/>
+      <w:gridCol w:w="8065"/>
+      <w:gridCol w:w="1819"/>
     </w:tblGrid>
     <w:tr>
       <w:trPr>
@@ -3540,7 +3540,7 @@
       </w:trPr>
       <w:tc>
         <w:tcPr>
-          <w:tcW w:w="8064" w:type="dxa"/>
+          <w:tcW w:w="8065" w:type="dxa"/>
           <w:tcBorders>
             <w:top w:val="single" w:sz="8" w:space="0" w:color="FFFFFF"/>
             <w:left w:val="single" w:sz="8" w:space="0" w:color="FFFFFF"/>
@@ -3627,7 +3627,7 @@
       </w:tc>
       <w:tc>
         <w:tcPr>
-          <w:tcW w:w="1820" w:type="dxa"/>
+          <w:tcW w:w="1819" w:type="dxa"/>
           <w:tcBorders>
             <w:top w:val="single" w:sz="8" w:space="0" w:color="FFFFFF"/>
             <w:left w:val="single" w:sz="8" w:space="0" w:color="FFFFFF"/>
@@ -3822,8 +3822,8 @@
       <w:tblLook w:val="04a0" w:noVBand="1" w:noHBand="0" w:lastColumn="0" w:firstColumn="1" w:lastRow="0" w:firstRow="1"/>
     </w:tblPr>
     <w:tblGrid>
-      <w:gridCol w:w="8064"/>
-      <w:gridCol w:w="1820"/>
+      <w:gridCol w:w="8065"/>
+      <w:gridCol w:w="1819"/>
     </w:tblGrid>
     <w:tr>
       <w:trPr>
@@ -3831,7 +3831,7 @@
       </w:trPr>
       <w:tc>
         <w:tcPr>
-          <w:tcW w:w="8064" w:type="dxa"/>
+          <w:tcW w:w="8065" w:type="dxa"/>
           <w:tcBorders>
             <w:top w:val="single" w:sz="8" w:space="0" w:color="FFFFFF"/>
             <w:left w:val="single" w:sz="8" w:space="0" w:color="FFFFFF"/>
@@ -3918,7 +3918,7 @@
       </w:tc>
       <w:tc>
         <w:tcPr>
-          <w:tcW w:w="1820" w:type="dxa"/>
+          <w:tcW w:w="1819" w:type="dxa"/>
           <w:tcBorders>
             <w:top w:val="single" w:sz="8" w:space="0" w:color="FFFFFF"/>
             <w:left w:val="single" w:sz="8" w:space="0" w:color="FFFFFF"/>
@@ -5013,6 +5013,13 @@
       <w:bCs/>
     </w:rPr>
   </w:style>
+  <w:style w:type="paragraph" w:styleId="FrameContentsuser">
+    <w:name w:val="Frame Contents (user)"/>
+    <w:basedOn w:val="Normal"/>
+    <w:qFormat/>
+    <w:pPr/>
+    <w:rPr/>
+  </w:style>
   <w:style w:type="paragraph" w:styleId="FrameContents">
     <w:name w:val="Frame Contents"/>
     <w:basedOn w:val="Normal"/>

--- a/src/templates/Angebot-BU-KK-2.docx
+++ b/src/templates/Angebot-BU-KK-2.docx
@@ -15,11 +15,10 @@
         </w:rPr>
       </w:pPr>
       <w:r>
-        <w:rPr/>
         <mc:AlternateContent>
           <mc:Choice Requires="wps">
             <w:drawing>
-              <wp:anchor behindDoc="0" distT="72390" distB="72390" distL="71755" distR="72390" simplePos="0" locked="0" layoutInCell="0" allowOverlap="1" relativeHeight="5">
+              <wp:anchor behindDoc="0" distT="72390" distB="72390" distL="66040" distR="72390" simplePos="0" locked="0" layoutInCell="0" allowOverlap="1" relativeHeight="5">
                 <wp:simplePos x="0" y="0"/>
                 <wp:positionH relativeFrom="page">
                   <wp:posOffset>720090</wp:posOffset>
@@ -125,8 +124,8 @@
                               <w:tblLook w:val="04a0" w:noVBand="1" w:noHBand="0" w:lastColumn="0" w:firstColumn="1" w:lastRow="0" w:firstRow="1"/>
                             </w:tblPr>
                             <w:tblGrid>
-                              <w:gridCol w:w="4798"/>
-                              <w:gridCol w:w="2402"/>
+                              <w:gridCol w:w="4791"/>
+                              <w:gridCol w:w="2409"/>
                               <w:gridCol w:w="2835"/>
                             </w:tblGrid>
                             <w:tr>
@@ -135,7 +134,7 @@
                               </w:trPr>
                               <w:tc>
                                 <w:tcPr>
-                                  <w:tcW w:w="4798" w:type="dxa"/>
+                                  <w:tcW w:w="4791" w:type="dxa"/>
                                   <w:tcBorders>
                                     <w:top w:val="single" w:sz="8" w:space="0" w:color="FFFFFF"/>
                                     <w:left w:val="single" w:sz="8" w:space="0" w:color="FFFFFF"/>
@@ -239,7 +238,7 @@
                               </w:tc>
                               <w:tc>
                                 <w:tcPr>
-                                  <w:tcW w:w="2402" w:type="dxa"/>
+                                  <w:tcW w:w="2409" w:type="dxa"/>
                                   <w:tcBorders>
                                     <w:top w:val="single" w:sz="8" w:space="0" w:color="FFFFFF"/>
                                     <w:left w:val="single" w:sz="8" w:space="0" w:color="FFFFFF"/>
@@ -630,7 +629,9 @@
                               </w:rPr>
                             </w:pPr>
                             <w:r>
-                              <w:rPr/>
+                              <w:rPr>
+                                <w:color w:val="000000"/>
+                              </w:rPr>
                             </w:r>
                           </w:p>
                         </w:txbxContent>
@@ -718,8 +719,8 @@
                         <w:tblLook w:val="04a0" w:noVBand="1" w:noHBand="0" w:lastColumn="0" w:firstColumn="1" w:lastRow="0" w:firstRow="1"/>
                       </w:tblPr>
                       <w:tblGrid>
-                        <w:gridCol w:w="4798"/>
-                        <w:gridCol w:w="2402"/>
+                        <w:gridCol w:w="4791"/>
+                        <w:gridCol w:w="2409"/>
                         <w:gridCol w:w="2835"/>
                       </w:tblGrid>
                       <w:tr>
@@ -728,7 +729,7 @@
                         </w:trPr>
                         <w:tc>
                           <w:tcPr>
-                            <w:tcW w:w="4798" w:type="dxa"/>
+                            <w:tcW w:w="4791" w:type="dxa"/>
                             <w:tcBorders>
                               <w:top w:val="single" w:sz="8" w:space="0" w:color="FFFFFF"/>
                               <w:left w:val="single" w:sz="8" w:space="0" w:color="FFFFFF"/>
@@ -832,7 +833,7 @@
                         </w:tc>
                         <w:tc>
                           <w:tcPr>
-                            <w:tcW w:w="2402" w:type="dxa"/>
+                            <w:tcW w:w="2409" w:type="dxa"/>
                             <w:tcBorders>
                               <w:top w:val="single" w:sz="8" w:space="0" w:color="FFFFFF"/>
                               <w:left w:val="single" w:sz="8" w:space="0" w:color="FFFFFF"/>
@@ -1223,7 +1224,9 @@
                         </w:rPr>
                       </w:pPr>
                       <w:r>
-                        <w:rPr/>
+                        <w:rPr>
+                          <w:color w:val="000000"/>
+                        </w:rPr>
                       </w:r>
                     </w:p>
                   </w:txbxContent>
@@ -1342,9 +1345,9 @@
         <w:tblLook w:val="04a0" w:noVBand="1" w:noHBand="0" w:lastColumn="0" w:firstColumn="1" w:lastRow="0" w:firstRow="1"/>
       </w:tblPr>
       <w:tblGrid>
-        <w:gridCol w:w="498"/>
-        <w:gridCol w:w="840"/>
-        <w:gridCol w:w="5496"/>
+        <w:gridCol w:w="497"/>
+        <w:gridCol w:w="839"/>
+        <w:gridCol w:w="5498"/>
         <w:gridCol w:w="1353"/>
         <w:gridCol w:w="1156"/>
       </w:tblGrid>
@@ -1354,7 +1357,7 @@
         </w:trPr>
         <w:tc>
           <w:tcPr>
-            <w:tcW w:w="498" w:type="dxa"/>
+            <w:tcW w:w="497" w:type="dxa"/>
             <w:tcBorders/>
             <w:shd w:color="auto" w:fill="CCCCCC" w:val="clear"/>
           </w:tcPr>
@@ -1381,7 +1384,7 @@
         </w:tc>
         <w:tc>
           <w:tcPr>
-            <w:tcW w:w="840" w:type="dxa"/>
+            <w:tcW w:w="839" w:type="dxa"/>
             <w:tcBorders/>
             <w:shd w:color="auto" w:fill="CCCCCC" w:val="clear"/>
           </w:tcPr>
@@ -1408,7 +1411,7 @@
         </w:tc>
         <w:tc>
           <w:tcPr>
-            <w:tcW w:w="5496" w:type="dxa"/>
+            <w:tcW w:w="5498" w:type="dxa"/>
             <w:tcBorders/>
             <w:shd w:color="auto" w:fill="CCCCCC" w:val="clear"/>
           </w:tcPr>
@@ -1495,7 +1498,7 @@
         </w:trPr>
         <w:tc>
           <w:tcPr>
-            <w:tcW w:w="498" w:type="dxa"/>
+            <w:tcW w:w="497" w:type="dxa"/>
             <w:tcBorders/>
             <w:shd w:color="auto" w:fill="FFFFFF" w:val="clear"/>
           </w:tcPr>
@@ -1524,7 +1527,7 @@
         </w:tc>
         <w:tc>
           <w:tcPr>
-            <w:tcW w:w="840" w:type="dxa"/>
+            <w:tcW w:w="839" w:type="dxa"/>
             <w:tcBorders/>
             <w:shd w:color="auto" w:fill="FFFFFF" w:val="clear"/>
           </w:tcPr>
@@ -1553,7 +1556,7 @@
         </w:tc>
         <w:tc>
           <w:tcPr>
-            <w:tcW w:w="5496" w:type="dxa"/>
+            <w:tcW w:w="5498" w:type="dxa"/>
             <w:tcBorders/>
             <w:shd w:color="auto" w:fill="FFFFFF" w:val="clear"/>
           </w:tcPr>
@@ -1641,7 +1644,7 @@
         </w:trPr>
         <w:tc>
           <w:tcPr>
-            <w:tcW w:w="498" w:type="dxa"/>
+            <w:tcW w:w="497" w:type="dxa"/>
             <w:tcBorders/>
             <w:shd w:color="auto" w:fill="FFFFFF" w:val="clear"/>
             <w:tcMar>
@@ -1699,7 +1702,7 @@
         </w:tc>
         <w:tc>
           <w:tcPr>
-            <w:tcW w:w="840" w:type="dxa"/>
+            <w:tcW w:w="839" w:type="dxa"/>
             <w:tcBorders/>
             <w:shd w:color="auto" w:fill="FFFFFF" w:val="clear"/>
             <w:tcMar>
@@ -1732,7 +1735,7 @@
         </w:tc>
         <w:tc>
           <w:tcPr>
-            <w:tcW w:w="5496" w:type="dxa"/>
+            <w:tcW w:w="5498" w:type="dxa"/>
             <w:tcBorders/>
             <w:shd w:color="auto" w:fill="FFFFFF" w:val="clear"/>
             <w:tcMar>
@@ -2048,8 +2051,8 @@
       </w:tblPr>
       <w:tblGrid>
         <w:gridCol w:w="479"/>
-        <w:gridCol w:w="830"/>
-        <w:gridCol w:w="5502"/>
+        <w:gridCol w:w="829"/>
+        <w:gridCol w:w="5503"/>
         <w:gridCol w:w="1351"/>
         <w:gridCol w:w="1181"/>
       </w:tblGrid>
@@ -2093,7 +2096,7 @@
         </w:tc>
         <w:tc>
           <w:tcPr>
-            <w:tcW w:w="830" w:type="dxa"/>
+            <w:tcW w:w="829" w:type="dxa"/>
             <w:tcBorders/>
             <w:shd w:color="auto" w:fill="FFFFFF" w:val="clear"/>
           </w:tcPr>
@@ -2127,7 +2130,7 @@
         </w:tc>
         <w:tc>
           <w:tcPr>
-            <w:tcW w:w="5502" w:type="dxa"/>
+            <w:tcW w:w="5503" w:type="dxa"/>
             <w:tcBorders/>
             <w:shd w:color="auto" w:fill="FFFFFF" w:val="clear"/>
           </w:tcPr>
@@ -2261,7 +2264,7 @@
         </w:tc>
         <w:tc>
           <w:tcPr>
-            <w:tcW w:w="830" w:type="dxa"/>
+            <w:tcW w:w="829" w:type="dxa"/>
             <w:tcBorders/>
             <w:shd w:color="auto" w:fill="FFFFFF" w:val="clear"/>
           </w:tcPr>
@@ -2286,7 +2289,7 @@
         </w:tc>
         <w:tc>
           <w:tcPr>
-            <w:tcW w:w="5502" w:type="dxa"/>
+            <w:tcW w:w="5503" w:type="dxa"/>
             <w:tcBorders/>
             <w:shd w:color="auto" w:fill="FFFFFF" w:val="clear"/>
           </w:tcPr>
@@ -2556,7 +2559,7 @@
         </w:tc>
         <w:tc>
           <w:tcPr>
-            <w:tcW w:w="830" w:type="dxa"/>
+            <w:tcW w:w="829" w:type="dxa"/>
             <w:tcBorders/>
             <w:shd w:color="auto" w:fill="FFFFFF" w:val="clear"/>
           </w:tcPr>
@@ -2590,7 +2593,7 @@
         </w:tc>
         <w:tc>
           <w:tcPr>
-            <w:tcW w:w="5502" w:type="dxa"/>
+            <w:tcW w:w="5503" w:type="dxa"/>
             <w:tcBorders/>
             <w:shd w:color="auto" w:fill="FFFFFF" w:val="clear"/>
           </w:tcPr>
@@ -3007,9 +3010,16 @@
     <w:p>
       <w:pPr>
         <w:pStyle w:val="Normal"/>
-        <w:ind w:left="125"/>
+        <w:widowControl w:val="false"/>
+        <w:suppressAutoHyphens w:val="true"/>
+        <w:bidi w:val="0"/>
+        <w:spacing w:lineRule="auto" w:line="283" w:before="0" w:after="0"/>
+        <w:ind w:hanging="0" w:left="0" w:right="0"/>
+        <w:jc w:val="left"/>
         <w:rPr>
           <w:rFonts w:ascii="Open Sans" w:hAnsi="Open Sans" w:eastAsia="Open Sans" w:cs="Open Sans"/>
+          <w:b/>
+          <w:bCs/>
           <w:color w:val="000000"/>
           <w:lang w:val="de-DE"/>
         </w:rPr>
@@ -3017,108 +3027,67 @@
       <w:r>
         <w:rPr>
           <w:rFonts w:eastAsia="Open Sans" w:cs="Open Sans" w:ascii="Open Sans" w:hAnsi="Open Sans"/>
-          <w:color w:val="030303"/>
-          <w:lang w:val="de-DE"/>
-        </w:rPr>
-        <w:t>Es handelt sich hierbei um ein Festpreisangebot für die oben definierten Leistungen. Für eine Teilbeauftragung wäre ein neues Angebot erforderlich.{#EbenerdigHinweis}</w:t>
-      </w:r>
-    </w:p>
-    <w:p>
-      <w:pPr>
-        <w:pStyle w:val="normal1"/>
-        <w:spacing w:before="23" w:after="0"/>
-        <w:rPr>
-          <w:rFonts w:ascii="Open Sans" w:hAnsi="Open Sans" w:eastAsia="Open Sans" w:cs="Open Sans"/>
+          <w:b/>
+          <w:bCs/>
           <w:color w:val="000000"/>
           <w:lang w:val="de-DE"/>
         </w:rPr>
-      </w:pPr>
-      <w:r>
-        <w:rPr>
-          <w:rFonts w:eastAsia="Open Sans" w:cs="Open Sans" w:ascii="Open Sans" w:hAnsi="Open Sans"/>
-          <w:color w:val="000000"/>
-          <w:lang w:val="de-DE"/>
-        </w:rPr>
+        <w:t>Wichtige Hinweise:</w:t>
       </w:r>
     </w:p>
     <w:p>
       <w:pPr>
         <w:pStyle w:val="Normal"/>
-        <w:spacing w:lineRule="auto" w:line="286"/>
-        <w:ind w:left="123"/>
-        <w:rPr>
-          <w:rFonts w:ascii="Open Sans" w:hAnsi="Open Sans" w:eastAsia="Open Sans" w:cs="Open Sans"/>
+        <w:widowControl w:val="false"/>
+        <w:numPr>
+          <w:ilvl w:val="0"/>
+          <w:numId w:val="1"/>
+        </w:numPr>
+        <w:suppressAutoHyphens w:val="true"/>
+        <w:bidi w:val="0"/>
+        <w:spacing w:lineRule="auto" w:line="283" w:before="0" w:after="170"/>
+        <w:ind w:hanging="283" w:left="340" w:right="0"/>
+        <w:jc w:val="left"/>
+        <w:rPr/>
+      </w:pPr>
+      <w:r>
+        <w:rPr>
+          <w:rFonts w:eastAsia="Open Sans" w:cs="Open Sans" w:ascii="Open Sans" w:hAnsi="Open Sans"/>
           <w:color w:val="000000"/>
           <w:lang w:val="de-DE"/>
         </w:rPr>
-      </w:pPr>
-      <w:r>
-        <w:rPr>
-          <w:rFonts w:eastAsia="Open Sans Semibold" w:cs="Open Sans Semibold" w:ascii="Open Sans Semibold" w:hAnsi="Open Sans Semibold"/>
-          <w:b/>
-          <w:bCs/>
-          <w:color w:val="030303"/>
-          <w:lang w:val="de-DE"/>
-        </w:rPr>
-        <w:t>HINWEIS</w:t>
-      </w:r>
-      <w:r>
-        <w:rPr>
-          <w:rFonts w:eastAsia="Open Sans Semibold" w:cs="Open Sans Semibold" w:ascii="Open Sans Semibold" w:hAnsi="Open Sans Semibold"/>
-          <w:color w:val="030303"/>
-          <w:lang w:val="de-DE"/>
-        </w:rPr>
-        <w:t>:</w:t>
-      </w:r>
-      <w:r>
-        <w:rPr>
-          <w:rFonts w:eastAsia="Open Sans" w:cs="Open Sans" w:ascii="Open Sans" w:hAnsi="Open Sans"/>
-          <w:color w:val="030303"/>
-          <w:lang w:val="de-DE"/>
-        </w:rPr>
-        <w:t xml:space="preserve"> Ob eine ebenerdige Montage der Duschwanne möglich ist, kann erst nach dem Ausbau der bestehenden Wanne beurteilen werden. Sollten dabei zusätzliche oder weitere Leistungen erforderlich oder von Ihnen gewünscht sein, können zusätzliche Kosten entstehen.{/EbenerdigHinweis}</w:t>
+        <w:t>Es handelt sich hierbei um ein Festpreisangebot für die oben definierten Leistungen. Für eine Teilbeauftragung wäre ein neues Angebot erforderlich.{#hasSubsidyLine}</w:t>
       </w:r>
     </w:p>
     <w:p>
       <w:pPr>
         <w:pStyle w:val="Normal"/>
-        <w:spacing w:lineRule="auto" w:line="283"/>
-        <w:ind w:left="125" w:right="1024"/>
-        <w:rPr>
-          <w:rFonts w:ascii="Open Sans" w:hAnsi="Open Sans" w:eastAsia="Open Sans" w:cs="Open Sans"/>
-          <w:color w:val="030303"/>
-          <w:lang w:val="de-DE"/>
-        </w:rPr>
+        <w:widowControl w:val="false"/>
+        <w:numPr>
+          <w:ilvl w:val="0"/>
+          <w:numId w:val="1"/>
+        </w:numPr>
+        <w:suppressAutoHyphens w:val="true"/>
+        <w:bidi w:val="0"/>
+        <w:spacing w:lineRule="auto" w:line="283" w:before="0" w:after="170"/>
+        <w:ind w:hanging="283" w:left="340" w:right="0"/>
+        <w:jc w:val="left"/>
+        <w:rPr/>
       </w:pPr>
       <w:r>
         <w:rPr>
           <w:rFonts w:eastAsia="Open Sans" w:cs="Open Sans" w:ascii="Open Sans" w:hAnsi="Open Sans"/>
-          <w:color w:val="030303"/>
+          <w:color w:val="000000"/>
           <w:lang w:val="de-DE"/>
         </w:rPr>
-        <w:t>Diese werden vorab mit Ihnen besprochen, bedürfen lhrer Zustimmung und werden auf Regiebasis nach tatsächlichem Aufwand abgerechnet. (Stundensatz-Facharbeiter: {RegieRateFmt} netto){#hasSubsidyLine}</w:t>
-      </w:r>
-      <w:r>
-        <w:rPr>
-          <w:lang w:val="de-DE"/>
-        </w:rPr>
-        <w:br/>
-        <w:br/>
-      </w:r>
-      <w:r>
-        <w:rPr>
-          <w:rFonts w:eastAsia="Open Sans" w:cs="Open Sans" w:ascii="Open Sans" w:hAnsi="Open Sans"/>
-          <w:color w:val="030303"/>
-          <w:lang w:val="de-DE"/>
-        </w:rPr>
-        <w:t xml:space="preserve">Der Selbstkostenanteil beträgt </w:t>
+        <w:t xml:space="preserve">Ihr Eigenanteil beträgt </w:t>
       </w:r>
       <w:r>
         <w:rPr>
           <w:rFonts w:eastAsia="Open Sans" w:cs="Open Sans" w:ascii="Open Sans" w:hAnsi="Open Sans"/>
           <w:b/>
           <w:bCs/>
-          <w:color w:val="030303"/>
+          <w:color w:val="000000"/>
           <w:lang w:val="de-DE"/>
         </w:rPr>
         <w:t>{SelbstkostenanteilFmt}</w:t>
@@ -3126,7 +3095,7 @@
       <w:r>
         <w:rPr>
           <w:rFonts w:eastAsia="Open Sans" w:cs="Open Sans" w:ascii="Open Sans" w:hAnsi="Open Sans"/>
-          <w:color w:val="030303"/>
+          <w:color w:val="000000"/>
           <w:lang w:val="de-DE"/>
         </w:rPr>
         <w:t xml:space="preserve"> unter Berücksichtigung eines gewährten Zuschusses durch die Pflegekasse i.H.v. </w:t>
@@ -3136,7 +3105,7 @@
           <w:rFonts w:eastAsia="Open Sans" w:cs="Open Sans" w:ascii="Open Sans" w:hAnsi="Open Sans"/>
           <w:b/>
           <w:bCs/>
-          <w:color w:val="030303"/>
+          <w:color w:val="000000"/>
           <w:lang w:val="de-DE"/>
         </w:rPr>
         <w:t>{Zuschusskrankenkasse}</w:t>
@@ -3144,53 +3113,171 @@
       <w:r>
         <w:rPr>
           <w:rFonts w:eastAsia="Open Sans" w:cs="Open Sans" w:ascii="Open Sans" w:hAnsi="Open Sans"/>
-          <w:color w:val="030303"/>
+          <w:color w:val="000000"/>
           <w:lang w:val="de-DE"/>
         </w:rPr>
-        <w:t>.{/hasSubsidyLine}</w:t>
+        <w:t>.{/hasSubsidyLine}{#EbenerdigHinweis}</w:t>
       </w:r>
     </w:p>
     <w:p>
       <w:pPr>
         <w:pStyle w:val="Normal"/>
-        <w:spacing w:lineRule="auto" w:line="283"/>
-        <w:ind w:left="125" w:right="1024"/>
-        <w:rPr>
-          <w:rFonts w:ascii="Open Sans" w:hAnsi="Open Sans"/>
-        </w:rPr>
+        <w:widowControl w:val="false"/>
+        <w:numPr>
+          <w:ilvl w:val="0"/>
+          <w:numId w:val="1"/>
+        </w:numPr>
+        <w:suppressAutoHyphens w:val="true"/>
+        <w:bidi w:val="0"/>
+        <w:spacing w:lineRule="auto" w:line="283" w:before="0" w:after="170"/>
+        <w:ind w:hanging="283" w:left="340" w:right="0"/>
+        <w:jc w:val="left"/>
+        <w:rPr/>
       </w:pPr>
       <w:r>
         <w:rPr>
-          <w:rFonts w:ascii="Open Sans" w:hAnsi="Open Sans"/>
+          <w:rFonts w:eastAsia="Open Sans" w:cs="Open Sans" w:ascii="Open Sans" w:hAnsi="Open Sans"/>
+          <w:color w:val="000000"/>
           <w:lang w:val="de-DE"/>
         </w:rPr>
-        <w:t>{#SelfPayLines}</w:t>
-        <w:br/>
-        <w:t>{#IsTitle}</w:t>
-      </w:r>
-      <w:r>
-        <w:rPr>
-          <w:rFonts w:ascii="Open Sans" w:hAnsi="Open Sans" w:eastAsia="Open Sans" w:cs="Open Sans"/>
-          <w:b/>
-          <w:color w:val="030303"/>
-          <w:lang w:val="de-DE"/>
-        </w:rPr>
-        <w:t>{Text}</w:t>
-      </w:r>
-      <w:r>
-        <w:rPr>
-          <w:rFonts w:ascii="Open Sans" w:hAnsi="Open Sans" w:eastAsia="Open Sans" w:cs="Open Sans"/>
-          <w:color w:val="030303"/>
-          <w:lang w:val="de-DE"/>
-        </w:rPr>
-        <w:t>{/IsTitle}{^IsTitle}{Text}{/IsTitle}{/SelfPayLines}</w:t>
+        <w:t>Ob eine ebenerdige Montage der Duschwanne möglich ist, kann erst nach dem Ausbau der bestehenden Wanne beurteilt werden. Sollten dabei zusätzliche oder weitere Leistungen erforderlich oder von Ihnen gewünscht sein, können zusätzliche Kosten entstehen. Diese werden vorab mit Ihnen besprochen, bedürfen Ihrer Zustimmung und werden auf Regiebasis nach tatsächlichem Aufwand abgerechnet. (Stundensatz-Facharbeiter: {RegieRateFmt} netto){/EbenerdigHinweis}</w:t>
       </w:r>
     </w:p>
     <w:p>
       <w:pPr>
         <w:pStyle w:val="Normal"/>
+        <w:widowControl w:val="false"/>
+        <w:numPr>
+          <w:ilvl w:val="0"/>
+          <w:numId w:val="1"/>
+        </w:numPr>
+        <w:suppressAutoHyphens w:val="true"/>
+        <w:bidi w:val="0"/>
+        <w:spacing w:lineRule="auto" w:line="283" w:before="0" w:after="170"/>
+        <w:ind w:hanging="283" w:left="340" w:right="0"/>
+        <w:jc w:val="left"/>
+        <w:rPr/>
+      </w:pPr>
+      <w:r>
+        <w:rPr>
+          <w:rFonts w:ascii="Open Sans" w:hAnsi="Open Sans"/>
+        </w:rPr>
+        <w:t>Der Auftrag kommt erst mit schriftlicher Bewilligung des Zuschusses durch die Pflegekasse zustande. Wird der Zuschuss abgelehnt, können Sie – wenn gewünscht – den Auftrag auch auf eigene Kosten erteilen. Es gilt dann der angebotene Preis.{#VermieterZustimmungHinweis}</w:t>
+      </w:r>
+    </w:p>
+    <w:p>
+      <w:pPr>
+        <w:pStyle w:val="Normal"/>
+        <w:widowControl w:val="false"/>
+        <w:numPr>
+          <w:ilvl w:val="0"/>
+          <w:numId w:val="1"/>
+        </w:numPr>
+        <w:suppressAutoHyphens w:val="true"/>
+        <w:bidi w:val="0"/>
+        <w:spacing w:lineRule="auto" w:line="283" w:before="0" w:after="283"/>
+        <w:ind w:hanging="283" w:left="340" w:right="0"/>
+        <w:jc w:val="left"/>
+        <w:rPr/>
+      </w:pPr>
+      <w:r>
+        <w:rPr>
+          <w:rFonts w:eastAsia="Open Sans" w:cs="Open Sans" w:ascii="Open Sans" w:hAnsi="Open Sans"/>
+          <w:color w:val="000000"/>
+          <w:lang w:val="de-DE"/>
+        </w:rPr>
+        <w:t>Der Auftrag kommt erst mit schriftlicher Zustimmung des Vermieters zustande.{/VermieterZustimmungHinweis}</w:t>
+      </w:r>
+    </w:p>
+    <w:p>
+      <w:pPr>
+        <w:pStyle w:val="Normal"/>
+        <w:widowControl w:val="false"/>
+        <w:suppressAutoHyphens w:val="true"/>
+        <w:bidi w:val="0"/>
+        <w:spacing w:lineRule="auto" w:line="283" w:before="0" w:after="170"/>
+        <w:ind w:hanging="0" w:left="0" w:right="0"/>
+        <w:jc w:val="left"/>
+        <w:rPr>
+          <w:rFonts w:ascii="Open Sans" w:hAnsi="Open Sans"/>
+          <w:lang w:val="de-DE"/>
+        </w:rPr>
+      </w:pPr>
+      <w:r>
+        <w:rPr>
+          <w:rFonts w:ascii="Open Sans" w:hAnsi="Open Sans"/>
+          <w:lang w:val="de-DE"/>
+        </w:rPr>
+        <w:t>{#SelfPayLines}</w:t>
+      </w:r>
+    </w:p>
+    <w:p>
+      <w:pPr>
+        <w:pStyle w:val="Normal"/>
+        <w:widowControl w:val="false"/>
+        <w:suppressAutoHyphens w:val="true"/>
+        <w:bidi w:val="0"/>
+        <w:spacing w:lineRule="auto" w:line="283" w:before="0" w:after="113"/>
+        <w:ind w:hanging="0" w:left="0" w:right="0"/>
+        <w:jc w:val="left"/>
+        <w:rPr>
+          <w:rFonts w:ascii="Open Sans" w:hAnsi="Open Sans"/>
+        </w:rPr>
+      </w:pPr>
+      <w:r>
+        <w:rPr>
+          <w:rFonts w:ascii="Open Sans" w:hAnsi="Open Sans"/>
+          <w:lang w:val="de-DE"/>
+        </w:rPr>
+        <w:t>{#IsTitle}</w:t>
+      </w:r>
+      <w:r>
+        <w:rPr>
+          <w:rFonts w:eastAsia="Open Sans" w:cs="Open Sans" w:ascii="Open Sans" w:hAnsi="Open Sans"/>
+          <w:b/>
+          <w:color w:val="030303"/>
+          <w:lang w:val="de-DE"/>
+        </w:rPr>
+        <w:t>{Text}</w:t>
+      </w:r>
+      <w:r>
+        <w:rPr>
+          <w:rFonts w:eastAsia="Open Sans" w:cs="Open Sans" w:ascii="Open Sans" w:hAnsi="Open Sans"/>
+          <w:color w:val="030303"/>
+          <w:lang w:val="de-DE"/>
+        </w:rPr>
+        <w:t>{/IsTitle}{^IsTitle}{Text}{/IsTitle}</w:t>
+      </w:r>
+    </w:p>
+    <w:p>
+      <w:pPr>
+        <w:pStyle w:val="Normal"/>
+        <w:widowControl w:val="false"/>
+        <w:suppressAutoHyphens w:val="true"/>
+        <w:bidi w:val="0"/>
+        <w:spacing w:lineRule="auto" w:line="283" w:before="0" w:after="170"/>
+        <w:ind w:hanging="0" w:left="0" w:right="0"/>
+        <w:jc w:val="left"/>
+        <w:rPr>
+          <w:rFonts w:ascii="Open Sans" w:hAnsi="Open Sans"/>
+        </w:rPr>
+      </w:pPr>
+      <w:r>
+        <w:rPr>
+          <w:rFonts w:ascii="Open Sans" w:hAnsi="Open Sans"/>
+        </w:rPr>
+        <w:t>{/SelfPayLines}</w:t>
+      </w:r>
+    </w:p>
+    <w:p>
+      <w:pPr>
+        <w:pStyle w:val="Normal"/>
+        <w:widowControl w:val="false"/>
+        <w:suppressAutoHyphens w:val="true"/>
+        <w:bidi w:val="0"/>
         <w:spacing w:lineRule="auto" w:line="286" w:before="215" w:after="0"/>
-        <w:ind w:left="123" w:right="222"/>
+        <w:ind w:hanging="0" w:left="0" w:right="0"/>
+        <w:jc w:val="left"/>
         <w:rPr/>
       </w:pPr>
       <w:r>
@@ -3243,7 +3330,12 @@
     <w:p>
       <w:pPr>
         <w:pStyle w:val="Normal"/>
-        <w:ind w:left="123"/>
+        <w:widowControl w:val="false"/>
+        <w:suppressAutoHyphens w:val="true"/>
+        <w:bidi w:val="0"/>
+        <w:spacing w:before="0" w:after="0"/>
+        <w:ind w:hanging="0" w:left="0" w:right="0"/>
+        <w:jc w:val="left"/>
         <w:rPr>
           <w:rFonts w:ascii="Open Sans" w:hAnsi="Open Sans" w:eastAsia="Open Sans" w:cs="Open Sans"/>
           <w:color w:val="000000"/>
@@ -3533,8 +3625,8 @@
       <w:tblLook w:val="04a0" w:noVBand="1" w:noHBand="0" w:lastColumn="0" w:firstColumn="1" w:lastRow="0" w:firstRow="1"/>
     </w:tblPr>
     <w:tblGrid>
-      <w:gridCol w:w="8065"/>
-      <w:gridCol w:w="1819"/>
+      <w:gridCol w:w="8072"/>
+      <w:gridCol w:w="1812"/>
     </w:tblGrid>
     <w:tr>
       <w:trPr>
@@ -3542,7 +3634,7 @@
       </w:trPr>
       <w:tc>
         <w:tcPr>
-          <w:tcW w:w="8065" w:type="dxa"/>
+          <w:tcW w:w="8072" w:type="dxa"/>
           <w:tcBorders>
             <w:top w:val="single" w:sz="8" w:space="0" w:color="FFFFFF"/>
             <w:left w:val="single" w:sz="8" w:space="0" w:color="FFFFFF"/>
@@ -3629,7 +3721,7 @@
       </w:tc>
       <w:tc>
         <w:tcPr>
-          <w:tcW w:w="1819" w:type="dxa"/>
+          <w:tcW w:w="1812" w:type="dxa"/>
           <w:tcBorders>
             <w:top w:val="single" w:sz="8" w:space="0" w:color="FFFFFF"/>
             <w:left w:val="single" w:sz="8" w:space="0" w:color="FFFFFF"/>
@@ -3824,8 +3916,8 @@
       <w:tblLook w:val="04a0" w:noVBand="1" w:noHBand="0" w:lastColumn="0" w:firstColumn="1" w:lastRow="0" w:firstRow="1"/>
     </w:tblPr>
     <w:tblGrid>
-      <w:gridCol w:w="8065"/>
-      <w:gridCol w:w="1819"/>
+      <w:gridCol w:w="8072"/>
+      <w:gridCol w:w="1812"/>
     </w:tblGrid>
     <w:tr>
       <w:trPr>
@@ -3833,7 +3925,7 @@
       </w:trPr>
       <w:tc>
         <w:tcPr>
-          <w:tcW w:w="8065" w:type="dxa"/>
+          <w:tcW w:w="8072" w:type="dxa"/>
           <w:tcBorders>
             <w:top w:val="single" w:sz="8" w:space="0" w:color="FFFFFF"/>
             <w:left w:val="single" w:sz="8" w:space="0" w:color="FFFFFF"/>
@@ -3920,7 +4012,7 @@
       </w:tc>
       <w:tc>
         <w:tcPr>
-          <w:tcW w:w="1819" w:type="dxa"/>
+          <w:tcW w:w="1812" w:type="dxa"/>
           <w:tcBorders>
             <w:top w:val="single" w:sz="8" w:space="0" w:color="FFFFFF"/>
             <w:left w:val="single" w:sz="8" w:space="0" w:color="FFFFFF"/>
@@ -4225,6 +4317,273 @@
     </w:r>
   </w:p>
 </w:hdr>
+</file>
+
+<file path=word/numbering.xml><?xml version="1.0" encoding="utf-8"?>
+<w:numbering xmlns:w="http://schemas.openxmlformats.org/wordprocessingml/2006/main" xmlns:o="urn:schemas-microsoft-com:office:office" xmlns:r="http://schemas.openxmlformats.org/officeDocument/2006/relationships" xmlns:v="urn:schemas-microsoft-com:vml" xmlns:mc="http://schemas.openxmlformats.org/markup-compatibility/2006" xmlns:w14="http://schemas.microsoft.com/office/word/2010/wordml" mc:Ignorable="w14">
+  <w:abstractNum w:abstractNumId="1">
+    <w:lvl w:ilvl="0">
+      <w:start w:val="1"/>
+      <w:numFmt w:val="bullet"/>
+      <w:lvlText w:val="●"/>
+      <w:lvlJc w:val="left"/>
+      <w:pPr>
+        <w:tabs>
+          <w:tab w:val="num" w:pos="845"/>
+        </w:tabs>
+        <w:ind w:left="845" w:hanging="360"/>
+      </w:pPr>
+      <w:rPr>
+        <w:rFonts w:ascii="Arial" w:hAnsi="Arial" w:cs="Arial" w:hint="default"/>
+      </w:rPr>
+    </w:lvl>
+    <w:lvl w:ilvl="1">
+      <w:start w:val="1"/>
+      <w:numFmt w:val="bullet"/>
+      <w:lvlText w:val=""/>
+      <w:lvlJc w:val="left"/>
+      <w:pPr>
+        <w:tabs>
+          <w:tab w:val="num" w:pos="1205"/>
+        </w:tabs>
+        <w:ind w:left="1205" w:hanging="360"/>
+      </w:pPr>
+      <w:rPr>
+        <w:rFonts w:ascii="Symbol" w:hAnsi="Symbol" w:cs="Symbol" w:hint="default"/>
+      </w:rPr>
+    </w:lvl>
+    <w:lvl w:ilvl="2">
+      <w:start w:val="1"/>
+      <w:numFmt w:val="bullet"/>
+      <w:lvlText w:val=""/>
+      <w:lvlJc w:val="left"/>
+      <w:pPr>
+        <w:tabs>
+          <w:tab w:val="num" w:pos="1565"/>
+        </w:tabs>
+        <w:ind w:left="1565" w:hanging="360"/>
+      </w:pPr>
+      <w:rPr>
+        <w:rFonts w:ascii="Symbol" w:hAnsi="Symbol" w:cs="Symbol" w:hint="default"/>
+      </w:rPr>
+    </w:lvl>
+    <w:lvl w:ilvl="3">
+      <w:start w:val="1"/>
+      <w:numFmt w:val="bullet"/>
+      <w:lvlText w:val=""/>
+      <w:lvlJc w:val="left"/>
+      <w:pPr>
+        <w:tabs>
+          <w:tab w:val="num" w:pos="1925"/>
+        </w:tabs>
+        <w:ind w:left="1925" w:hanging="360"/>
+      </w:pPr>
+      <w:rPr>
+        <w:rFonts w:ascii="Symbol" w:hAnsi="Symbol" w:cs="Symbol" w:hint="default"/>
+      </w:rPr>
+    </w:lvl>
+    <w:lvl w:ilvl="4">
+      <w:start w:val="1"/>
+      <w:numFmt w:val="bullet"/>
+      <w:lvlText w:val=""/>
+      <w:lvlJc w:val="left"/>
+      <w:pPr>
+        <w:tabs>
+          <w:tab w:val="num" w:pos="2285"/>
+        </w:tabs>
+        <w:ind w:left="2285" w:hanging="360"/>
+      </w:pPr>
+      <w:rPr>
+        <w:rFonts w:ascii="Symbol" w:hAnsi="Symbol" w:cs="Symbol" w:hint="default"/>
+      </w:rPr>
+    </w:lvl>
+    <w:lvl w:ilvl="5">
+      <w:start w:val="1"/>
+      <w:numFmt w:val="bullet"/>
+      <w:lvlText w:val=""/>
+      <w:lvlJc w:val="left"/>
+      <w:pPr>
+        <w:tabs>
+          <w:tab w:val="num" w:pos="2645"/>
+        </w:tabs>
+        <w:ind w:left="2645" w:hanging="360"/>
+      </w:pPr>
+      <w:rPr>
+        <w:rFonts w:ascii="Symbol" w:hAnsi="Symbol" w:cs="Symbol" w:hint="default"/>
+      </w:rPr>
+    </w:lvl>
+    <w:lvl w:ilvl="6">
+      <w:start w:val="1"/>
+      <w:numFmt w:val="bullet"/>
+      <w:lvlText w:val=""/>
+      <w:lvlJc w:val="left"/>
+      <w:pPr>
+        <w:tabs>
+          <w:tab w:val="num" w:pos="3005"/>
+        </w:tabs>
+        <w:ind w:left="3005" w:hanging="360"/>
+      </w:pPr>
+      <w:rPr>
+        <w:rFonts w:ascii="Symbol" w:hAnsi="Symbol" w:cs="Symbol" w:hint="default"/>
+      </w:rPr>
+    </w:lvl>
+    <w:lvl w:ilvl="7">
+      <w:start w:val="1"/>
+      <w:numFmt w:val="bullet"/>
+      <w:lvlText w:val=""/>
+      <w:lvlJc w:val="left"/>
+      <w:pPr>
+        <w:tabs>
+          <w:tab w:val="num" w:pos="3365"/>
+        </w:tabs>
+        <w:ind w:left="3365" w:hanging="360"/>
+      </w:pPr>
+      <w:rPr>
+        <w:rFonts w:ascii="Symbol" w:hAnsi="Symbol" w:cs="Symbol" w:hint="default"/>
+      </w:rPr>
+    </w:lvl>
+    <w:lvl w:ilvl="8">
+      <w:start w:val="1"/>
+      <w:numFmt w:val="bullet"/>
+      <w:lvlText w:val=""/>
+      <w:lvlJc w:val="left"/>
+      <w:pPr>
+        <w:tabs>
+          <w:tab w:val="num" w:pos="3725"/>
+        </w:tabs>
+        <w:ind w:left="3725" w:hanging="360"/>
+      </w:pPr>
+      <w:rPr>
+        <w:rFonts w:ascii="Symbol" w:hAnsi="Symbol" w:cs="Symbol" w:hint="default"/>
+      </w:rPr>
+    </w:lvl>
+  </w:abstractNum>
+  <w:abstractNum w:abstractNumId="2">
+    <w:lvl w:ilvl="0">
+      <w:start w:val="1"/>
+      <w:numFmt w:val="none"/>
+      <w:suff w:val="nothing"/>
+      <w:lvlText w:val=""/>
+      <w:lvlJc w:val="left"/>
+      <w:pPr>
+        <w:tabs>
+          <w:tab w:val="num" w:pos="0"/>
+        </w:tabs>
+        <w:ind w:left="0" w:hanging="0"/>
+      </w:pPr>
+    </w:lvl>
+    <w:lvl w:ilvl="1">
+      <w:start w:val="1"/>
+      <w:numFmt w:val="none"/>
+      <w:suff w:val="nothing"/>
+      <w:lvlText w:val=""/>
+      <w:lvlJc w:val="left"/>
+      <w:pPr>
+        <w:tabs>
+          <w:tab w:val="num" w:pos="0"/>
+        </w:tabs>
+        <w:ind w:left="0" w:hanging="0"/>
+      </w:pPr>
+    </w:lvl>
+    <w:lvl w:ilvl="2">
+      <w:start w:val="1"/>
+      <w:numFmt w:val="none"/>
+      <w:suff w:val="nothing"/>
+      <w:lvlText w:val=""/>
+      <w:lvlJc w:val="left"/>
+      <w:pPr>
+        <w:tabs>
+          <w:tab w:val="num" w:pos="0"/>
+        </w:tabs>
+        <w:ind w:left="0" w:hanging="0"/>
+      </w:pPr>
+    </w:lvl>
+    <w:lvl w:ilvl="3">
+      <w:start w:val="1"/>
+      <w:numFmt w:val="none"/>
+      <w:suff w:val="nothing"/>
+      <w:lvlText w:val=""/>
+      <w:lvlJc w:val="left"/>
+      <w:pPr>
+        <w:tabs>
+          <w:tab w:val="num" w:pos="0"/>
+        </w:tabs>
+        <w:ind w:left="0" w:hanging="0"/>
+      </w:pPr>
+    </w:lvl>
+    <w:lvl w:ilvl="4">
+      <w:start w:val="1"/>
+      <w:numFmt w:val="none"/>
+      <w:suff w:val="nothing"/>
+      <w:lvlText w:val=""/>
+      <w:lvlJc w:val="left"/>
+      <w:pPr>
+        <w:tabs>
+          <w:tab w:val="num" w:pos="0"/>
+        </w:tabs>
+        <w:ind w:left="0" w:hanging="0"/>
+      </w:pPr>
+    </w:lvl>
+    <w:lvl w:ilvl="5">
+      <w:start w:val="1"/>
+      <w:numFmt w:val="none"/>
+      <w:suff w:val="nothing"/>
+      <w:lvlText w:val=""/>
+      <w:lvlJc w:val="left"/>
+      <w:pPr>
+        <w:tabs>
+          <w:tab w:val="num" w:pos="0"/>
+        </w:tabs>
+        <w:ind w:left="0" w:hanging="0"/>
+      </w:pPr>
+    </w:lvl>
+    <w:lvl w:ilvl="6">
+      <w:start w:val="1"/>
+      <w:numFmt w:val="none"/>
+      <w:suff w:val="nothing"/>
+      <w:lvlText w:val=""/>
+      <w:lvlJc w:val="left"/>
+      <w:pPr>
+        <w:tabs>
+          <w:tab w:val="num" w:pos="0"/>
+        </w:tabs>
+        <w:ind w:left="0" w:hanging="0"/>
+      </w:pPr>
+    </w:lvl>
+    <w:lvl w:ilvl="7">
+      <w:start w:val="1"/>
+      <w:numFmt w:val="none"/>
+      <w:suff w:val="nothing"/>
+      <w:lvlText w:val=""/>
+      <w:lvlJc w:val="left"/>
+      <w:pPr>
+        <w:tabs>
+          <w:tab w:val="num" w:pos="0"/>
+        </w:tabs>
+        <w:ind w:left="0" w:hanging="0"/>
+      </w:pPr>
+    </w:lvl>
+    <w:lvl w:ilvl="8">
+      <w:start w:val="1"/>
+      <w:numFmt w:val="none"/>
+      <w:suff w:val="nothing"/>
+      <w:lvlText w:val=""/>
+      <w:lvlJc w:val="left"/>
+      <w:pPr>
+        <w:tabs>
+          <w:tab w:val="num" w:pos="0"/>
+        </w:tabs>
+        <w:ind w:left="0" w:hanging="0"/>
+      </w:pPr>
+    </w:lvl>
+  </w:abstractNum>
+  <w:num w:numId="1">
+    <w:abstractNumId w:val="1"/>
+  </w:num>
+  <w:num w:numId="2">
+    <w:abstractNumId w:val="2"/>
+  </w:num>
+</w:numbering>
 </file>
 
 <file path=word/styles.xml><?xml version="1.0" encoding="utf-8"?>
@@ -4863,6 +5222,13 @@
       <w:rFonts w:ascii="Liberation Mono" w:hAnsi="Liberation Mono" w:eastAsia="Liberation Mono" w:cs="Liberation Mono"/>
     </w:rPr>
   </w:style>
+  <w:style w:type="character" w:styleId="Bulletsuser">
+    <w:name w:val="Bullets (user)"/>
+    <w:qFormat/>
+    <w:rPr>
+      <w:rFonts w:ascii="OpenSymbol" w:hAnsi="OpenSymbol" w:eastAsia="OpenSymbol" w:cs="OpenSymbol"/>
+    </w:rPr>
+  </w:style>
   <w:style w:type="paragraph" w:styleId="Heading" w:customStyle="1">
     <w:name w:val="Heading"/>
     <w:basedOn w:val="Normal"/>
@@ -5015,15 +5381,15 @@
       <w:bCs/>
     </w:rPr>
   </w:style>
-  <w:style w:type="paragraph" w:styleId="FrameContentsuser">
-    <w:name w:val="Frame Contents (user)"/>
+  <w:style w:type="paragraph" w:styleId="FrameContents">
+    <w:name w:val="Frame Contents"/>
     <w:basedOn w:val="Normal"/>
     <w:qFormat/>
     <w:pPr/>
     <w:rPr/>
   </w:style>
-  <w:style w:type="paragraph" w:styleId="FrameContents">
-    <w:name w:val="Frame Contents"/>
+  <w:style w:type="paragraph" w:styleId="FrameContentsuser">
+    <w:name w:val="Frame Contents (user)"/>
     <w:basedOn w:val="Normal"/>
     <w:qFormat/>
     <w:pPr/>

--- a/src/templates/Angebot-BU-KK-2.docx
+++ b/src/templates/Angebot-BU-KK-2.docx
@@ -18,7 +18,7 @@
         <mc:AlternateContent>
           <mc:Choice Requires="wps">
             <w:drawing>
-              <wp:anchor behindDoc="0" distT="72390" distB="72390" distL="66040" distR="72390" simplePos="0" locked="0" layoutInCell="0" allowOverlap="1" relativeHeight="5">
+              <wp:anchor behindDoc="0" distT="72390" distB="72390" distL="65405" distR="72390" simplePos="0" locked="0" layoutInCell="0" allowOverlap="1" relativeHeight="5">
                 <wp:simplePos x="0" y="0"/>
                 <wp:positionH relativeFrom="page">
                   <wp:posOffset>720090</wp:posOffset>
@@ -124,8 +124,8 @@
                               <w:tblLook w:val="04a0" w:noVBand="1" w:noHBand="0" w:lastColumn="0" w:firstColumn="1" w:lastRow="0" w:firstRow="1"/>
                             </w:tblPr>
                             <w:tblGrid>
-                              <w:gridCol w:w="4791"/>
-                              <w:gridCol w:w="2409"/>
+                              <w:gridCol w:w="4790"/>
+                              <w:gridCol w:w="2410"/>
                               <w:gridCol w:w="2835"/>
                             </w:tblGrid>
                             <w:tr>
@@ -134,7 +134,7 @@
                               </w:trPr>
                               <w:tc>
                                 <w:tcPr>
-                                  <w:tcW w:w="4791" w:type="dxa"/>
+                                  <w:tcW w:w="4790" w:type="dxa"/>
                                   <w:tcBorders>
                                     <w:top w:val="single" w:sz="8" w:space="0" w:color="FFFFFF"/>
                                     <w:left w:val="single" w:sz="8" w:space="0" w:color="FFFFFF"/>
@@ -238,7 +238,7 @@
                               </w:tc>
                               <w:tc>
                                 <w:tcPr>
-                                  <w:tcW w:w="2409" w:type="dxa"/>
+                                  <w:tcW w:w="2410" w:type="dxa"/>
                                   <w:tcBorders>
                                     <w:top w:val="single" w:sz="8" w:space="0" w:color="FFFFFF"/>
                                     <w:left w:val="single" w:sz="8" w:space="0" w:color="FFFFFF"/>
@@ -719,8 +719,8 @@
                         <w:tblLook w:val="04a0" w:noVBand="1" w:noHBand="0" w:lastColumn="0" w:firstColumn="1" w:lastRow="0" w:firstRow="1"/>
                       </w:tblPr>
                       <w:tblGrid>
-                        <w:gridCol w:w="4791"/>
-                        <w:gridCol w:w="2409"/>
+                        <w:gridCol w:w="4790"/>
+                        <w:gridCol w:w="2410"/>
                         <w:gridCol w:w="2835"/>
                       </w:tblGrid>
                       <w:tr>
@@ -729,7 +729,7 @@
                         </w:trPr>
                         <w:tc>
                           <w:tcPr>
-                            <w:tcW w:w="4791" w:type="dxa"/>
+                            <w:tcW w:w="4790" w:type="dxa"/>
                             <w:tcBorders>
                               <w:top w:val="single" w:sz="8" w:space="0" w:color="FFFFFF"/>
                               <w:left w:val="single" w:sz="8" w:space="0" w:color="FFFFFF"/>
@@ -833,7 +833,7 @@
                         </w:tc>
                         <w:tc>
                           <w:tcPr>
-                            <w:tcW w:w="2409" w:type="dxa"/>
+                            <w:tcW w:w="2410" w:type="dxa"/>
                             <w:tcBorders>
                               <w:top w:val="single" w:sz="8" w:space="0" w:color="FFFFFF"/>
                               <w:left w:val="single" w:sz="8" w:space="0" w:color="FFFFFF"/>
@@ -3162,7 +3162,7 @@
         <w:rPr>
           <w:rFonts w:ascii="Open Sans" w:hAnsi="Open Sans"/>
         </w:rPr>
-        <w:t>Der Auftrag kommt erst mit schriftlicher Bewilligung des Zuschusses durch die Pflegekasse zustande. Wird der Zuschuss abgelehnt, können Sie – wenn gewünscht – den Auftrag auch auf eigene Kosten erteilen. Es gilt dann der angebotene Preis.{#VermieterZustimmungHinweis}</w:t>
+        <w:t>Sollte die Pflegekasse den Zuschuss endgültig ablehnen – auch trotz eingereichtem Widerspruch – wird der Auftrag nichtig. Sie können aber – wenn gewünscht – den Auftrag auch auf eigene Kosten erteilen. Es gilt dann der angebotene Preis.{#VermieterZustimmungHinweis}</w:t>
       </w:r>
     </w:p>
     <w:p>
@@ -3186,7 +3186,7 @@
           <w:color w:val="000000"/>
           <w:lang w:val="de-DE"/>
         </w:rPr>
-        <w:t>Der Auftrag kommt erst mit schriftlicher Zustimmung des Vermieters zustande.{/VermieterZustimmungHinweis}</w:t>
+        <w:t>Dieser Auftrag setzt die schriftliche Zustimmung Ihres Vermieters voraus. Bitte senden Sie uns diese spätestens mit der Zuschussbestätigung Ihrer Pflegekasse zu.{/VermieterZustimmungHinweis}</w:t>
       </w:r>
     </w:p>
     <w:p>
@@ -3625,8 +3625,8 @@
       <w:tblLook w:val="04a0" w:noVBand="1" w:noHBand="0" w:lastColumn="0" w:firstColumn="1" w:lastRow="0" w:firstRow="1"/>
     </w:tblPr>
     <w:tblGrid>
-      <w:gridCol w:w="8072"/>
-      <w:gridCol w:w="1812"/>
+      <w:gridCol w:w="8073"/>
+      <w:gridCol w:w="1811"/>
     </w:tblGrid>
     <w:tr>
       <w:trPr>
@@ -3634,7 +3634,7 @@
       </w:trPr>
       <w:tc>
         <w:tcPr>
-          <w:tcW w:w="8072" w:type="dxa"/>
+          <w:tcW w:w="8073" w:type="dxa"/>
           <w:tcBorders>
             <w:top w:val="single" w:sz="8" w:space="0" w:color="FFFFFF"/>
             <w:left w:val="single" w:sz="8" w:space="0" w:color="FFFFFF"/>
@@ -3721,7 +3721,7 @@
       </w:tc>
       <w:tc>
         <w:tcPr>
-          <w:tcW w:w="1812" w:type="dxa"/>
+          <w:tcW w:w="1811" w:type="dxa"/>
           <w:tcBorders>
             <w:top w:val="single" w:sz="8" w:space="0" w:color="FFFFFF"/>
             <w:left w:val="single" w:sz="8" w:space="0" w:color="FFFFFF"/>
@@ -3916,8 +3916,8 @@
       <w:tblLook w:val="04a0" w:noVBand="1" w:noHBand="0" w:lastColumn="0" w:firstColumn="1" w:lastRow="0" w:firstRow="1"/>
     </w:tblPr>
     <w:tblGrid>
-      <w:gridCol w:w="8072"/>
-      <w:gridCol w:w="1812"/>
+      <w:gridCol w:w="8073"/>
+      <w:gridCol w:w="1811"/>
     </w:tblGrid>
     <w:tr>
       <w:trPr>
@@ -3925,7 +3925,7 @@
       </w:trPr>
       <w:tc>
         <w:tcPr>
-          <w:tcW w:w="8072" w:type="dxa"/>
+          <w:tcW w:w="8073" w:type="dxa"/>
           <w:tcBorders>
             <w:top w:val="single" w:sz="8" w:space="0" w:color="FFFFFF"/>
             <w:left w:val="single" w:sz="8" w:space="0" w:color="FFFFFF"/>
@@ -4012,7 +4012,7 @@
       </w:tc>
       <w:tc>
         <w:tcPr>
-          <w:tcW w:w="1812" w:type="dxa"/>
+          <w:tcW w:w="1811" w:type="dxa"/>
           <w:tcBorders>
             <w:top w:val="single" w:sz="8" w:space="0" w:color="FFFFFF"/>
             <w:left w:val="single" w:sz="8" w:space="0" w:color="FFFFFF"/>
@@ -5222,8 +5222,8 @@
       <w:rFonts w:ascii="Liberation Mono" w:hAnsi="Liberation Mono" w:eastAsia="Liberation Mono" w:cs="Liberation Mono"/>
     </w:rPr>
   </w:style>
-  <w:style w:type="character" w:styleId="Bulletsuser">
-    <w:name w:val="Bullets (user)"/>
+  <w:style w:type="character" w:styleId="Bullets">
+    <w:name w:val="Bullets"/>
     <w:qFormat/>
     <w:rPr>
       <w:rFonts w:ascii="OpenSymbol" w:hAnsi="OpenSymbol" w:eastAsia="OpenSymbol" w:cs="OpenSymbol"/>
@@ -5381,15 +5381,15 @@
       <w:bCs/>
     </w:rPr>
   </w:style>
-  <w:style w:type="paragraph" w:styleId="FrameContents">
-    <w:name w:val="Frame Contents"/>
+  <w:style w:type="paragraph" w:styleId="FrameContentsuser">
+    <w:name w:val="Frame Contents (user)"/>
     <w:basedOn w:val="Normal"/>
     <w:qFormat/>
     <w:pPr/>
     <w:rPr/>
   </w:style>
-  <w:style w:type="paragraph" w:styleId="FrameContentsuser">
-    <w:name w:val="Frame Contents (user)"/>
+  <w:style w:type="paragraph" w:styleId="FrameContents">
+    <w:name w:val="Frame Contents"/>
     <w:basedOn w:val="Normal"/>
     <w:qFormat/>
     <w:pPr/>
